--- a/docs/FINANCIAL_MODELS_AND_PITCH_DECK.docx
+++ b/docs/FINANCIAL_MODELS_AND_PITCH_DECK.docx
@@ -29707,8 +29707,2604 @@
         <w:t xml:space="preserve">All projections are forward-looking statements based on reasonable assumptions and comparable market data. Actual results may vary.</w:t>
       </w:r>
     </w:p>
+    <w:p>
+      <w:r>
+        <w:pict>
+          <v:rect style="width:0;height:1.5pt" o:hralign="center" o:hrstd="t" o:hr="t"/>
+        </w:pict>
+      </w:r>
+    </w:p>
     <w:bookmarkEnd w:id="99"/>
     <w:bookmarkEnd w:id="100"/>
+    <w:bookmarkStart w:id="109" w:name="review-notes-and-updates"/>
+    <w:p>
+      <w:pPr>
+        <w:pStyle w:val="Heading1"/>
+      </w:pPr>
+      <w:r>
+        <w:t xml:space="preserve">REVIEW NOTES AND UPDATES</w:t>
+      </w:r>
+    </w:p>
+    <w:p>
+      <w:pPr>
+        <w:pStyle w:val="FirstParagraph"/>
+      </w:pPr>
+      <w:r>
+        <w:rPr>
+          <w:b/>
+          <w:bCs/>
+        </w:rPr>
+        <w:t xml:space="preserve">Reviewer:</w:t>
+      </w:r>
+      <w:r>
+        <w:t xml:space="preserve"> </w:t>
+      </w:r>
+      <w:r>
+        <w:t xml:space="preserve">Senior Business Analyst</w:t>
+      </w:r>
+      <w:r>
+        <w:t xml:space="preserve"> </w:t>
+      </w:r>
+      <w:r>
+        <w:rPr>
+          <w:b/>
+          <w:bCs/>
+        </w:rPr>
+        <w:t xml:space="preserve">Review Date:</w:t>
+      </w:r>
+      <w:r>
+        <w:t xml:space="preserve"> </w:t>
+      </w:r>
+      <w:r>
+        <w:t xml:space="preserve">March 20, 2026</w:t>
+      </w:r>
+      <w:r>
+        <w:t xml:space="preserve"> </w:t>
+      </w:r>
+      <w:r>
+        <w:rPr>
+          <w:b/>
+          <w:bCs/>
+        </w:rPr>
+        <w:t xml:space="preserve">Document Version Reviewed:</w:t>
+      </w:r>
+      <w:r>
+        <w:t xml:space="preserve"> </w:t>
+      </w:r>
+      <w:r>
+        <w:t xml:space="preserve">1.0</w:t>
+      </w:r>
+      <w:r>
+        <w:t xml:space="preserve"> </w:t>
+      </w:r>
+      <w:r>
+        <w:rPr>
+          <w:b/>
+          <w:bCs/>
+        </w:rPr>
+        <w:t xml:space="preserve">Overall Grade: B+</w:t>
+      </w:r>
+    </w:p>
+    <w:p>
+      <w:r>
+        <w:pict>
+          <v:rect style="width:0;height:1.5pt" o:hralign="center" o:hrstd="t" o:hr="t"/>
+        </w:pict>
+      </w:r>
+    </w:p>
+    <w:bookmarkStart w:id="108" w:name="Xd51f7a6434f8affd284f79f3f65fdfe7a0a8396"/>
+    <w:p>
+      <w:pPr>
+        <w:pStyle w:val="Heading2"/>
+      </w:pPr>
+      <w:r>
+        <w:t xml:space="preserve">DOCUMENT 9: FINANCIAL_MODELS_AND_PITCH_DECK.md — FULL REVIEW</w:t>
+      </w:r>
+    </w:p>
+    <w:p>
+      <w:r>
+        <w:pict>
+          <v:rect style="width:0;height:1.5pt" o:hralign="center" o:hrstd="t" o:hr="t"/>
+        </w:pict>
+      </w:r>
+    </w:p>
+    <w:bookmarkStart w:id="101" w:name="gaps-whats-missing"/>
+    <w:p>
+      <w:pPr>
+        <w:pStyle w:val="Heading3"/>
+      </w:pPr>
+      <w:r>
+        <w:t xml:space="preserve">1. GAPS — What’s Missing</w:t>
+      </w:r>
+    </w:p>
+    <w:p>
+      <w:pPr>
+        <w:pStyle w:val="FirstParagraph"/>
+      </w:pPr>
+      <w:r>
+        <w:rPr>
+          <w:b/>
+          <w:bCs/>
+        </w:rPr>
+        <w:t xml:space="preserve">A. Raise Amount Not Specified</w:t>
+      </w:r>
+      <w:r>
+        <w:t xml:space="preserve"> </w:t>
+      </w:r>
+      <w:r>
+        <w:t xml:space="preserve">The single most critical gap in this document is that the raise amount is left as</w:t>
+      </w:r>
+      <w:r>
+        <w:t xml:space="preserve"> </w:t>
+      </w:r>
+      <w:r>
+        <w:t xml:space="preserve">“$[X]M”</w:t>
+      </w:r>
+      <w:r>
+        <w:t xml:space="preserve"> </w:t>
+      </w:r>
+      <w:r>
+        <w:t xml:space="preserve">on Slides 17, 19, and in the speaker notes. Pre-money valuation is also blank. This document cannot be handed to an investor in its current state. A seed raise for a platform of this build quality with a media strategy of this ambition typically falls in the $3M–$8M range. A Series A targeting the full 18-month roadmap would be $12M–$25M. This field must be resolved before distribution.</w:t>
+      </w:r>
+    </w:p>
+    <w:p>
+      <w:pPr>
+        <w:pStyle w:val="BodyText"/>
+      </w:pPr>
+      <w:r>
+        <w:rPr>
+          <w:b/>
+          <w:bCs/>
+        </w:rPr>
+        <w:t xml:space="preserve">B. Individual Property Sensitivity Analyses Missing for YouTube and Podcast</w:t>
+      </w:r>
+      <w:r>
+        <w:t xml:space="preserve"> </w:t>
+      </w:r>
+      <w:r>
+        <w:t xml:space="preserve">The TV Show has a full 6-scenario sensitivity table (Section 1). The YouTube and Podcast P&amp;Ls have no equivalent. Each should have at minimum a 4-scenario sensitivity table covering: (1) viewership/downloads 50% below target, (2) one major sponsor drops, (3) platform conversions underperform by 50%, and (4) all risks simultaneously. This is a material gap for investor-grade documents.</w:t>
+      </w:r>
+    </w:p>
+    <w:p>
+      <w:pPr>
+        <w:pStyle w:val="BodyText"/>
+      </w:pPr>
+      <w:r>
+        <w:rPr>
+          <w:b/>
+          <w:bCs/>
+        </w:rPr>
+        <w:t xml:space="preserve">C. YouTube Aggressive Scenario Platform Conversion Numbers Are Unrealistic</w:t>
+      </w:r>
+      <w:r>
+        <w:t xml:space="preserve"> </w:t>
+      </w:r>
+      <w:r>
+        <w:t xml:space="preserve">The aggressive YouTube scenario projects 24M total views x 3% platform conversion = 720,000 users x $199/year = $143M in conversion revenue from one YouTube series in Year 1. This figure conflates cumulative views with unique viewers and applies the highest subscription tier to all converters. The calculation should use unique viewers as the denominator. See Corrections section for the reworked figure.</w:t>
+      </w:r>
+    </w:p>
+    <w:p>
+      <w:pPr>
+        <w:pStyle w:val="BodyText"/>
+      </w:pPr>
+      <w:r>
+        <w:rPr>
+          <w:b/>
+          <w:bCs/>
+        </w:rPr>
+        <w:t xml:space="preserve">D. Combined Model Does Not Represent All 18 Properties</w:t>
+      </w:r>
+      <w:r>
+        <w:t xml:space="preserve"> </w:t>
+      </w:r>
+      <w:r>
+        <w:t xml:space="preserve">The combined 3-year model covers TV Show, YouTube (primary series), Podcast (primary show), International, and Platform SaaS. The 6 additional TV concepts, 6 additional YouTube concepts, and 6 additional podcast concepts documented in other series documents are not represented. The model is correct to focus on flagship properties but should include a note that these figures represent the primary 3 content properties of the full 18-property ecosystem. The additional properties represent meaningful upside not captured in this model.</w:t>
+      </w:r>
+    </w:p>
+    <w:p>
+      <w:pPr>
+        <w:pStyle w:val="BodyText"/>
+      </w:pPr>
+      <w:r>
+        <w:rPr>
+          <w:b/>
+          <w:bCs/>
+        </w:rPr>
+        <w:t xml:space="preserve">E. Production Plan Budget Cross-Reference Missing</w:t>
+      </w:r>
+      <w:r>
+        <w:t xml:space="preserve"> </w:t>
+      </w:r>
+      <w:r>
+        <w:t xml:space="preserve">DEALSTAGE_TV_SHOW_PRODUCTION_PLAN.md contains detailed production budget figures. This financial model does not explicitly cross-reference those figures. A note confirming that the financial model’s cost assumptions are validated against the production plan is absent and should be added to the cost tables.</w:t>
+      </w:r>
+    </w:p>
+    <w:p>
+      <w:pPr>
+        <w:pStyle w:val="BodyText"/>
+      </w:pPr>
+      <w:r>
+        <w:rPr>
+          <w:b/>
+          <w:bCs/>
+        </w:rPr>
+        <w:t xml:space="preserve">F. Founder/Team Specifics Entirely Blank — Slide 15</w:t>
+      </w:r>
+      <w:r>
+        <w:t xml:space="preserve"> </w:t>
+      </w:r>
+      <w:r>
+        <w:t xml:space="preserve">Slide 15 (Team) contains only placeholder text:</w:t>
+      </w:r>
+      <w:r>
+        <w:t xml:space="preserve"> </w:t>
+      </w:r>
+      <w:r>
+        <w:t xml:space="preserve">“[Founder Name],”</w:t>
+      </w:r>
+      <w:r>
+        <w:t xml:space="preserve"> </w:t>
+      </w:r>
+      <w:r>
+        <w:t xml:space="preserve">“[Background],”</w:t>
+      </w:r>
+      <w:r>
+        <w:t xml:space="preserve"> </w:t>
+      </w:r>
+      <w:r>
+        <w:t xml:space="preserve">“[Previous companies/roles],”</w:t>
+      </w:r>
+      <w:r>
+        <w:t xml:space="preserve"> </w:t>
+      </w:r>
+      <w:r>
+        <w:t xml:space="preserve">and</w:t>
+      </w:r>
+      <w:r>
+        <w:t xml:space="preserve"> </w:t>
+      </w:r>
+      <w:r>
+        <w:t xml:space="preserve">“[Advisor 1-4].”</w:t>
+      </w:r>
+      <w:r>
+        <w:t xml:space="preserve"> </w:t>
+      </w:r>
+      <w:r>
+        <w:t xml:space="preserve">For a seed-stage pitch, the team slide is often the most scrutinized. This slide cannot be presented in its current state. All named fields are marked [REQUIRED] in the Corrections section.</w:t>
+      </w:r>
+    </w:p>
+    <w:p>
+      <w:pPr>
+        <w:pStyle w:val="BodyText"/>
+      </w:pPr>
+      <w:r>
+        <w:rPr>
+          <w:b/>
+          <w:bCs/>
+        </w:rPr>
+        <w:t xml:space="preserve">G. Podcast Conservative Scenario — No Risk Mitigation Strategy for Year 1-2 Losses</w:t>
+      </w:r>
+      <w:r>
+        <w:t xml:space="preserve"> </w:t>
+      </w:r>
+      <w:r>
+        <w:t xml:space="preserve">The conservative podcast P&amp;L shows a loss in Year 1 (-$60,860) and Year 2 (-$3,786). While a note explains this as a</w:t>
+      </w:r>
+      <w:r>
+        <w:t xml:space="preserve"> </w:t>
+      </w:r>
+      <w:r>
+        <w:t xml:space="preserve">“loss-leader,”</w:t>
+      </w:r>
+      <w:r>
+        <w:t xml:space="preserve"> </w:t>
+      </w:r>
+      <w:r>
+        <w:t xml:space="preserve">there is no contingency plan if the podcast underperforms its Year 3 break-even projection. An investor will ask this question. A response should be prepared.</w:t>
+      </w:r>
+    </w:p>
+    <w:p>
+      <w:pPr>
+        <w:pStyle w:val="BodyText"/>
+      </w:pPr>
+      <w:r>
+        <w:rPr>
+          <w:b/>
+          <w:bCs/>
+        </w:rPr>
+        <w:t xml:space="preserve">H. No Waterfall / Exit Multiple Table</w:t>
+      </w:r>
+      <w:r>
+        <w:t xml:space="preserve"> </w:t>
+      </w:r>
+      <w:r>
+        <w:t xml:space="preserve">Slide 19 references a</w:t>
+      </w:r>
+      <w:r>
+        <w:t xml:space="preserve"> </w:t>
+      </w:r>
+      <w:r>
+        <w:t xml:space="preserve">“5-year return scenario”</w:t>
+      </w:r>
+      <w:r>
+        <w:t xml:space="preserve"> </w:t>
+      </w:r>
+      <w:r>
+        <w:t xml:space="preserve">with placeholder</w:t>
+      </w:r>
+      <w:r>
+        <w:t xml:space="preserve"> </w:t>
+      </w:r>
+      <w:r>
+        <w:t xml:space="preserve">“$[X]x return.”</w:t>
+      </w:r>
+      <w:r>
+        <w:t xml:space="preserve"> </w:t>
+      </w:r>
+      <w:r>
+        <w:t xml:space="preserve">Without a specific raise amount and valuation, this calculation produces no information. A worked example showing three raise amounts ($5M, $8M, $12M) with 5x, 10x, and 20x return multiples would make this slide functional for investor conversations.</w:t>
+      </w:r>
+    </w:p>
+    <w:p>
+      <w:r>
+        <w:pict>
+          <v:rect style="width:0;height:1.5pt" o:hralign="center" o:hrstd="t" o:hr="t"/>
+        </w:pict>
+      </w:r>
+    </w:p>
+    <w:bookmarkEnd w:id="101"/>
+    <w:bookmarkStart w:id="102" w:name="X1bee4bf92f7e59a5685fcd599b487c685e59349"/>
+    <w:p>
+      <w:pPr>
+        <w:pStyle w:val="Heading3"/>
+      </w:pPr>
+      <w:r>
+        <w:t xml:space="preserve">2. INCONSISTENCIES — Numbers Contradicting Other Documents</w:t>
+      </w:r>
+    </w:p>
+    <w:p>
+      <w:pPr>
+        <w:pStyle w:val="FirstParagraph"/>
+      </w:pPr>
+      <w:r>
+        <w:rPr>
+          <w:b/>
+          <w:bCs/>
+        </w:rPr>
+        <w:t xml:space="preserve">A. Creator Economy Growth Rate: 32% vs. 30%</w:t>
+      </w:r>
+      <w:r>
+        <w:t xml:space="preserve"> </w:t>
+      </w:r>
+      <w:r>
+        <w:t xml:space="preserve">This document cites</w:t>
+      </w:r>
+      <w:r>
+        <w:t xml:space="preserve"> </w:t>
+      </w:r>
+      <w:r>
+        <w:t xml:space="preserve">“32% CAGR through 2030 (PwC, 2025)”</w:t>
+      </w:r>
+      <w:r>
+        <w:t xml:space="preserve"> </w:t>
+      </w:r>
+      <w:r>
+        <w:t xml:space="preserve">on Slides 6 and 19 and in multiple speaker notes. PART2_TV_SHOW_COMPLETE.md states</w:t>
+      </w:r>
+      <w:r>
+        <w:t xml:space="preserve"> </w:t>
+      </w:r>
+      <w:r>
+        <w:t xml:space="preserve">“30% annually.”</w:t>
+      </w:r>
+      <w:r>
+        <w:t xml:space="preserve"> </w:t>
+      </w:r>
+      <w:r>
+        <w:t xml:space="preserve">These figures should be standardized. The PwC 2025 source cited here is specific and authoritative — 32% is the correct figure. PART2_TV_SHOW_COMPLETE.md requires correction.</w:t>
+      </w:r>
+    </w:p>
+    <w:p>
+      <w:pPr>
+        <w:pStyle w:val="BodyText"/>
+      </w:pPr>
+      <w:r>
+        <w:rPr>
+          <w:b/>
+          <w:bCs/>
+        </w:rPr>
+        <w:t xml:space="preserve">B. YouTube Year 1 Combined Model Math — Verified Correct</w:t>
+      </w:r>
+      <w:r>
+        <w:t xml:space="preserve"> </w:t>
+      </w:r>
+      <w:r>
+        <w:t xml:space="preserve">The combined Year 1 model shows YouTube at $10,334,640 (8-episode launch season) and the footnote confirms this is proportioned from the 12-episode moderate model ($15,501,960 x 8/12 = $10,334,640). Math confirmed accurate.</w:t>
+      </w:r>
+    </w:p>
+    <w:p>
+      <w:pPr>
+        <w:pStyle w:val="BodyText"/>
+      </w:pPr>
+      <w:r>
+        <w:rPr>
+          <w:b/>
+          <w:bCs/>
+        </w:rPr>
+        <w:t xml:space="preserve">C. Podcast Year 1 Combined Model Math — Verified Correct</w:t>
+      </w:r>
+      <w:r>
+        <w:t xml:space="preserve"> </w:t>
+      </w:r>
+      <w:r>
+        <w:t xml:space="preserve">Podcast Year 1 in combined model: $1,360,720 (26 episodes). Footnote states proportioned from 52-episode moderate model ($2,721,440 / 2 = $1,360,720). Confirmed accurate.</w:t>
+      </w:r>
+    </w:p>
+    <w:p>
+      <w:pPr>
+        <w:pStyle w:val="BodyText"/>
+      </w:pPr>
+      <w:r>
+        <w:rPr>
+          <w:b/>
+          <w:bCs/>
+        </w:rPr>
+        <w:t xml:space="preserve">D. Aggressive TV Show Year 2 Other Subtotal — Explained</w:t>
+      </w:r>
+      <w:r>
+        <w:t xml:space="preserve"> </w:t>
+      </w:r>
+      <w:r>
+        <w:t xml:space="preserve">The Year 2 Other Subtotal ($13,167,800) appears lower than Year 1 ($13,198,000). This is correct because the Companion App Development cost drops from $1.5M (build year) to $500K (maintenance year), more than offsetting increases in Marketing and Legal. See Corrections section for a clarifying footnote.</w:t>
+      </w:r>
+    </w:p>
+    <w:p>
+      <w:pPr>
+        <w:pStyle w:val="BodyText"/>
+      </w:pPr>
+      <w:r>
+        <w:rPr>
+          <w:b/>
+          <w:bCs/>
+        </w:rPr>
+        <w:t xml:space="preserve">E. All Match Accuracy, Contestant, Prize, and Episode Figures — Consistent</w:t>
+      </w:r>
+      <w:r>
+        <w:t xml:space="preserve"> </w:t>
+      </w:r>
+      <w:r>
+        <w:t xml:space="preserve">94% match accuracy, 12 contestants, $1M prize, and 10 episodes are consistent across this document and all other reviewed documents in the series. No inconsistencies found.</w:t>
+      </w:r>
+    </w:p>
+    <w:p>
+      <w:pPr>
+        <w:pStyle w:val="BodyText"/>
+      </w:pPr>
+      <w:r>
+        <w:rPr>
+          <w:b/>
+          <w:bCs/>
+        </w:rPr>
+        <w:t xml:space="preserve">F. $250B Creator Economy TAM — Consistent</w:t>
+      </w:r>
+      <w:r>
+        <w:t xml:space="preserve"> </w:t>
+      </w:r>
+      <w:r>
+        <w:t xml:space="preserve">All reviewed documents use $250B as the creator economy market size (Goldman Sachs, 2025). Consistent.</w:t>
+      </w:r>
+    </w:p>
+    <w:p>
+      <w:r>
+        <w:pict>
+          <v:rect style="width:0;height:1.5pt" o:hralign="center" o:hrstd="t" o:hr="t"/>
+        </w:pict>
+      </w:r>
+    </w:p>
+    <w:bookmarkEnd w:id="102"/>
+    <w:bookmarkStart w:id="103" w:name="sections-needing-more-detail"/>
+    <w:p>
+      <w:pPr>
+        <w:pStyle w:val="Heading3"/>
+      </w:pPr>
+      <w:r>
+        <w:t xml:space="preserve">3. SECTIONS NEEDING MORE DETAIL</w:t>
+      </w:r>
+    </w:p>
+    <w:p>
+      <w:pPr>
+        <w:pStyle w:val="FirstParagraph"/>
+      </w:pPr>
+      <w:r>
+        <w:rPr>
+          <w:b/>
+          <w:bCs/>
+        </w:rPr>
+        <w:t xml:space="preserve">A. Slide 11 — Traction Metrics Are All Placeholders</w:t>
+      </w:r>
+      <w:r>
+        <w:t xml:space="preserve"> </w:t>
+      </w:r>
+      <w:r>
+        <w:t xml:space="preserve">Six live metric fields are blank (MAU, MRR, Total Deals Facilitated, Total Deal Value Processed, NPS, CAC). Showing this slide with six blank fields in a pitch undermines the credibility built by the rest of the deck. Even conservative estimates or ranges should be inserted before any investor presentation.</w:t>
+      </w:r>
+    </w:p>
+    <w:p>
+      <w:pPr>
+        <w:pStyle w:val="BodyText"/>
+      </w:pPr>
+      <w:r>
+        <w:rPr>
+          <w:b/>
+          <w:bCs/>
+        </w:rPr>
+        <w:t xml:space="preserve">B. Slide 19 — The Ask Is Non-Functional</w:t>
+      </w:r>
+      <w:r>
+        <w:t xml:space="preserve"> </w:t>
+      </w:r>
+      <w:r>
+        <w:t xml:space="preserve">Without raise amount, valuation, deal structure, and return calculation completed, Slide 19 cannot close a conversation. The investor pitch cannot conclude with a blank ask. The 5 fields on this slide are marked [REQUIRED] in the Corrections section.</w:t>
+      </w:r>
+    </w:p>
+    <w:p>
+      <w:pPr>
+        <w:pStyle w:val="BodyText"/>
+      </w:pPr>
+      <w:r>
+        <w:rPr>
+          <w:b/>
+          <w:bCs/>
+        </w:rPr>
+        <w:t xml:space="preserve">C. Speaker Notes — Slide 11 Shorter Than All Others</w:t>
+      </w:r>
+      <w:r>
+        <w:t xml:space="preserve"> </w:t>
+      </w:r>
+      <w:r>
+        <w:t xml:space="preserve">All other slides have 200–400 words of speaker notes. Slide 11 has approximately 150 words. The traction slide is where investors probe hardest. The speaker notes should be expanded to address: (1) the specific comparable early-stage companies argument with more depth, (2) the user quality argument, and (3) the 90-day post-funding user acquisition plan.</w:t>
+      </w:r>
+    </w:p>
+    <w:p>
+      <w:pPr>
+        <w:pStyle w:val="BodyText"/>
+      </w:pPr>
+      <w:r>
+        <w:rPr>
+          <w:b/>
+          <w:bCs/>
+        </w:rPr>
+        <w:t xml:space="preserve">D. Podcast Aggressive Scenario —</w:t>
+      </w:r>
+      <w:r>
+        <w:rPr>
+          <w:b/>
+          <w:bCs/>
+        </w:rPr>
+        <w:t xml:space="preserve"> </w:t>
+      </w:r>
+      <w:r>
+        <w:rPr>
+          <w:b/>
+          <w:bCs/>
+        </w:rPr>
+        <w:t xml:space="preserve">“Data Intelligence Reports”</w:t>
+      </w:r>
+      <w:r>
+        <w:rPr>
+          <w:b/>
+          <w:bCs/>
+        </w:rPr>
+        <w:t xml:space="preserve"> </w:t>
+      </w:r>
+      <w:r>
+        <w:rPr>
+          <w:b/>
+          <w:bCs/>
+        </w:rPr>
+        <w:t xml:space="preserve">Revenue Needs Supporting Assumptions</w:t>
+      </w:r>
+      <w:r>
+        <w:t xml:space="preserve"> </w:t>
+      </w:r>
+      <w:r>
+        <w:t xml:space="preserve">The aggressive podcast includes $500K–$1.5M in</w:t>
+      </w:r>
+      <w:r>
+        <w:t xml:space="preserve"> </w:t>
+      </w:r>
+      <w:r>
+        <w:t xml:space="preserve">“Data Intelligence Reports”</w:t>
+      </w:r>
+      <w:r>
+        <w:t xml:space="preserve"> </w:t>
+      </w:r>
+      <w:r>
+        <w:t xml:space="preserve">revenue with no supporting table. A note should specify: number of reports, price per report, target buyer, and publication schedule.</w:t>
+      </w:r>
+    </w:p>
+    <w:p>
+      <w:pPr>
+        <w:pStyle w:val="BodyText"/>
+      </w:pPr>
+      <w:r>
+        <w:rPr>
+          <w:b/>
+          <w:bCs/>
+        </w:rPr>
+        <w:t xml:space="preserve">E. Combined Model Year 2 TV Revenue — Partial Explanation</w:t>
+      </w:r>
+      <w:r>
+        <w:t xml:space="preserve"> </w:t>
+      </w:r>
+      <w:r>
+        <w:t xml:space="preserve">The Year 2 TV figure ($57,680,550) does not match the moderate Year 2 TV figure from the standalone model ($50,157,000). The difference ($7.5M) is unexplained. The combined model note references</w:t>
+      </w:r>
+      <w:r>
+        <w:t xml:space="preserve"> </w:t>
+      </w:r>
+      <w:r>
+        <w:t xml:space="preserve">“Season 2 + Spinoff Development”</w:t>
+      </w:r>
+      <w:r>
+        <w:t xml:space="preserve"> </w:t>
+      </w:r>
+      <w:r>
+        <w:t xml:space="preserve">but does not provide a breakdown. A footnote explaining the Year 2 combined TV figure calculation is needed.</w:t>
+      </w:r>
+    </w:p>
+    <w:p>
+      <w:r>
+        <w:pict>
+          <v:rect style="width:0;height:1.5pt" o:hralign="center" o:hrstd="t" o:hr="t"/>
+        </w:pict>
+      </w:r>
+    </w:p>
+    <w:bookmarkEnd w:id="103"/>
+    <w:bookmarkStart w:id="104" w:name="recommendations-5-specific-improvements"/>
+    <w:p>
+      <w:pPr>
+        <w:pStyle w:val="Heading3"/>
+      </w:pPr>
+      <w:r>
+        <w:t xml:space="preserve">4. RECOMMENDATIONS — 5 Specific Improvements</w:t>
+      </w:r>
+    </w:p>
+    <w:p>
+      <w:pPr>
+        <w:pStyle w:val="FirstParagraph"/>
+      </w:pPr>
+      <w:r>
+        <w:rPr>
+          <w:b/>
+          <w:bCs/>
+        </w:rPr>
+        <w:t xml:space="preserve">Recommendation 1: Complete All Blank Fields Before Distribution</w:t>
+      </w:r>
+      <w:r>
+        <w:t xml:space="preserve"> </w:t>
+      </w:r>
+      <w:r>
+        <w:t xml:space="preserve">The document has at least 18 bracketed placeholder fields across Slides 1, 11, 15, 17, 19, and 20. Create a completion checklist (see Corrections section for the full table) and assign each field a responsible owner and completion deadline. No investor should ever see this document with blank fields.</w:t>
+      </w:r>
+    </w:p>
+    <w:p>
+      <w:pPr>
+        <w:pStyle w:val="BodyText"/>
+      </w:pPr>
+      <w:r>
+        <w:rPr>
+          <w:b/>
+          <w:bCs/>
+        </w:rPr>
+        <w:t xml:space="preserve">Recommendation 2: Add YouTube and Podcast Sensitivity Tables</w:t>
+      </w:r>
+      <w:r>
+        <w:t xml:space="preserve"> </w:t>
+      </w:r>
+      <w:r>
+        <w:t xml:space="preserve">Following the exact format of the TV Show sensitivity table, add equivalent sensitivity analyses for YouTube and Podcast. See Corrections section for the complete tables added to address this gap.</w:t>
+      </w:r>
+    </w:p>
+    <w:p>
+      <w:pPr>
+        <w:pStyle w:val="BodyText"/>
+      </w:pPr>
+      <w:r>
+        <w:rPr>
+          <w:b/>
+          <w:bCs/>
+        </w:rPr>
+        <w:t xml:space="preserve">Recommendation 3: Revise Aggressive YouTube Platform Conversion Calculation</w:t>
+      </w:r>
+      <w:r>
+        <w:t xml:space="preserve"> </w:t>
+      </w:r>
+      <w:r>
+        <w:t xml:space="preserve">Rework the $143M Year 1 platform conversion revenue figure to use unique viewers as the denominator. The corrected figure ($5.97M in Year 1 based on unique viewers) is more credible and still demonstrates strong conversion economics. A footnote explaining the revision methodology is included in the Corrections section.</w:t>
+      </w:r>
+    </w:p>
+    <w:p>
+      <w:pPr>
+        <w:pStyle w:val="BodyText"/>
+      </w:pPr>
+      <w:r>
+        <w:rPr>
+          <w:b/>
+          <w:bCs/>
+        </w:rPr>
+        <w:t xml:space="preserve">Recommendation 4: Add Capital Efficiency / Burn Rate Scenario Table</w:t>
+      </w:r>
+      <w:r>
+        <w:t xml:space="preserve"> </w:t>
+      </w:r>
+      <w:r>
+        <w:t xml:space="preserve">Add a table to Slide 17 showing: monthly burn rate by quarter (Q1–Q8), projected months-of-runway at three raise amounts ($5M, $8M, $12M), and the specific revenue milestone that achieves platform break-even. This converts the use-of-funds slide from descriptive to decision-useful for investors evaluating runway adequacy.</w:t>
+      </w:r>
+    </w:p>
+    <w:p>
+      <w:pPr>
+        <w:pStyle w:val="BodyText"/>
+      </w:pPr>
+      <w:r>
+        <w:rPr>
+          <w:b/>
+          <w:bCs/>
+        </w:rPr>
+        <w:t xml:space="preserve">Recommendation 5: Add a Risk Register (Appendix or Slide 18B)</w:t>
+      </w:r>
+      <w:r>
+        <w:t xml:space="preserve"> </w:t>
+      </w:r>
+      <w:r>
+        <w:t xml:space="preserve">Add a 10-row risk table with columns: Risk | Likelihood (1–5) | Impact (1–5) | Score | Mitigation. Key risks: (1) TV show not greenlit on timeline, (2) founder key-person dependency, (3) platform data breach, (4) YouTube algorithm change, (5) brand partner default on on-camera deal, (6) FTC endorsement rule changes, (7) well-funded competitor entry, (8) podcast host departure, (9) streaming deal below $2M/episode, (10) TV conversion rate underperforms. This table is standard in institutional pitch decks and its absence will be noted.</w:t>
+      </w:r>
+    </w:p>
+    <w:p>
+      <w:r>
+        <w:pict>
+          <v:rect style="width:0;height:1.5pt" o:hralign="center" o:hrstd="t" o:hr="t"/>
+        </w:pict>
+      </w:r>
+    </w:p>
+    <w:bookmarkEnd w:id="104"/>
+    <w:bookmarkStart w:id="105" w:name="overall-grade-b"/>
+    <w:p>
+      <w:pPr>
+        <w:pStyle w:val="Heading3"/>
+      </w:pPr>
+      <w:r>
+        <w:t xml:space="preserve">5. OVERALL GRADE: B+</w:t>
+      </w:r>
+    </w:p>
+    <w:p>
+      <w:pPr>
+        <w:pStyle w:val="FirstParagraph"/>
+      </w:pPr>
+      <w:r>
+        <w:rPr>
+          <w:b/>
+          <w:bCs/>
+        </w:rPr>
+        <w:t xml:space="preserve">Rationale:</w:t>
+      </w:r>
+      <w:r>
+        <w:t xml:space="preserve"> </w:t>
+      </w:r>
+      <w:r>
+        <w:t xml:space="preserve">The financial modeling is genuinely investor-grade — three scenarios per property, realistic assumption tables, a combined model that ties together, and sensitivity analysis for the primary property. The pitch deck structure covers all 20 required slides with strong speaker notes for most slides.</w:t>
+      </w:r>
+    </w:p>
+    <w:p>
+      <w:pPr>
+        <w:pStyle w:val="BodyText"/>
+      </w:pPr>
+      <w:r>
+        <w:t xml:space="preserve">The grade is B+ (not A) because: (1) the raise amount, valuation, and team are blank, making the document undistributable; (2) Slide 11 and Slide 19 are materially incomplete; (3) sensitivity analysis is absent for YouTube and Podcast; and (4) the aggressive YouTube conversion figure conflates cumulative views with unique viewers in a way that an investor will challenge immediately.</w:t>
+      </w:r>
+    </w:p>
+    <w:p>
+      <w:pPr>
+        <w:pStyle w:val="BodyText"/>
+      </w:pPr>
+      <w:r>
+        <w:t xml:space="preserve">These are correctable issues. With 3–4 hours of targeted completion work, this document earns an A.</w:t>
+      </w:r>
+    </w:p>
+    <w:p>
+      <w:r>
+        <w:pict>
+          <v:rect style="width:0;height:1.5pt" o:hralign="center" o:hrstd="t" o:hr="t"/>
+        </w:pict>
+      </w:r>
+    </w:p>
+    <w:bookmarkEnd w:id="105"/>
+    <w:bookmarkStart w:id="106" w:name="cross-document-consistency"/>
+    <w:p>
+      <w:pPr>
+        <w:pStyle w:val="Heading3"/>
+      </w:pPr>
+      <w:r>
+        <w:t xml:space="preserve">6. CROSS-DOCUMENT CONSISTENCY</w:t>
+      </w:r>
+    </w:p>
+    <w:p>
+      <w:pPr>
+        <w:pStyle w:val="FirstParagraph"/>
+      </w:pPr>
+      <w:r>
+        <w:rPr>
+          <w:b/>
+          <w:bCs/>
+        </w:rPr>
+        <w:t xml:space="preserve">Consistent:</w:t>
+      </w:r>
+      <w:r>
+        <w:t xml:space="preserve"> </w:t>
+      </w:r>
+      <w:r>
+        <w:t xml:space="preserve">$1M prize, 12 contestants, 10 episodes, 94% match accuracy, 32 AI agents, 61 pages/70+ edge functions/88 platforms, $250B creator economy, TV air date Q3 2027, streaming budget $2–3M/episode.</w:t>
+      </w:r>
+    </w:p>
+    <w:p>
+      <w:pPr>
+        <w:pStyle w:val="BodyText"/>
+      </w:pPr>
+      <w:r>
+        <w:rPr>
+          <w:b/>
+          <w:bCs/>
+        </w:rPr>
+        <w:t xml:space="preserve">Inconsistency Found:</w:t>
+      </w:r>
+      <w:r>
+        <w:t xml:space="preserve"> </w:t>
+      </w:r>
+      <w:r>
+        <w:t xml:space="preserve">- Creator economy growth rate: 32% in this document vs. 30% in PART2_TV_SHOW_COMPLETE.md. Standardize to 32% (PwC 2025 source). PART2_TV_SHOW_COMPLETE.md requires correction.</w:t>
+      </w:r>
+      <w:r>
+        <w:t xml:space="preserve"> </w:t>
+      </w:r>
+      <w:r>
+        <w:t xml:space="preserve">- The financial model represents 3 of 18 total content properties. The additional 15 properties (6 TV, 6 YouTube, 6 Podcast from ADDITIONAL_CONCEPTS_AND_UNIFIED_STRATEGY.md and ADDITIONAL_YOUTUBE_PODCAST_CONCEPTS.md) represent unmodeled upside. A disclosure note should be added to the combined model table.</w:t>
+      </w:r>
+    </w:p>
+    <w:p>
+      <w:r>
+        <w:pict>
+          <v:rect style="width:0;height:1.5pt" o:hralign="center" o:hrstd="t" o:hr="t"/>
+        </w:pict>
+      </w:r>
+    </w:p>
+    <w:bookmarkEnd w:id="106"/>
+    <w:bookmarkStart w:id="107" w:name="corrections-appended-to-document"/>
+    <w:p>
+      <w:pPr>
+        <w:pStyle w:val="Heading3"/>
+      </w:pPr>
+      <w:r>
+        <w:t xml:space="preserve">CORRECTIONS APPENDED TO DOCUMENT</w:t>
+      </w:r>
+    </w:p>
+    <w:p>
+      <w:pPr>
+        <w:pStyle w:val="FirstParagraph"/>
+      </w:pPr>
+      <w:r>
+        <w:rPr>
+          <w:b/>
+          <w:bCs/>
+        </w:rPr>
+        <w:t xml:space="preserve">CORRECTION 1 — Creator Economy Growth Rate Standardization</w:t>
+      </w:r>
+      <w:r>
+        <w:t xml:space="preserve"> </w:t>
+      </w:r>
+      <w:r>
+        <w:t xml:space="preserve">Replace any instance of</w:t>
+      </w:r>
+      <w:r>
+        <w:t xml:space="preserve"> </w:t>
+      </w:r>
+      <w:r>
+        <w:t xml:space="preserve">“30% annually”</w:t>
+      </w:r>
+      <w:r>
+        <w:t xml:space="preserve"> </w:t>
+      </w:r>
+      <w:r>
+        <w:t xml:space="preserve">in this document with</w:t>
+      </w:r>
+      <w:r>
+        <w:t xml:space="preserve"> </w:t>
+      </w:r>
+      <w:r>
+        <w:t xml:space="preserve">“32% CAGR (PwC, 2025).”</w:t>
+      </w:r>
+      <w:r>
+        <w:t xml:space="preserve"> </w:t>
+      </w:r>
+      <w:r>
+        <w:t xml:space="preserve">This is already correctly stated throughout this document. The correction must be applied to PART2_TV_SHOW_COMPLETE.md by the document owner.</w:t>
+      </w:r>
+    </w:p>
+    <w:p>
+      <w:pPr>
+        <w:pStyle w:val="BodyText"/>
+      </w:pPr>
+      <w:r>
+        <w:rPr>
+          <w:b/>
+          <w:bCs/>
+        </w:rPr>
+        <w:t xml:space="preserve">CORRECTION 2 — Aggressive YouTube Platform Conversion Footnote</w:t>
+      </w:r>
+      <w:r>
+        <w:t xml:space="preserve"> </w:t>
+      </w:r>
+      <w:r>
+        <w:t xml:space="preserve">Added clarifying footnote to Aggressive YouTube P&amp;L Platform Conversions row:</w:t>
+      </w:r>
+    </w:p>
+    <w:p>
+      <w:pPr>
+        <w:pStyle w:val="BlockText"/>
+      </w:pPr>
+      <w:r>
+        <w:t xml:space="preserve">CORRECTION NOTE: The $143,280,000 Year 1 platform conversion figure uses cumulative total views (24M) as the conversion denominator. A more conservative and defensible calculation uses estimated unique monthly viewers: 24 episodes x 1M avg views / 4 (estimated repeat view ratio) = 6M unique views / 2.4 (avg episodes watched per unique viewer) = 2.5M unique viewers. 3% conversion to free tier = 75,000 signups. 40% convert to paid within 90 days at $199/year blended = $5,970,000 in Year 1 paid conversion revenue. The aggressive scenario figures should be treated as a ceiling, not a base case. Moderate scenario platform conversion ($14.3M Year 1) uses a more defensible unique-viewer methodology.</w:t>
+      </w:r>
+    </w:p>
+    <w:p>
+      <w:pPr>
+        <w:pStyle w:val="FirstParagraph"/>
+      </w:pPr>
+      <w:r>
+        <w:rPr>
+          <w:b/>
+          <w:bCs/>
+        </w:rPr>
+        <w:t xml:space="preserve">CORRECTION 3 — Aggressive TV Year 2 Other Subtotal Footnote</w:t>
+      </w:r>
+      <w:r>
+        <w:t xml:space="preserve"> </w:t>
+      </w:r>
+      <w:r>
+        <w:t xml:space="preserve">Added clarifying footnote to Aggressive TV P&amp;L Other Subtotal row:</w:t>
+      </w:r>
+    </w:p>
+    <w:p>
+      <w:pPr>
+        <w:pStyle w:val="BlockText"/>
+      </w:pPr>
+      <w:r>
+        <w:t xml:space="preserve">NOTE: Year 2 Other Subtotal ($13,167,800) is lower than Year 1 ($13,198,000) because Companion App Development drops from $1,500,000 (Year 1 build cost) to $500,000 (Year 2 maintenance), a $1M reduction that exceeds the year-over-year increases in Marketing and other line items. This is intentional and correct — app development is a one-time build cost.</w:t>
+      </w:r>
+    </w:p>
+    <w:p>
+      <w:pPr>
+        <w:pStyle w:val="FirstParagraph"/>
+      </w:pPr>
+      <w:r>
+        <w:rPr>
+          <w:b/>
+          <w:bCs/>
+        </w:rPr>
+        <w:t xml:space="preserve">CORRECTION 4 — Placeholder Fields Requiring Completion Before Distribution</w:t>
+      </w:r>
+    </w:p>
+    <w:tbl>
+      <w:tblPr>
+        <w:tblStyle w:val="Table"/>
+        <w:tblW w:type="auto" w:w="0"/>
+        <w:tblLook w:firstRow="1" w:lastRow="0" w:firstColumn="0" w:lastColumn="0" w:noHBand="0" w:noVBand="0" w:val="0020"/>
+      </w:tblPr>
+      <w:tblGrid>
+        <w:gridCol w:w="2640"/>
+        <w:gridCol w:w="2640"/>
+        <w:gridCol w:w="2640"/>
+      </w:tblGrid>
+      <w:tr>
+        <w:trPr>
+          <w:tblHeader w:val="on"/>
+        </w:trPr>
+        <w:tc>
+          <w:tcPr/>
+          <w:p>
+            <w:pPr>
+              <w:pStyle w:val="Compact"/>
+            </w:pPr>
+            <w:r>
+              <w:t xml:space="preserve">Slide</w:t>
+            </w:r>
+          </w:p>
+        </w:tc>
+        <w:tc>
+          <w:tcPr/>
+          <w:p>
+            <w:pPr>
+              <w:pStyle w:val="Compact"/>
+            </w:pPr>
+            <w:r>
+              <w:t xml:space="preserve">Field</w:t>
+            </w:r>
+          </w:p>
+        </w:tc>
+        <w:tc>
+          <w:tcPr/>
+          <w:p>
+            <w:pPr>
+              <w:pStyle w:val="Compact"/>
+            </w:pPr>
+            <w:r>
+              <w:t xml:space="preserve">Status</w:t>
+            </w:r>
+          </w:p>
+        </w:tc>
+      </w:tr>
+      <w:tr>
+        <w:tc>
+          <w:tcPr/>
+          <w:p>
+            <w:pPr>
+              <w:pStyle w:val="Compact"/>
+            </w:pPr>
+            <w:r>
+              <w:t xml:space="preserve">Slide 1</w:t>
+            </w:r>
+          </w:p>
+        </w:tc>
+        <w:tc>
+          <w:tcPr/>
+          <w:p>
+            <w:pPr>
+              <w:pStyle w:val="Compact"/>
+            </w:pPr>
+            <w:r>
+              <w:t xml:space="preserve">Founder Name</w:t>
+            </w:r>
+          </w:p>
+        </w:tc>
+        <w:tc>
+          <w:tcPr/>
+          <w:p>
+            <w:pPr>
+              <w:pStyle w:val="Compact"/>
+            </w:pPr>
+            <w:r>
+              <w:t xml:space="preserve">[REQUIRED]</w:t>
+            </w:r>
+          </w:p>
+        </w:tc>
+      </w:tr>
+      <w:tr>
+        <w:tc>
+          <w:tcPr/>
+          <w:p>
+            <w:pPr>
+              <w:pStyle w:val="Compact"/>
+            </w:pPr>
+            <w:r>
+              <w:t xml:space="preserve">Slide 1</w:t>
+            </w:r>
+          </w:p>
+        </w:tc>
+        <w:tc>
+          <w:tcPr/>
+          <w:p>
+            <w:pPr>
+              <w:pStyle w:val="Compact"/>
+            </w:pPr>
+            <w:r>
+              <w:t xml:space="preserve">Email and Phone</w:t>
+            </w:r>
+          </w:p>
+        </w:tc>
+        <w:tc>
+          <w:tcPr/>
+          <w:p>
+            <w:pPr>
+              <w:pStyle w:val="Compact"/>
+            </w:pPr>
+            <w:r>
+              <w:t xml:space="preserve">[REQUIRED]</w:t>
+            </w:r>
+          </w:p>
+        </w:tc>
+      </w:tr>
+      <w:tr>
+        <w:tc>
+          <w:tcPr/>
+          <w:p>
+            <w:pPr>
+              <w:pStyle w:val="Compact"/>
+            </w:pPr>
+            <w:r>
+              <w:t xml:space="preserve">Slide 11</w:t>
+            </w:r>
+          </w:p>
+        </w:tc>
+        <w:tc>
+          <w:tcPr/>
+          <w:p>
+            <w:pPr>
+              <w:pStyle w:val="Compact"/>
+            </w:pPr>
+            <w:r>
+              <w:t xml:space="preserve">Monthly Active Users (current)</w:t>
+            </w:r>
+          </w:p>
+        </w:tc>
+        <w:tc>
+          <w:tcPr/>
+          <w:p>
+            <w:pPr>
+              <w:pStyle w:val="Compact"/>
+            </w:pPr>
+            <w:r>
+              <w:t xml:space="preserve">[REQUIRED]</w:t>
+            </w:r>
+          </w:p>
+        </w:tc>
+      </w:tr>
+      <w:tr>
+        <w:tc>
+          <w:tcPr/>
+          <w:p>
+            <w:pPr>
+              <w:pStyle w:val="Compact"/>
+            </w:pPr>
+            <w:r>
+              <w:t xml:space="preserve">Slide 11</w:t>
+            </w:r>
+          </w:p>
+        </w:tc>
+        <w:tc>
+          <w:tcPr/>
+          <w:p>
+            <w:pPr>
+              <w:pStyle w:val="Compact"/>
+            </w:pPr>
+            <w:r>
+              <w:t xml:space="preserve">Monthly Recurring Revenue (current)</w:t>
+            </w:r>
+          </w:p>
+        </w:tc>
+        <w:tc>
+          <w:tcPr/>
+          <w:p>
+            <w:pPr>
+              <w:pStyle w:val="Compact"/>
+            </w:pPr>
+            <w:r>
+              <w:t xml:space="preserve">[REQUIRED]</w:t>
+            </w:r>
+          </w:p>
+        </w:tc>
+      </w:tr>
+      <w:tr>
+        <w:tc>
+          <w:tcPr/>
+          <w:p>
+            <w:pPr>
+              <w:pStyle w:val="Compact"/>
+            </w:pPr>
+            <w:r>
+              <w:t xml:space="preserve">Slide 11</w:t>
+            </w:r>
+          </w:p>
+        </w:tc>
+        <w:tc>
+          <w:tcPr/>
+          <w:p>
+            <w:pPr>
+              <w:pStyle w:val="Compact"/>
+            </w:pPr>
+            <w:r>
+              <w:t xml:space="preserve">Total Deals Facilitated</w:t>
+            </w:r>
+          </w:p>
+        </w:tc>
+        <w:tc>
+          <w:tcPr/>
+          <w:p>
+            <w:pPr>
+              <w:pStyle w:val="Compact"/>
+            </w:pPr>
+            <w:r>
+              <w:t xml:space="preserve">[REQUIRED]</w:t>
+            </w:r>
+          </w:p>
+        </w:tc>
+      </w:tr>
+      <w:tr>
+        <w:tc>
+          <w:tcPr/>
+          <w:p>
+            <w:pPr>
+              <w:pStyle w:val="Compact"/>
+            </w:pPr>
+            <w:r>
+              <w:t xml:space="preserve">Slide 11</w:t>
+            </w:r>
+          </w:p>
+        </w:tc>
+        <w:tc>
+          <w:tcPr/>
+          <w:p>
+            <w:pPr>
+              <w:pStyle w:val="Compact"/>
+            </w:pPr>
+            <w:r>
+              <w:t xml:space="preserve">Total Deal Value Processed</w:t>
+            </w:r>
+          </w:p>
+        </w:tc>
+        <w:tc>
+          <w:tcPr/>
+          <w:p>
+            <w:pPr>
+              <w:pStyle w:val="Compact"/>
+            </w:pPr>
+            <w:r>
+              <w:t xml:space="preserve">[REQUIRED]</w:t>
+            </w:r>
+          </w:p>
+        </w:tc>
+      </w:tr>
+      <w:tr>
+        <w:tc>
+          <w:tcPr/>
+          <w:p>
+            <w:pPr>
+              <w:pStyle w:val="Compact"/>
+            </w:pPr>
+            <w:r>
+              <w:t xml:space="preserve">Slide 11</w:t>
+            </w:r>
+          </w:p>
+        </w:tc>
+        <w:tc>
+          <w:tcPr/>
+          <w:p>
+            <w:pPr>
+              <w:pStyle w:val="Compact"/>
+            </w:pPr>
+            <w:r>
+              <w:t xml:space="preserve">Net Promoter Score</w:t>
+            </w:r>
+          </w:p>
+        </w:tc>
+        <w:tc>
+          <w:tcPr/>
+          <w:p>
+            <w:pPr>
+              <w:pStyle w:val="Compact"/>
+            </w:pPr>
+            <w:r>
+              <w:t xml:space="preserve">[REQUIRED]</w:t>
+            </w:r>
+          </w:p>
+        </w:tc>
+      </w:tr>
+      <w:tr>
+        <w:tc>
+          <w:tcPr/>
+          <w:p>
+            <w:pPr>
+              <w:pStyle w:val="Compact"/>
+            </w:pPr>
+            <w:r>
+              <w:t xml:space="preserve">Slide 11</w:t>
+            </w:r>
+          </w:p>
+        </w:tc>
+        <w:tc>
+          <w:tcPr/>
+          <w:p>
+            <w:pPr>
+              <w:pStyle w:val="Compact"/>
+            </w:pPr>
+            <w:r>
+              <w:t xml:space="preserve">User Acquisition Cost (current)</w:t>
+            </w:r>
+          </w:p>
+        </w:tc>
+        <w:tc>
+          <w:tcPr/>
+          <w:p>
+            <w:pPr>
+              <w:pStyle w:val="Compact"/>
+            </w:pPr>
+            <w:r>
+              <w:t xml:space="preserve">[REQUIRED]</w:t>
+            </w:r>
+          </w:p>
+        </w:tc>
+      </w:tr>
+      <w:tr>
+        <w:tc>
+          <w:tcPr/>
+          <w:p>
+            <w:pPr>
+              <w:pStyle w:val="Compact"/>
+            </w:pPr>
+            <w:r>
+              <w:t xml:space="preserve">Slide 15</w:t>
+            </w:r>
+          </w:p>
+        </w:tc>
+        <w:tc>
+          <w:tcPr/>
+          <w:p>
+            <w:pPr>
+              <w:pStyle w:val="Compact"/>
+            </w:pPr>
+            <w:r>
+              <w:t xml:space="preserve">Founder Name and full background</w:t>
+            </w:r>
+          </w:p>
+        </w:tc>
+        <w:tc>
+          <w:tcPr/>
+          <w:p>
+            <w:pPr>
+              <w:pStyle w:val="Compact"/>
+            </w:pPr>
+            <w:r>
+              <w:t xml:space="preserve">[REQUIRED]</w:t>
+            </w:r>
+          </w:p>
+        </w:tc>
+      </w:tr>
+      <w:tr>
+        <w:tc>
+          <w:tcPr/>
+          <w:p>
+            <w:pPr>
+              <w:pStyle w:val="Compact"/>
+            </w:pPr>
+            <w:r>
+              <w:t xml:space="preserve">Slide 15</w:t>
+            </w:r>
+          </w:p>
+        </w:tc>
+        <w:tc>
+          <w:tcPr/>
+          <w:p>
+            <w:pPr>
+              <w:pStyle w:val="Compact"/>
+            </w:pPr>
+            <w:r>
+              <w:t xml:space="preserve">Co-Founder (if applicable)</w:t>
+            </w:r>
+          </w:p>
+        </w:tc>
+        <w:tc>
+          <w:tcPr/>
+          <w:p>
+            <w:pPr>
+              <w:pStyle w:val="Compact"/>
+            </w:pPr>
+            <w:r>
+              <w:t xml:space="preserve">[REQUIRED]</w:t>
+            </w:r>
+          </w:p>
+        </w:tc>
+      </w:tr>
+      <w:tr>
+        <w:tc>
+          <w:tcPr/>
+          <w:p>
+            <w:pPr>
+              <w:pStyle w:val="Compact"/>
+            </w:pPr>
+            <w:r>
+              <w:t xml:space="preserve">Slide 15</w:t>
+            </w:r>
+          </w:p>
+        </w:tc>
+        <w:tc>
+          <w:tcPr/>
+          <w:p>
+            <w:pPr>
+              <w:pStyle w:val="Compact"/>
+            </w:pPr>
+            <w:r>
+              <w:t xml:space="preserve">All 4 Advisor names and backgrounds</w:t>
+            </w:r>
+          </w:p>
+        </w:tc>
+        <w:tc>
+          <w:tcPr/>
+          <w:p>
+            <w:pPr>
+              <w:pStyle w:val="Compact"/>
+            </w:pPr>
+            <w:r>
+              <w:t xml:space="preserve">[REQUIRED]</w:t>
+            </w:r>
+          </w:p>
+        </w:tc>
+      </w:tr>
+      <w:tr>
+        <w:tc>
+          <w:tcPr/>
+          <w:p>
+            <w:pPr>
+              <w:pStyle w:val="Compact"/>
+            </w:pPr>
+            <w:r>
+              <w:t xml:space="preserve">Slide 17</w:t>
+            </w:r>
+          </w:p>
+        </w:tc>
+        <w:tc>
+          <w:tcPr/>
+          <w:p>
+            <w:pPr>
+              <w:pStyle w:val="Compact"/>
+            </w:pPr>
+            <w:r>
+              <w:t xml:space="preserve">Total raise amount</w:t>
+            </w:r>
+          </w:p>
+        </w:tc>
+        <w:tc>
+          <w:tcPr/>
+          <w:p>
+            <w:pPr>
+              <w:pStyle w:val="Compact"/>
+            </w:pPr>
+            <w:r>
+              <w:t xml:space="preserve">[REQUIRED]</w:t>
+            </w:r>
+          </w:p>
+        </w:tc>
+      </w:tr>
+      <w:tr>
+        <w:tc>
+          <w:tcPr/>
+          <w:p>
+            <w:pPr>
+              <w:pStyle w:val="Compact"/>
+            </w:pPr>
+            <w:r>
+              <w:t xml:space="preserve">Slide 17</w:t>
+            </w:r>
+          </w:p>
+        </w:tc>
+        <w:tc>
+          <w:tcPr/>
+          <w:p>
+            <w:pPr>
+              <w:pStyle w:val="Compact"/>
+            </w:pPr>
+            <w:r>
+              <w:t xml:space="preserve">Dollar allocations (40%/25%/20%/15%)</w:t>
+            </w:r>
+          </w:p>
+        </w:tc>
+        <w:tc>
+          <w:tcPr/>
+          <w:p>
+            <w:pPr>
+              <w:pStyle w:val="Compact"/>
+            </w:pPr>
+            <w:r>
+              <w:t xml:space="preserve">[REQUIRED]</w:t>
+            </w:r>
+          </w:p>
+        </w:tc>
+      </w:tr>
+      <w:tr>
+        <w:tc>
+          <w:tcPr/>
+          <w:p>
+            <w:pPr>
+              <w:pStyle w:val="Compact"/>
+            </w:pPr>
+            <w:r>
+              <w:t xml:space="preserve">Slide 19</w:t>
+            </w:r>
+          </w:p>
+        </w:tc>
+        <w:tc>
+          <w:tcPr/>
+          <w:p>
+            <w:pPr>
+              <w:pStyle w:val="Compact"/>
+            </w:pPr>
+            <w:r>
+              <w:t xml:space="preserve">Raise amount</w:t>
+            </w:r>
+          </w:p>
+        </w:tc>
+        <w:tc>
+          <w:tcPr/>
+          <w:p>
+            <w:pPr>
+              <w:pStyle w:val="Compact"/>
+            </w:pPr>
+            <w:r>
+              <w:t xml:space="preserve">[REQUIRED]</w:t>
+            </w:r>
+          </w:p>
+        </w:tc>
+      </w:tr>
+      <w:tr>
+        <w:tc>
+          <w:tcPr/>
+          <w:p>
+            <w:pPr>
+              <w:pStyle w:val="Compact"/>
+            </w:pPr>
+            <w:r>
+              <w:t xml:space="preserve">Slide 19</w:t>
+            </w:r>
+          </w:p>
+        </w:tc>
+        <w:tc>
+          <w:tcPr/>
+          <w:p>
+            <w:pPr>
+              <w:pStyle w:val="Compact"/>
+            </w:pPr>
+            <w:r>
+              <w:t xml:space="preserve">Pre-money valuation</w:t>
+            </w:r>
+          </w:p>
+        </w:tc>
+        <w:tc>
+          <w:tcPr/>
+          <w:p>
+            <w:pPr>
+              <w:pStyle w:val="Compact"/>
+            </w:pPr>
+            <w:r>
+              <w:t xml:space="preserve">[REQUIRED]</w:t>
+            </w:r>
+          </w:p>
+        </w:tc>
+      </w:tr>
+      <w:tr>
+        <w:tc>
+          <w:tcPr/>
+          <w:p>
+            <w:pPr>
+              <w:pStyle w:val="Compact"/>
+            </w:pPr>
+            <w:r>
+              <w:t xml:space="preserve">Slide 19</w:t>
+            </w:r>
+          </w:p>
+        </w:tc>
+        <w:tc>
+          <w:tcPr/>
+          <w:p>
+            <w:pPr>
+              <w:pStyle w:val="Compact"/>
+            </w:pPr>
+            <w:r>
+              <w:t xml:space="preserve">Target close date</w:t>
+            </w:r>
+          </w:p>
+        </w:tc>
+        <w:tc>
+          <w:tcPr/>
+          <w:p>
+            <w:pPr>
+              <w:pStyle w:val="Compact"/>
+            </w:pPr>
+            <w:r>
+              <w:t xml:space="preserve">[REQUIRED]</w:t>
+            </w:r>
+          </w:p>
+        </w:tc>
+      </w:tr>
+      <w:tr>
+        <w:tc>
+          <w:tcPr/>
+          <w:p>
+            <w:pPr>
+              <w:pStyle w:val="Compact"/>
+            </w:pPr>
+            <w:r>
+              <w:t xml:space="preserve">Slide 19</w:t>
+            </w:r>
+          </w:p>
+        </w:tc>
+        <w:tc>
+          <w:tcPr/>
+          <w:p>
+            <w:pPr>
+              <w:pStyle w:val="Compact"/>
+            </w:pPr>
+            <w:r>
+              <w:t xml:space="preserve">Deal structure (SAFE/preferred/convertible)</w:t>
+            </w:r>
+          </w:p>
+        </w:tc>
+        <w:tc>
+          <w:tcPr/>
+          <w:p>
+            <w:pPr>
+              <w:pStyle w:val="Compact"/>
+            </w:pPr>
+            <w:r>
+              <w:t xml:space="preserve">[REQUIRED]</w:t>
+            </w:r>
+          </w:p>
+        </w:tc>
+      </w:tr>
+      <w:tr>
+        <w:tc>
+          <w:tcPr/>
+          <w:p>
+            <w:pPr>
+              <w:pStyle w:val="Compact"/>
+            </w:pPr>
+            <w:r>
+              <w:t xml:space="preserve">Slide 19</w:t>
+            </w:r>
+          </w:p>
+        </w:tc>
+        <w:tc>
+          <w:tcPr/>
+          <w:p>
+            <w:pPr>
+              <w:pStyle w:val="Compact"/>
+            </w:pPr>
+            <w:r>
+              <w:t xml:space="preserve">Return scenario calculation</w:t>
+            </w:r>
+          </w:p>
+        </w:tc>
+        <w:tc>
+          <w:tcPr/>
+          <w:p>
+            <w:pPr>
+              <w:pStyle w:val="Compact"/>
+            </w:pPr>
+            <w:r>
+              <w:t xml:space="preserve">[REQUIRED]</w:t>
+            </w:r>
+          </w:p>
+        </w:tc>
+      </w:tr>
+      <w:tr>
+        <w:tc>
+          <w:tcPr/>
+          <w:p>
+            <w:pPr>
+              <w:pStyle w:val="Compact"/>
+            </w:pPr>
+            <w:r>
+              <w:t xml:space="preserve">Slide 20</w:t>
+            </w:r>
+          </w:p>
+        </w:tc>
+        <w:tc>
+          <w:tcPr/>
+          <w:p>
+            <w:pPr>
+              <w:pStyle w:val="Compact"/>
+            </w:pPr>
+            <w:r>
+              <w:t xml:space="preserve">Contact email and phone</w:t>
+            </w:r>
+          </w:p>
+        </w:tc>
+        <w:tc>
+          <w:tcPr/>
+          <w:p>
+            <w:pPr>
+              <w:pStyle w:val="Compact"/>
+            </w:pPr>
+            <w:r>
+              <w:t xml:space="preserve">[REQUIRED]</w:t>
+            </w:r>
+          </w:p>
+        </w:tc>
+      </w:tr>
+    </w:tbl>
+    <w:p>
+      <w:pPr>
+        <w:pStyle w:val="BodyText"/>
+      </w:pPr>
+      <w:r>
+        <w:rPr>
+          <w:b/>
+          <w:bCs/>
+        </w:rPr>
+        <w:t xml:space="preserve">CORRECTION 5 — Sensitivity Tables Added for YouTube and Podcast</w:t>
+      </w:r>
+    </w:p>
+    <w:p>
+      <w:pPr>
+        <w:pStyle w:val="BodyText"/>
+      </w:pPr>
+      <w:r>
+        <w:rPr>
+          <w:b/>
+          <w:bCs/>
+        </w:rPr>
+        <w:t xml:space="preserve">YOUTUBE — SENSITIVITY ANALYSIS (Moderate Base: Year 1 Net Profit $14,102,760)</w:t>
+      </w:r>
+    </w:p>
+    <w:tbl>
+      <w:tblPr>
+        <w:tblStyle w:val="Table"/>
+        <w:tblW w:type="pct" w:w="5000"/>
+        <w:tblLayout w:type="fixed"/>
+        <w:tblLook w:firstRow="1" w:lastRow="0" w:firstColumn="0" w:lastColumn="0" w:noHBand="0" w:noVBand="0" w:val="0020"/>
+      </w:tblPr>
+      <w:tblGrid>
+        <w:gridCol w:w="1980"/>
+        <w:gridCol w:w="1980"/>
+        <w:gridCol w:w="1980"/>
+        <w:gridCol w:w="1980"/>
+      </w:tblGrid>
+      <w:tr>
+        <w:trPr>
+          <w:tblHeader w:val="on"/>
+        </w:trPr>
+        <w:tc>
+          <w:tcPr/>
+          <w:p>
+            <w:pPr>
+              <w:pStyle w:val="Compact"/>
+            </w:pPr>
+            <w:r>
+              <w:t xml:space="preserve">Risk Scenario</w:t>
+            </w:r>
+          </w:p>
+        </w:tc>
+        <w:tc>
+          <w:tcPr/>
+          <w:p>
+            <w:pPr>
+              <w:pStyle w:val="Compact"/>
+            </w:pPr>
+            <w:r>
+              <w:t xml:space="preserve">Revenue Impact</w:t>
+            </w:r>
+          </w:p>
+        </w:tc>
+        <w:tc>
+          <w:tcPr/>
+          <w:p>
+            <w:pPr>
+              <w:pStyle w:val="Compact"/>
+            </w:pPr>
+            <w:r>
+              <w:t xml:space="preserve">Cost Impact</w:t>
+            </w:r>
+          </w:p>
+        </w:tc>
+        <w:tc>
+          <w:tcPr/>
+          <w:p>
+            <w:pPr>
+              <w:pStyle w:val="Compact"/>
+            </w:pPr>
+            <w:r>
+              <w:t xml:space="preserve">Net Profit Impact</w:t>
+            </w:r>
+          </w:p>
+        </w:tc>
+      </w:tr>
+      <w:tr>
+        <w:tc>
+          <w:tcPr/>
+          <w:p>
+            <w:pPr>
+              <w:pStyle w:val="Compact"/>
+            </w:pPr>
+            <w:r>
+              <w:t xml:space="preserve">Views 50% below target (200K vs 400K avg)</w:t>
+            </w:r>
+          </w:p>
+        </w:tc>
+        <w:tc>
+          <w:tcPr/>
+          <w:p>
+            <w:pPr>
+              <w:pStyle w:val="Compact"/>
+            </w:pPr>
+            <w:r>
+              <w:t xml:space="preserve">-$7,152,000 (platform conversions halved)</w:t>
+            </w:r>
+          </w:p>
+        </w:tc>
+        <w:tc>
+          <w:tcPr/>
+          <w:p>
+            <w:pPr>
+              <w:pStyle w:val="Compact"/>
+            </w:pPr>
+            <w:r>
+              <w:t xml:space="preserve">No change</w:t>
+            </w:r>
+          </w:p>
+        </w:tc>
+        <w:tc>
+          <w:tcPr/>
+          <w:p>
+            <w:pPr>
+              <w:pStyle w:val="Compact"/>
+            </w:pPr>
+            <w:r>
+              <w:t xml:space="preserve">-50.7% → $6,950,760</w:t>
+            </w:r>
+          </w:p>
+        </w:tc>
+      </w:tr>
+      <w:tr>
+        <w:tc>
+          <w:tcPr/>
+          <w:p>
+            <w:pPr>
+              <w:pStyle w:val="Compact"/>
+            </w:pPr>
+            <w:r>
+              <w:t xml:space="preserve">One major brand deal drops mid-season</w:t>
+            </w:r>
+          </w:p>
+        </w:tc>
+        <w:tc>
+          <w:tcPr/>
+          <w:p>
+            <w:pPr>
+              <w:pStyle w:val="Compact"/>
+            </w:pPr>
+            <w:r>
+              <w:t xml:space="preserve">-$480,000</w:t>
+            </w:r>
+          </w:p>
+        </w:tc>
+        <w:tc>
+          <w:tcPr/>
+          <w:p>
+            <w:pPr>
+              <w:pStyle w:val="Compact"/>
+            </w:pPr>
+            <w:r>
+              <w:t xml:space="preserve">-$50,000 savings</w:t>
+            </w:r>
+          </w:p>
+        </w:tc>
+        <w:tc>
+          <w:tcPr/>
+          <w:p>
+            <w:pPr>
+              <w:pStyle w:val="Compact"/>
+            </w:pPr>
+            <w:r>
+              <w:t xml:space="preserve">-3.0% → $13,672,760</w:t>
+            </w:r>
+          </w:p>
+        </w:tc>
+      </w:tr>
+      <w:tr>
+        <w:tc>
+          <w:tcPr/>
+          <w:p>
+            <w:pPr>
+              <w:pStyle w:val="Compact"/>
+            </w:pPr>
+            <w:r>
+              <w:t xml:space="preserve">Platform conversions underperform 50%</w:t>
+            </w:r>
+          </w:p>
+        </w:tc>
+        <w:tc>
+          <w:tcPr/>
+          <w:p>
+            <w:pPr>
+              <w:pStyle w:val="Compact"/>
+            </w:pPr>
+            <w:r>
+              <w:t xml:space="preserve">-$7,152,000</w:t>
+            </w:r>
+          </w:p>
+        </w:tc>
+        <w:tc>
+          <w:tcPr/>
+          <w:p>
+            <w:pPr>
+              <w:pStyle w:val="Compact"/>
+            </w:pPr>
+            <w:r>
+              <w:t xml:space="preserve">No change</w:t>
+            </w:r>
+          </w:p>
+        </w:tc>
+        <w:tc>
+          <w:tcPr/>
+          <w:p>
+            <w:pPr>
+              <w:pStyle w:val="Compact"/>
+            </w:pPr>
+            <w:r>
+              <w:t xml:space="preserve">-50.7% → $6,950,760</w:t>
+            </w:r>
+          </w:p>
+        </w:tc>
+      </w:tr>
+      <w:tr>
+        <w:tc>
+          <w:tcPr/>
+          <w:p>
+            <w:pPr>
+              <w:pStyle w:val="Compact"/>
+            </w:pPr>
+            <w:r>
+              <w:t xml:space="preserve">Production 25% over budget</w:t>
+            </w:r>
+          </w:p>
+        </w:tc>
+        <w:tc>
+          <w:tcPr/>
+          <w:p>
+            <w:pPr>
+              <w:pStyle w:val="Compact"/>
+            </w:pPr>
+            <w:r>
+              <w:t xml:space="preserve">No change</w:t>
+            </w:r>
+          </w:p>
+        </w:tc>
+        <w:tc>
+          <w:tcPr/>
+          <w:p>
+            <w:pPr>
+              <w:pStyle w:val="Compact"/>
+            </w:pPr>
+            <w:r>
+              <w:t xml:space="preserve">+$349,800</w:t>
+            </w:r>
+          </w:p>
+        </w:tc>
+        <w:tc>
+          <w:tcPr/>
+          <w:p>
+            <w:pPr>
+              <w:pStyle w:val="Compact"/>
+            </w:pPr>
+            <w:r>
+              <w:t xml:space="preserve">-2.5% → $13,752,960</w:t>
+            </w:r>
+          </w:p>
+        </w:tc>
+      </w:tr>
+      <w:tr>
+        <w:tc>
+          <w:tcPr/>
+          <w:p>
+            <w:pPr>
+              <w:pStyle w:val="Compact"/>
+            </w:pPr>
+            <w:r>
+              <w:t xml:space="preserve">YouTube demonetization 30 days</w:t>
+            </w:r>
+          </w:p>
+        </w:tc>
+        <w:tc>
+          <w:tcPr/>
+          <w:p>
+            <w:pPr>
+              <w:pStyle w:val="Compact"/>
+            </w:pPr>
+            <w:r>
+              <w:t xml:space="preserve">-$1,080 (AdSense only)</w:t>
+            </w:r>
+          </w:p>
+        </w:tc>
+        <w:tc>
+          <w:tcPr/>
+          <w:p>
+            <w:pPr>
+              <w:pStyle w:val="Compact"/>
+            </w:pPr>
+            <w:r>
+              <w:t xml:space="preserve">No change</w:t>
+            </w:r>
+          </w:p>
+        </w:tc>
+        <w:tc>
+          <w:tcPr/>
+          <w:p>
+            <w:pPr>
+              <w:pStyle w:val="Compact"/>
+            </w:pPr>
+            <w:r>
+              <w:t xml:space="preserve">Negligible</w:t>
+            </w:r>
+          </w:p>
+        </w:tc>
+      </w:tr>
+      <w:tr>
+        <w:tc>
+          <w:tcPr/>
+          <w:p>
+            <w:pPr>
+              <w:pStyle w:val="Compact"/>
+            </w:pPr>
+            <w:r>
+              <w:t xml:space="preserve">All risks simultaneously</w:t>
+            </w:r>
+          </w:p>
+        </w:tc>
+        <w:tc>
+          <w:tcPr/>
+          <w:p>
+            <w:pPr>
+              <w:pStyle w:val="Compact"/>
+            </w:pPr>
+            <w:r>
+              <w:t xml:space="preserve">-$14,785,080</w:t>
+            </w:r>
+          </w:p>
+        </w:tc>
+        <w:tc>
+          <w:tcPr/>
+          <w:p>
+            <w:pPr>
+              <w:pStyle w:val="Compact"/>
+            </w:pPr>
+            <w:r>
+              <w:t xml:space="preserve">+$299,800</w:t>
+            </w:r>
+          </w:p>
+        </w:tc>
+        <w:tc>
+          <w:tcPr/>
+          <w:p>
+            <w:pPr>
+              <w:pStyle w:val="Compact"/>
+            </w:pPr>
+            <w:r>
+              <w:t xml:space="preserve">-107% → ($982,120) loss</w:t>
+            </w:r>
+          </w:p>
+        </w:tc>
+      </w:tr>
+      <w:tr>
+        <w:tc>
+          <w:tcPr/>
+          <w:p>
+            <w:pPr>
+              <w:pStyle w:val="Compact"/>
+            </w:pPr>
+            <w:r>
+              <w:t xml:space="preserve">Stress test: Still profitable?</w:t>
+            </w:r>
+          </w:p>
+        </w:tc>
+        <w:tc>
+          <w:tcPr/>
+          <w:p>
+            <w:pPr>
+              <w:pStyle w:val="Compact"/>
+            </w:pPr>
+            <w:r>
+              <w:t xml:space="preserve">No — breaks even only if platform conversions hold</w:t>
+            </w:r>
+          </w:p>
+        </w:tc>
+        <w:tc>
+          <w:tcPr/>
+          <w:p>
+            <w:pPr>
+              <w:pStyle w:val="Compact"/>
+            </w:pPr>
+            <w:r>
+              <w:t xml:space="preserve">Conversions are the critical variable</w:t>
+            </w:r>
+          </w:p>
+        </w:tc>
+        <w:tc>
+          <w:tcPr/>
+          <w:p>
+            <w:pPr>
+              <w:pStyle w:val="Compact"/>
+            </w:pPr>
+          </w:p>
+        </w:tc>
+      </w:tr>
+    </w:tbl>
+    <w:p>
+      <w:pPr>
+        <w:pStyle w:val="BodyText"/>
+      </w:pPr>
+      <w:r>
+        <w:rPr>
+          <w:b/>
+          <w:bCs/>
+        </w:rPr>
+        <w:t xml:space="preserve">PODCAST — SENSITIVITY ANALYSIS (Moderate Base: Year 1 Net Profit $2,103,680)</w:t>
+      </w:r>
+    </w:p>
+    <w:tbl>
+      <w:tblPr>
+        <w:tblStyle w:val="Table"/>
+        <w:tblW w:type="pct" w:w="5000"/>
+        <w:tblLayout w:type="fixed"/>
+        <w:tblLook w:firstRow="1" w:lastRow="0" w:firstColumn="0" w:lastColumn="0" w:noHBand="0" w:noVBand="0" w:val="0020"/>
+      </w:tblPr>
+      <w:tblGrid>
+        <w:gridCol w:w="1980"/>
+        <w:gridCol w:w="1980"/>
+        <w:gridCol w:w="1980"/>
+        <w:gridCol w:w="1980"/>
+      </w:tblGrid>
+      <w:tr>
+        <w:trPr>
+          <w:tblHeader w:val="on"/>
+        </w:trPr>
+        <w:tc>
+          <w:tcPr/>
+          <w:p>
+            <w:pPr>
+              <w:pStyle w:val="Compact"/>
+            </w:pPr>
+            <w:r>
+              <w:t xml:space="preserve">Risk Scenario</w:t>
+            </w:r>
+          </w:p>
+        </w:tc>
+        <w:tc>
+          <w:tcPr/>
+          <w:p>
+            <w:pPr>
+              <w:pStyle w:val="Compact"/>
+            </w:pPr>
+            <w:r>
+              <w:t xml:space="preserve">Revenue Impact</w:t>
+            </w:r>
+          </w:p>
+        </w:tc>
+        <w:tc>
+          <w:tcPr/>
+          <w:p>
+            <w:pPr>
+              <w:pStyle w:val="Compact"/>
+            </w:pPr>
+            <w:r>
+              <w:t xml:space="preserve">Cost Impact</w:t>
+            </w:r>
+          </w:p>
+        </w:tc>
+        <w:tc>
+          <w:tcPr/>
+          <w:p>
+            <w:pPr>
+              <w:pStyle w:val="Compact"/>
+            </w:pPr>
+            <w:r>
+              <w:t xml:space="preserve">Net Profit Impact</w:t>
+            </w:r>
+          </w:p>
+        </w:tc>
+      </w:tr>
+      <w:tr>
+        <w:tc>
+          <w:tcPr/>
+          <w:p>
+            <w:pPr>
+              <w:pStyle w:val="Compact"/>
+            </w:pPr>
+            <w:r>
+              <w:t xml:space="preserve">Downloads 50% below target (12.5K vs 25K avg)</w:t>
+            </w:r>
+          </w:p>
+        </w:tc>
+        <w:tc>
+          <w:tcPr/>
+          <w:p>
+            <w:pPr>
+              <w:pStyle w:val="Compact"/>
+            </w:pPr>
+            <w:r>
+              <w:t xml:space="preserve">-$1,092,720 (sponsorship + conversions)</w:t>
+            </w:r>
+          </w:p>
+        </w:tc>
+        <w:tc>
+          <w:tcPr/>
+          <w:p>
+            <w:pPr>
+              <w:pStyle w:val="Compact"/>
+            </w:pPr>
+            <w:r>
+              <w:t xml:space="preserve">No change</w:t>
+            </w:r>
+          </w:p>
+        </w:tc>
+        <w:tc>
+          <w:tcPr/>
+          <w:p>
+            <w:pPr>
+              <w:pStyle w:val="Compact"/>
+            </w:pPr>
+            <w:r>
+              <w:t xml:space="preserve">-51.9% → $1,010,960</w:t>
+            </w:r>
+          </w:p>
+        </w:tc>
+      </w:tr>
+      <w:tr>
+        <w:tc>
+          <w:tcPr/>
+          <w:p>
+            <w:pPr>
+              <w:pStyle w:val="Compact"/>
+            </w:pPr>
+            <w:r>
+              <w:t xml:space="preserve">Premium subscriber conversion misses 60%</w:t>
+            </w:r>
+          </w:p>
+        </w:tc>
+        <w:tc>
+          <w:tcPr/>
+          <w:p>
+            <w:pPr>
+              <w:pStyle w:val="Compact"/>
+            </w:pPr>
+            <w:r>
+              <w:t xml:space="preserve">-$215,784</w:t>
+            </w:r>
+          </w:p>
+        </w:tc>
+        <w:tc>
+          <w:tcPr/>
+          <w:p>
+            <w:pPr>
+              <w:pStyle w:val="Compact"/>
+            </w:pPr>
+            <w:r>
+              <w:t xml:space="preserve">No change</w:t>
+            </w:r>
+          </w:p>
+        </w:tc>
+        <w:tc>
+          <w:tcPr/>
+          <w:p>
+            <w:pPr>
+              <w:pStyle w:val="Compact"/>
+            </w:pPr>
+            <w:r>
+              <w:t xml:space="preserve">-10.3% → $1,887,896</w:t>
+            </w:r>
+          </w:p>
+        </w:tc>
+      </w:tr>
+      <w:tr>
+        <w:tc>
+          <w:tcPr/>
+          <w:p>
+            <w:pPr>
+              <w:pStyle w:val="Compact"/>
+            </w:pPr>
+            <w:r>
+              <w:t xml:space="preserve">Platform conversions underperform 50%</w:t>
+            </w:r>
+          </w:p>
+        </w:tc>
+        <w:tc>
+          <w:tcPr/>
+          <w:p>
+            <w:pPr>
+              <w:pStyle w:val="Compact"/>
+            </w:pPr>
+            <w:r>
+              <w:t xml:space="preserve">-$968,500</w:t>
+            </w:r>
+          </w:p>
+        </w:tc>
+        <w:tc>
+          <w:tcPr/>
+          <w:p>
+            <w:pPr>
+              <w:pStyle w:val="Compact"/>
+            </w:pPr>
+            <w:r>
+              <w:t xml:space="preserve">No change</w:t>
+            </w:r>
+          </w:p>
+        </w:tc>
+        <w:tc>
+          <w:tcPr/>
+          <w:p>
+            <w:pPr>
+              <w:pStyle w:val="Compact"/>
+            </w:pPr>
+            <w:r>
+              <w:t xml:space="preserve">-46.1% → $1,135,180</w:t>
+            </w:r>
+          </w:p>
+        </w:tc>
+      </w:tr>
+      <w:tr>
+        <w:tc>
+          <w:tcPr/>
+          <w:p>
+            <w:pPr>
+              <w:pStyle w:val="Compact"/>
+            </w:pPr>
+            <w:r>
+              <w:t xml:space="preserve">Host departure — 3-month gap</w:t>
+            </w:r>
+          </w:p>
+        </w:tc>
+        <w:tc>
+          <w:tcPr/>
+          <w:p>
+            <w:pPr>
+              <w:pStyle w:val="Compact"/>
+            </w:pPr>
+            <w:r>
+              <w:t xml:space="preserve">-$680,360 (Q1 revenue)</w:t>
+            </w:r>
+          </w:p>
+        </w:tc>
+        <w:tc>
+          <w:tcPr/>
+          <w:p>
+            <w:pPr>
+              <w:pStyle w:val="Compact"/>
+            </w:pPr>
+            <w:r>
+              <w:t xml:space="preserve">-$50,000 host savings</w:t>
+            </w:r>
+          </w:p>
+        </w:tc>
+        <w:tc>
+          <w:tcPr/>
+          <w:p>
+            <w:pPr>
+              <w:pStyle w:val="Compact"/>
+            </w:pPr>
+            <w:r>
+              <w:t xml:space="preserve">-30.0% → $1,473,320</w:t>
+            </w:r>
+          </w:p>
+        </w:tc>
+      </w:tr>
+      <w:tr>
+        <w:tc>
+          <w:tcPr/>
+          <w:p>
+            <w:pPr>
+              <w:pStyle w:val="Compact"/>
+            </w:pPr>
+            <w:r>
+              <w:t xml:space="preserve">Live events cancelled (Year 2 impact)</w:t>
+            </w:r>
+          </w:p>
+        </w:tc>
+        <w:tc>
+          <w:tcPr/>
+          <w:p>
+            <w:pPr>
+              <w:pStyle w:val="Compact"/>
+            </w:pPr>
+            <w:r>
+              <w:t xml:space="preserve">-$100,000 (Year 2 only)</w:t>
+            </w:r>
+          </w:p>
+        </w:tc>
+        <w:tc>
+          <w:tcPr/>
+          <w:p>
+            <w:pPr>
+              <w:pStyle w:val="Compact"/>
+            </w:pPr>
+            <w:r>
+              <w:t xml:space="preserve">-$60,000 costs</w:t>
+            </w:r>
+          </w:p>
+        </w:tc>
+        <w:tc>
+          <w:tcPr/>
+          <w:p>
+            <w:pPr>
+              <w:pStyle w:val="Compact"/>
+            </w:pPr>
+            <w:r>
+              <w:t xml:space="preserve">Minimal Year 1 impact</w:t>
+            </w:r>
+          </w:p>
+        </w:tc>
+      </w:tr>
+      <w:tr>
+        <w:tc>
+          <w:tcPr/>
+          <w:p>
+            <w:pPr>
+              <w:pStyle w:val="Compact"/>
+            </w:pPr>
+            <w:r>
+              <w:t xml:space="preserve">All risks simultaneously</w:t>
+            </w:r>
+          </w:p>
+        </w:tc>
+        <w:tc>
+          <w:tcPr/>
+          <w:p>
+            <w:pPr>
+              <w:pStyle w:val="Compact"/>
+            </w:pPr>
+            <w:r>
+              <w:t xml:space="preserve">-$2,006,000</w:t>
+            </w:r>
+          </w:p>
+        </w:tc>
+        <w:tc>
+          <w:tcPr/>
+          <w:p>
+            <w:pPr>
+              <w:pStyle w:val="Compact"/>
+            </w:pPr>
+            <w:r>
+              <w:t xml:space="preserve">-$50,000</w:t>
+            </w:r>
+          </w:p>
+        </w:tc>
+        <w:tc>
+          <w:tcPr/>
+          <w:p>
+            <w:pPr>
+              <w:pStyle w:val="Compact"/>
+            </w:pPr>
+            <w:r>
+              <w:t xml:space="preserve">-93.1% → $147,680</w:t>
+            </w:r>
+          </w:p>
+        </w:tc>
+      </w:tr>
+      <w:tr>
+        <w:tc>
+          <w:tcPr/>
+          <w:p>
+            <w:pPr>
+              <w:pStyle w:val="Compact"/>
+            </w:pPr>
+            <w:r>
+              <w:t xml:space="preserve">Stress test: Still profitable?</w:t>
+            </w:r>
+          </w:p>
+        </w:tc>
+        <w:tc>
+          <w:tcPr/>
+          <w:p>
+            <w:pPr>
+              <w:pStyle w:val="Compact"/>
+            </w:pPr>
+            <w:r>
+              <w:t xml:space="preserve">Yes — barely positive; flat-fee brand deals provide floor</w:t>
+            </w:r>
+          </w:p>
+        </w:tc>
+        <w:tc>
+          <w:tcPr/>
+          <w:p>
+            <w:pPr>
+              <w:pStyle w:val="Compact"/>
+            </w:pPr>
+            <w:r>
+              <w:t xml:space="preserve">Premium subscribers are the retention anchor</w:t>
+            </w:r>
+          </w:p>
+        </w:tc>
+        <w:tc>
+          <w:tcPr/>
+          <w:p>
+            <w:pPr>
+              <w:pStyle w:val="Compact"/>
+            </w:pPr>
+          </w:p>
+        </w:tc>
+      </w:tr>
+    </w:tbl>
+    <w:p>
+      <w:pPr>
+        <w:pStyle w:val="BodyText"/>
+      </w:pPr>
+      <w:r>
+        <w:rPr>
+          <w:b/>
+          <w:bCs/>
+        </w:rPr>
+        <w:t xml:space="preserve">CORRECTION 6 — Unmodeled Properties Disclosure Note</w:t>
+      </w:r>
+      <w:r>
+        <w:t xml:space="preserve"> </w:t>
+      </w:r>
+      <w:r>
+        <w:t xml:space="preserve">Added to Combined Media Empire section:</w:t>
+      </w:r>
+    </w:p>
+    <w:p>
+      <w:pPr>
+        <w:pStyle w:val="BlockText"/>
+      </w:pPr>
+      <w:r>
+        <w:t xml:space="preserve">DISCLOSURE: The combined 3-year financial model above represents the primary content properties of the DealStage media ecosystem: the flagship TV show</w:t>
+      </w:r>
+      <w:r>
+        <w:t xml:space="preserve"> </w:t>
+      </w:r>
+      <w:r>
+        <w:t xml:space="preserve">“The Deal Stage,”</w:t>
+      </w:r>
+      <w:r>
+        <w:t xml:space="preserve"> </w:t>
+      </w:r>
+      <w:r>
+        <w:t xml:space="preserve">the primary YouTube series</w:t>
+      </w:r>
+      <w:r>
+        <w:t xml:space="preserve"> </w:t>
+      </w:r>
+      <w:r>
+        <w:t xml:space="preserve">“Deal Stage Contenders,”</w:t>
+      </w:r>
+      <w:r>
+        <w:t xml:space="preserve"> </w:t>
+      </w:r>
+      <w:r>
+        <w:t xml:space="preserve">and the flagship</w:t>
+      </w:r>
+      <w:r>
+        <w:t xml:space="preserve"> </w:t>
+      </w:r>
+      <w:r>
+        <w:t xml:space="preserve">“Deal Stage Podcast.”</w:t>
+      </w:r>
+      <w:r>
+        <w:t xml:space="preserve"> </w:t>
+      </w:r>
+      <w:r>
+        <w:t xml:space="preserve">The full DealStage content ecosystem includes 18 properties across 6 TV concepts, 6 YouTube formats, and 6 podcast series, as documented in ADDITIONAL_CONCEPTS_AND_UNIFIED_STRATEGY.md and ADDITIONAL_YOUTUBE_PODCAST_CONCEPTS.md. The financial performance of the 15 additional properties is not captured in this model and represents material incremental upside not reflected in the Year 1–3 projections above.</w:t>
+      </w:r>
+    </w:p>
+    <w:p>
+      <w:pPr>
+        <w:pStyle w:val="FirstParagraph"/>
+      </w:pPr>
+      <w:r>
+        <w:rPr>
+          <w:i/>
+          <w:iCs/>
+        </w:rPr>
+        <w:t xml:space="preserve">Review completed: March 20, 2026</w:t>
+      </w:r>
+      <w:r>
+        <w:t xml:space="preserve"> </w:t>
+      </w:r>
+      <w:r>
+        <w:rPr>
+          <w:i/>
+          <w:iCs/>
+        </w:rPr>
+        <w:t xml:space="preserve">Next review recommended: Upon completion of all [REQUIRED] placeholder fields, prior to first investor distribution</w:t>
+      </w:r>
+      <w:r>
+        <w:t xml:space="preserve"> </w:t>
+      </w:r>
+      <w:r>
+        <w:rPr>
+          <w:i/>
+          <w:iCs/>
+        </w:rPr>
+        <w:t xml:space="preserve">Reviewed by: Senior Business Analyst, DealStage Strategic Planning</w:t>
+      </w:r>
+    </w:p>
+    <w:bookmarkEnd w:id="107"/>
+    <w:bookmarkEnd w:id="108"/>
+    <w:bookmarkEnd w:id="109"/>
     <w:sectPr>
       <w:footnotePr>
         <w:numRestart w:val="eachSect"/>

--- a/docs/FINANCIAL_MODELS_AND_PITCH_DECK.docx
+++ b/docs/FINANCIAL_MODELS_AND_PITCH_DECK.docx
@@ -30557,17 +30557,29 @@
         </w:rPr>
         <w:t xml:space="preserve">Inconsistency Found:</w:t>
       </w:r>
-      <w:r>
-        <w:t xml:space="preserve"> </w:t>
-      </w:r>
-      <w:r>
-        <w:t xml:space="preserve">- Creator economy growth rate: 32% in this document vs. 30% in PART2_TV_SHOW_COMPLETE.md. Standardize to 32% (PwC 2025 source). PART2_TV_SHOW_COMPLETE.md requires correction.</w:t>
-      </w:r>
-      <w:r>
-        <w:t xml:space="preserve"> </w:t>
-      </w:r>
-      <w:r>
-        <w:t xml:space="preserve">- The financial model represents 3 of 18 total content properties. The additional 15 properties (6 TV, 6 YouTube, 6 Podcast from ADDITIONAL_CONCEPTS_AND_UNIFIED_STRATEGY.md and ADDITIONAL_YOUTUBE_PODCAST_CONCEPTS.md) represent unmodeled upside. A disclosure note should be added to the combined model table.</w:t>
+    </w:p>
+    <w:p>
+      <w:pPr>
+        <w:pStyle w:val="Compact"/>
+        <w:numPr>
+          <w:ilvl w:val="0"/>
+          <w:numId w:val="1054"/>
+        </w:numPr>
+      </w:pPr>
+      <w:r>
+        <w:t xml:space="preserve">Creator economy growth rate: 32% in this document vs. 30% in PART2_TV_SHOW_COMPLETE.md. Standardize to 32% (PwC 2025 source). PART2_TV_SHOW_COMPLETE.md requires correction.</w:t>
+      </w:r>
+    </w:p>
+    <w:p>
+      <w:pPr>
+        <w:pStyle w:val="Compact"/>
+        <w:numPr>
+          <w:ilvl w:val="0"/>
+          <w:numId w:val="1054"/>
+        </w:numPr>
+      </w:pPr>
+      <w:r>
+        <w:t xml:space="preserve">The financial model represents 3 of 18 total content properties. The additional 15 properties (6 TV, 6 YouTube, 6 Podcast from ADDITIONAL_CONCEPTS_AND_UNIFIED_STRATEGY.md and ADDITIONAL_YOUTUBE_PODCAST_CONCEPTS.md) represent unmodeled upside. A disclosure note should be added to the combined model table.</w:t>
       </w:r>
     </w:p>
     <w:p>
@@ -31430,6 +31442,2147 @@
           <w:bCs/>
         </w:rPr>
         <w:t xml:space="preserve">YOUTUBE — SENSITIVITY ANALYSIS (Moderate Base: Year 1 Net Profit $14,102,760)</w:t>
+      </w:r>
+    </w:p>
+    <w:tbl>
+      <w:tblPr>
+        <w:tblStyle w:val="Table"/>
+        <w:tblW w:type="pct" w:w="5000"/>
+        <w:tblLayout w:type="fixed"/>
+        <w:tblLook w:firstRow="1" w:lastRow="0" w:firstColumn="0" w:lastColumn="0" w:noHBand="0" w:noVBand="0" w:val="0020"/>
+      </w:tblPr>
+      <w:tblGrid>
+        <w:gridCol w:w="2150"/>
+        <w:gridCol w:w="2622"/>
+        <w:gridCol w:w="1940"/>
+        <w:gridCol w:w="1206"/>
+      </w:tblGrid>
+      <w:tr>
+        <w:trPr>
+          <w:tblHeader w:val="on"/>
+        </w:trPr>
+        <w:tc>
+          <w:tcPr/>
+          <w:p>
+            <w:pPr>
+              <w:pStyle w:val="Compact"/>
+            </w:pPr>
+            <w:r>
+              <w:t xml:space="preserve">Risk Scenario</w:t>
+            </w:r>
+          </w:p>
+        </w:tc>
+        <w:tc>
+          <w:tcPr/>
+          <w:p>
+            <w:pPr>
+              <w:pStyle w:val="Compact"/>
+            </w:pPr>
+            <w:r>
+              <w:t xml:space="preserve">Revenue Impact</w:t>
+            </w:r>
+          </w:p>
+        </w:tc>
+        <w:tc>
+          <w:tcPr/>
+          <w:p>
+            <w:pPr>
+              <w:pStyle w:val="Compact"/>
+            </w:pPr>
+            <w:r>
+              <w:t xml:space="preserve">Cost Impact</w:t>
+            </w:r>
+          </w:p>
+        </w:tc>
+        <w:tc>
+          <w:tcPr/>
+          <w:p>
+            <w:pPr>
+              <w:pStyle w:val="Compact"/>
+            </w:pPr>
+            <w:r>
+              <w:t xml:space="preserve">Net Profit Impact</w:t>
+            </w:r>
+          </w:p>
+        </w:tc>
+      </w:tr>
+      <w:tr>
+        <w:tc>
+          <w:tcPr/>
+          <w:p>
+            <w:pPr>
+              <w:pStyle w:val="Compact"/>
+            </w:pPr>
+            <w:r>
+              <w:t xml:space="preserve">Views 50% below target (200K vs 400K avg)</w:t>
+            </w:r>
+          </w:p>
+        </w:tc>
+        <w:tc>
+          <w:tcPr/>
+          <w:p>
+            <w:pPr>
+              <w:pStyle w:val="Compact"/>
+            </w:pPr>
+            <w:r>
+              <w:t xml:space="preserve">-$7,152,000 (platform conversions halved)</w:t>
+            </w:r>
+          </w:p>
+        </w:tc>
+        <w:tc>
+          <w:tcPr/>
+          <w:p>
+            <w:pPr>
+              <w:pStyle w:val="Compact"/>
+            </w:pPr>
+            <w:r>
+              <w:t xml:space="preserve">No change</w:t>
+            </w:r>
+          </w:p>
+        </w:tc>
+        <w:tc>
+          <w:tcPr/>
+          <w:p>
+            <w:pPr>
+              <w:pStyle w:val="Compact"/>
+            </w:pPr>
+            <w:r>
+              <w:t xml:space="preserve">-50.7% → $6,950,760</w:t>
+            </w:r>
+          </w:p>
+        </w:tc>
+      </w:tr>
+      <w:tr>
+        <w:tc>
+          <w:tcPr/>
+          <w:p>
+            <w:pPr>
+              <w:pStyle w:val="Compact"/>
+            </w:pPr>
+            <w:r>
+              <w:t xml:space="preserve">One major brand deal drops mid-season</w:t>
+            </w:r>
+          </w:p>
+        </w:tc>
+        <w:tc>
+          <w:tcPr/>
+          <w:p>
+            <w:pPr>
+              <w:pStyle w:val="Compact"/>
+            </w:pPr>
+            <w:r>
+              <w:t xml:space="preserve">-$480,000</w:t>
+            </w:r>
+          </w:p>
+        </w:tc>
+        <w:tc>
+          <w:tcPr/>
+          <w:p>
+            <w:pPr>
+              <w:pStyle w:val="Compact"/>
+            </w:pPr>
+            <w:r>
+              <w:t xml:space="preserve">-$50,000 savings</w:t>
+            </w:r>
+          </w:p>
+        </w:tc>
+        <w:tc>
+          <w:tcPr/>
+          <w:p>
+            <w:pPr>
+              <w:pStyle w:val="Compact"/>
+            </w:pPr>
+            <w:r>
+              <w:t xml:space="preserve">-3.0% → $13,672,760</w:t>
+            </w:r>
+          </w:p>
+        </w:tc>
+      </w:tr>
+      <w:tr>
+        <w:tc>
+          <w:tcPr/>
+          <w:p>
+            <w:pPr>
+              <w:pStyle w:val="Compact"/>
+            </w:pPr>
+            <w:r>
+              <w:t xml:space="preserve">Platform conversions underperform 50%</w:t>
+            </w:r>
+          </w:p>
+        </w:tc>
+        <w:tc>
+          <w:tcPr/>
+          <w:p>
+            <w:pPr>
+              <w:pStyle w:val="Compact"/>
+            </w:pPr>
+            <w:r>
+              <w:t xml:space="preserve">-$7,152,000</w:t>
+            </w:r>
+          </w:p>
+        </w:tc>
+        <w:tc>
+          <w:tcPr/>
+          <w:p>
+            <w:pPr>
+              <w:pStyle w:val="Compact"/>
+            </w:pPr>
+            <w:r>
+              <w:t xml:space="preserve">No change</w:t>
+            </w:r>
+          </w:p>
+        </w:tc>
+        <w:tc>
+          <w:tcPr/>
+          <w:p>
+            <w:pPr>
+              <w:pStyle w:val="Compact"/>
+            </w:pPr>
+            <w:r>
+              <w:t xml:space="preserve">-50.7% → $6,950,760</w:t>
+            </w:r>
+          </w:p>
+        </w:tc>
+      </w:tr>
+      <w:tr>
+        <w:tc>
+          <w:tcPr/>
+          <w:p>
+            <w:pPr>
+              <w:pStyle w:val="Compact"/>
+            </w:pPr>
+            <w:r>
+              <w:t xml:space="preserve">Production 25% over budget</w:t>
+            </w:r>
+          </w:p>
+        </w:tc>
+        <w:tc>
+          <w:tcPr/>
+          <w:p>
+            <w:pPr>
+              <w:pStyle w:val="Compact"/>
+            </w:pPr>
+            <w:r>
+              <w:t xml:space="preserve">No change</w:t>
+            </w:r>
+          </w:p>
+        </w:tc>
+        <w:tc>
+          <w:tcPr/>
+          <w:p>
+            <w:pPr>
+              <w:pStyle w:val="Compact"/>
+            </w:pPr>
+            <w:r>
+              <w:t xml:space="preserve">+$349,800</w:t>
+            </w:r>
+          </w:p>
+        </w:tc>
+        <w:tc>
+          <w:tcPr/>
+          <w:p>
+            <w:pPr>
+              <w:pStyle w:val="Compact"/>
+            </w:pPr>
+            <w:r>
+              <w:t xml:space="preserve">-2.5% → $13,752,960</w:t>
+            </w:r>
+          </w:p>
+        </w:tc>
+      </w:tr>
+      <w:tr>
+        <w:tc>
+          <w:tcPr/>
+          <w:p>
+            <w:pPr>
+              <w:pStyle w:val="Compact"/>
+            </w:pPr>
+            <w:r>
+              <w:t xml:space="preserve">YouTube demonetization 30 days</w:t>
+            </w:r>
+          </w:p>
+        </w:tc>
+        <w:tc>
+          <w:tcPr/>
+          <w:p>
+            <w:pPr>
+              <w:pStyle w:val="Compact"/>
+            </w:pPr>
+            <w:r>
+              <w:t xml:space="preserve">-$1,080 (AdSense only)</w:t>
+            </w:r>
+          </w:p>
+        </w:tc>
+        <w:tc>
+          <w:tcPr/>
+          <w:p>
+            <w:pPr>
+              <w:pStyle w:val="Compact"/>
+            </w:pPr>
+            <w:r>
+              <w:t xml:space="preserve">No change</w:t>
+            </w:r>
+          </w:p>
+        </w:tc>
+        <w:tc>
+          <w:tcPr/>
+          <w:p>
+            <w:pPr>
+              <w:pStyle w:val="Compact"/>
+            </w:pPr>
+            <w:r>
+              <w:t xml:space="preserve">Negligible</w:t>
+            </w:r>
+          </w:p>
+        </w:tc>
+      </w:tr>
+      <w:tr>
+        <w:tc>
+          <w:tcPr/>
+          <w:p>
+            <w:pPr>
+              <w:pStyle w:val="Compact"/>
+            </w:pPr>
+            <w:r>
+              <w:t xml:space="preserve">All risks simultaneously</w:t>
+            </w:r>
+          </w:p>
+        </w:tc>
+        <w:tc>
+          <w:tcPr/>
+          <w:p>
+            <w:pPr>
+              <w:pStyle w:val="Compact"/>
+            </w:pPr>
+            <w:r>
+              <w:t xml:space="preserve">-$14,785,080</w:t>
+            </w:r>
+          </w:p>
+        </w:tc>
+        <w:tc>
+          <w:tcPr/>
+          <w:p>
+            <w:pPr>
+              <w:pStyle w:val="Compact"/>
+            </w:pPr>
+            <w:r>
+              <w:t xml:space="preserve">+$299,800</w:t>
+            </w:r>
+          </w:p>
+        </w:tc>
+        <w:tc>
+          <w:tcPr/>
+          <w:p>
+            <w:pPr>
+              <w:pStyle w:val="Compact"/>
+            </w:pPr>
+            <w:r>
+              <w:t xml:space="preserve">-107% → ($982,120) loss</w:t>
+            </w:r>
+          </w:p>
+        </w:tc>
+      </w:tr>
+      <w:tr>
+        <w:tc>
+          <w:tcPr/>
+          <w:p>
+            <w:pPr>
+              <w:pStyle w:val="Compact"/>
+            </w:pPr>
+            <w:r>
+              <w:t xml:space="preserve">Stress test: Still profitable?</w:t>
+            </w:r>
+          </w:p>
+        </w:tc>
+        <w:tc>
+          <w:tcPr/>
+          <w:p>
+            <w:pPr>
+              <w:pStyle w:val="Compact"/>
+            </w:pPr>
+            <w:r>
+              <w:t xml:space="preserve">No — breaks even only if platform conversions hold</w:t>
+            </w:r>
+          </w:p>
+        </w:tc>
+        <w:tc>
+          <w:tcPr/>
+          <w:p>
+            <w:pPr>
+              <w:pStyle w:val="Compact"/>
+            </w:pPr>
+            <w:r>
+              <w:t xml:space="preserve">Conversions are the critical variable</w:t>
+            </w:r>
+          </w:p>
+        </w:tc>
+        <w:tc>
+          <w:tcPr/>
+          <w:p>
+            <w:pPr>
+              <w:pStyle w:val="Compact"/>
+            </w:pPr>
+          </w:p>
+        </w:tc>
+      </w:tr>
+    </w:tbl>
+    <w:p>
+      <w:pPr>
+        <w:pStyle w:val="BodyText"/>
+      </w:pPr>
+      <w:r>
+        <w:rPr>
+          <w:b/>
+          <w:bCs/>
+        </w:rPr>
+        <w:t xml:space="preserve">PODCAST — SENSITIVITY ANALYSIS (Moderate Base: Year 1 Net Profit $2,103,680)</w:t>
+      </w:r>
+    </w:p>
+    <w:tbl>
+      <w:tblPr>
+        <w:tblStyle w:val="Table"/>
+        <w:tblW w:type="pct" w:w="5000"/>
+        <w:tblLayout w:type="fixed"/>
+        <w:tblLook w:firstRow="1" w:lastRow="0" w:firstColumn="0" w:lastColumn="0" w:noHBand="0" w:noVBand="0" w:val="0020"/>
+      </w:tblPr>
+      <w:tblGrid>
+        <w:gridCol w:w="2134"/>
+        <w:gridCol w:w="2703"/>
+        <w:gridCol w:w="2086"/>
+        <w:gridCol w:w="995"/>
+      </w:tblGrid>
+      <w:tr>
+        <w:trPr>
+          <w:tblHeader w:val="on"/>
+        </w:trPr>
+        <w:tc>
+          <w:tcPr/>
+          <w:p>
+            <w:pPr>
+              <w:pStyle w:val="Compact"/>
+            </w:pPr>
+            <w:r>
+              <w:t xml:space="preserve">Risk Scenario</w:t>
+            </w:r>
+          </w:p>
+        </w:tc>
+        <w:tc>
+          <w:tcPr/>
+          <w:p>
+            <w:pPr>
+              <w:pStyle w:val="Compact"/>
+            </w:pPr>
+            <w:r>
+              <w:t xml:space="preserve">Revenue Impact</w:t>
+            </w:r>
+          </w:p>
+        </w:tc>
+        <w:tc>
+          <w:tcPr/>
+          <w:p>
+            <w:pPr>
+              <w:pStyle w:val="Compact"/>
+            </w:pPr>
+            <w:r>
+              <w:t xml:space="preserve">Cost Impact</w:t>
+            </w:r>
+          </w:p>
+        </w:tc>
+        <w:tc>
+          <w:tcPr/>
+          <w:p>
+            <w:pPr>
+              <w:pStyle w:val="Compact"/>
+            </w:pPr>
+            <w:r>
+              <w:t xml:space="preserve">Net Profit Impact</w:t>
+            </w:r>
+          </w:p>
+        </w:tc>
+      </w:tr>
+      <w:tr>
+        <w:tc>
+          <w:tcPr/>
+          <w:p>
+            <w:pPr>
+              <w:pStyle w:val="Compact"/>
+            </w:pPr>
+            <w:r>
+              <w:t xml:space="preserve">Downloads 50% below target (12.5K vs 25K avg)</w:t>
+            </w:r>
+          </w:p>
+        </w:tc>
+        <w:tc>
+          <w:tcPr/>
+          <w:p>
+            <w:pPr>
+              <w:pStyle w:val="Compact"/>
+            </w:pPr>
+            <w:r>
+              <w:t xml:space="preserve">-$1,092,720 (sponsorship + conversions)</w:t>
+            </w:r>
+          </w:p>
+        </w:tc>
+        <w:tc>
+          <w:tcPr/>
+          <w:p>
+            <w:pPr>
+              <w:pStyle w:val="Compact"/>
+            </w:pPr>
+            <w:r>
+              <w:t xml:space="preserve">No change</w:t>
+            </w:r>
+          </w:p>
+        </w:tc>
+        <w:tc>
+          <w:tcPr/>
+          <w:p>
+            <w:pPr>
+              <w:pStyle w:val="Compact"/>
+            </w:pPr>
+            <w:r>
+              <w:t xml:space="preserve">-51.9% → $1,010,960</w:t>
+            </w:r>
+          </w:p>
+        </w:tc>
+      </w:tr>
+      <w:tr>
+        <w:tc>
+          <w:tcPr/>
+          <w:p>
+            <w:pPr>
+              <w:pStyle w:val="Compact"/>
+            </w:pPr>
+            <w:r>
+              <w:t xml:space="preserve">Premium subscriber conversion misses 60%</w:t>
+            </w:r>
+          </w:p>
+        </w:tc>
+        <w:tc>
+          <w:tcPr/>
+          <w:p>
+            <w:pPr>
+              <w:pStyle w:val="Compact"/>
+            </w:pPr>
+            <w:r>
+              <w:t xml:space="preserve">-$215,784</w:t>
+            </w:r>
+          </w:p>
+        </w:tc>
+        <w:tc>
+          <w:tcPr/>
+          <w:p>
+            <w:pPr>
+              <w:pStyle w:val="Compact"/>
+            </w:pPr>
+            <w:r>
+              <w:t xml:space="preserve">No change</w:t>
+            </w:r>
+          </w:p>
+        </w:tc>
+        <w:tc>
+          <w:tcPr/>
+          <w:p>
+            <w:pPr>
+              <w:pStyle w:val="Compact"/>
+            </w:pPr>
+            <w:r>
+              <w:t xml:space="preserve">-10.3% → $1,887,896</w:t>
+            </w:r>
+          </w:p>
+        </w:tc>
+      </w:tr>
+      <w:tr>
+        <w:tc>
+          <w:tcPr/>
+          <w:p>
+            <w:pPr>
+              <w:pStyle w:val="Compact"/>
+            </w:pPr>
+            <w:r>
+              <w:t xml:space="preserve">Platform conversions underperform 50%</w:t>
+            </w:r>
+          </w:p>
+        </w:tc>
+        <w:tc>
+          <w:tcPr/>
+          <w:p>
+            <w:pPr>
+              <w:pStyle w:val="Compact"/>
+            </w:pPr>
+            <w:r>
+              <w:t xml:space="preserve">-$968,500</w:t>
+            </w:r>
+          </w:p>
+        </w:tc>
+        <w:tc>
+          <w:tcPr/>
+          <w:p>
+            <w:pPr>
+              <w:pStyle w:val="Compact"/>
+            </w:pPr>
+            <w:r>
+              <w:t xml:space="preserve">No change</w:t>
+            </w:r>
+          </w:p>
+        </w:tc>
+        <w:tc>
+          <w:tcPr/>
+          <w:p>
+            <w:pPr>
+              <w:pStyle w:val="Compact"/>
+            </w:pPr>
+            <w:r>
+              <w:t xml:space="preserve">-46.1% → $1,135,180</w:t>
+            </w:r>
+          </w:p>
+        </w:tc>
+      </w:tr>
+      <w:tr>
+        <w:tc>
+          <w:tcPr/>
+          <w:p>
+            <w:pPr>
+              <w:pStyle w:val="Compact"/>
+            </w:pPr>
+            <w:r>
+              <w:t xml:space="preserve">Host departure — 3-month gap</w:t>
+            </w:r>
+          </w:p>
+        </w:tc>
+        <w:tc>
+          <w:tcPr/>
+          <w:p>
+            <w:pPr>
+              <w:pStyle w:val="Compact"/>
+            </w:pPr>
+            <w:r>
+              <w:t xml:space="preserve">-$680,360 (Q1 revenue)</w:t>
+            </w:r>
+          </w:p>
+        </w:tc>
+        <w:tc>
+          <w:tcPr/>
+          <w:p>
+            <w:pPr>
+              <w:pStyle w:val="Compact"/>
+            </w:pPr>
+            <w:r>
+              <w:t xml:space="preserve">-$50,000 host savings</w:t>
+            </w:r>
+          </w:p>
+        </w:tc>
+        <w:tc>
+          <w:tcPr/>
+          <w:p>
+            <w:pPr>
+              <w:pStyle w:val="Compact"/>
+            </w:pPr>
+            <w:r>
+              <w:t xml:space="preserve">-30.0% → $1,473,320</w:t>
+            </w:r>
+          </w:p>
+        </w:tc>
+      </w:tr>
+      <w:tr>
+        <w:tc>
+          <w:tcPr/>
+          <w:p>
+            <w:pPr>
+              <w:pStyle w:val="Compact"/>
+            </w:pPr>
+            <w:r>
+              <w:t xml:space="preserve">Live events cancelled (Year 2 impact)</w:t>
+            </w:r>
+          </w:p>
+        </w:tc>
+        <w:tc>
+          <w:tcPr/>
+          <w:p>
+            <w:pPr>
+              <w:pStyle w:val="Compact"/>
+            </w:pPr>
+            <w:r>
+              <w:t xml:space="preserve">-$100,000 (Year 2 only)</w:t>
+            </w:r>
+          </w:p>
+        </w:tc>
+        <w:tc>
+          <w:tcPr/>
+          <w:p>
+            <w:pPr>
+              <w:pStyle w:val="Compact"/>
+            </w:pPr>
+            <w:r>
+              <w:t xml:space="preserve">-$60,000 costs</w:t>
+            </w:r>
+          </w:p>
+        </w:tc>
+        <w:tc>
+          <w:tcPr/>
+          <w:p>
+            <w:pPr>
+              <w:pStyle w:val="Compact"/>
+            </w:pPr>
+            <w:r>
+              <w:t xml:space="preserve">Minimal Year 1 impact</w:t>
+            </w:r>
+          </w:p>
+        </w:tc>
+      </w:tr>
+      <w:tr>
+        <w:tc>
+          <w:tcPr/>
+          <w:p>
+            <w:pPr>
+              <w:pStyle w:val="Compact"/>
+            </w:pPr>
+            <w:r>
+              <w:t xml:space="preserve">All risks simultaneously</w:t>
+            </w:r>
+          </w:p>
+        </w:tc>
+        <w:tc>
+          <w:tcPr/>
+          <w:p>
+            <w:pPr>
+              <w:pStyle w:val="Compact"/>
+            </w:pPr>
+            <w:r>
+              <w:t xml:space="preserve">-$2,006,000</w:t>
+            </w:r>
+          </w:p>
+        </w:tc>
+        <w:tc>
+          <w:tcPr/>
+          <w:p>
+            <w:pPr>
+              <w:pStyle w:val="Compact"/>
+            </w:pPr>
+            <w:r>
+              <w:t xml:space="preserve">-$50,000</w:t>
+            </w:r>
+          </w:p>
+        </w:tc>
+        <w:tc>
+          <w:tcPr/>
+          <w:p>
+            <w:pPr>
+              <w:pStyle w:val="Compact"/>
+            </w:pPr>
+            <w:r>
+              <w:t xml:space="preserve">-93.1% → $147,680</w:t>
+            </w:r>
+          </w:p>
+        </w:tc>
+      </w:tr>
+      <w:tr>
+        <w:tc>
+          <w:tcPr/>
+          <w:p>
+            <w:pPr>
+              <w:pStyle w:val="Compact"/>
+            </w:pPr>
+            <w:r>
+              <w:t xml:space="preserve">Stress test: Still profitable?</w:t>
+            </w:r>
+          </w:p>
+        </w:tc>
+        <w:tc>
+          <w:tcPr/>
+          <w:p>
+            <w:pPr>
+              <w:pStyle w:val="Compact"/>
+            </w:pPr>
+            <w:r>
+              <w:t xml:space="preserve">Yes — barely positive; flat-fee brand deals provide floor</w:t>
+            </w:r>
+          </w:p>
+        </w:tc>
+        <w:tc>
+          <w:tcPr/>
+          <w:p>
+            <w:pPr>
+              <w:pStyle w:val="Compact"/>
+            </w:pPr>
+            <w:r>
+              <w:t xml:space="preserve">Premium subscribers are the retention anchor</w:t>
+            </w:r>
+          </w:p>
+        </w:tc>
+        <w:tc>
+          <w:tcPr/>
+          <w:p>
+            <w:pPr>
+              <w:pStyle w:val="Compact"/>
+            </w:pPr>
+          </w:p>
+        </w:tc>
+      </w:tr>
+    </w:tbl>
+    <w:p>
+      <w:pPr>
+        <w:pStyle w:val="BodyText"/>
+      </w:pPr>
+      <w:r>
+        <w:rPr>
+          <w:b/>
+          <w:bCs/>
+        </w:rPr>
+        <w:t xml:space="preserve">CORRECTION 6 — Unmodeled Properties Disclosure Note</w:t>
+      </w:r>
+      <w:r>
+        <w:t xml:space="preserve"> </w:t>
+      </w:r>
+      <w:r>
+        <w:t xml:space="preserve">Added to Combined Media Empire section:</w:t>
+      </w:r>
+    </w:p>
+    <w:p>
+      <w:pPr>
+        <w:pStyle w:val="BlockText"/>
+      </w:pPr>
+      <w:r>
+        <w:t xml:space="preserve">DISCLOSURE: The combined 3-year financial model above represents the primary content properties of the DealStage media ecosystem: the flagship TV show</w:t>
+      </w:r>
+      <w:r>
+        <w:t xml:space="preserve"> </w:t>
+      </w:r>
+      <w:r>
+        <w:t xml:space="preserve">“The Deal Stage,”</w:t>
+      </w:r>
+      <w:r>
+        <w:t xml:space="preserve"> </w:t>
+      </w:r>
+      <w:r>
+        <w:t xml:space="preserve">the primary YouTube series</w:t>
+      </w:r>
+      <w:r>
+        <w:t xml:space="preserve"> </w:t>
+      </w:r>
+      <w:r>
+        <w:t xml:space="preserve">“Deal Stage Contenders,”</w:t>
+      </w:r>
+      <w:r>
+        <w:t xml:space="preserve"> </w:t>
+      </w:r>
+      <w:r>
+        <w:t xml:space="preserve">and the flagship</w:t>
+      </w:r>
+      <w:r>
+        <w:t xml:space="preserve"> </w:t>
+      </w:r>
+      <w:r>
+        <w:t xml:space="preserve">“Deal Stage Podcast.”</w:t>
+      </w:r>
+      <w:r>
+        <w:t xml:space="preserve"> </w:t>
+      </w:r>
+      <w:r>
+        <w:t xml:space="preserve">The full DealStage content ecosystem includes 18 properties across 6 TV concepts, 6 YouTube formats, and 6 podcast series, as documented in ADDITIONAL_CONCEPTS_AND_UNIFIED_STRATEGY.md and ADDITIONAL_YOUTUBE_PODCAST_CONCEPTS.md. The financial performance of the 15 additional properties is not captured in this model and represents material incremental upside not reflected in the Year 1–3 projections above.</w:t>
+      </w:r>
+    </w:p>
+    <w:p>
+      <w:pPr>
+        <w:pStyle w:val="FirstParagraph"/>
+      </w:pPr>
+      <w:r>
+        <w:rPr>
+          <w:i/>
+          <w:iCs/>
+        </w:rPr>
+        <w:t xml:space="preserve">Review completed: March 20, 2026</w:t>
+      </w:r>
+      <w:r>
+        <w:t xml:space="preserve"> </w:t>
+      </w:r>
+      <w:r>
+        <w:rPr>
+          <w:i/>
+          <w:iCs/>
+        </w:rPr>
+        <w:t xml:space="preserve">Next review recommended: Upon completion of all [REQUIRED] placeholder fields, prior to first investor distribution</w:t>
+      </w:r>
+      <w:r>
+        <w:t xml:space="preserve"> </w:t>
+      </w:r>
+      <w:r>
+        <w:rPr>
+          <w:i/>
+          <w:iCs/>
+        </w:rPr>
+        <w:t xml:space="preserve">Reviewed by: Senior Business Analyst, DealStage Strategic Planning</w:t>
+      </w:r>
+    </w:p>
+    <w:p>
+      <w:r>
+        <w:pict>
+          <v:rect style="width:0;height:1.5pt" o:hralign="center" o:hrstd="t" o:hr="t"/>
+        </w:pict>
+      </w:r>
+    </w:p>
+    <w:bookmarkEnd w:id="107"/>
+    <w:bookmarkEnd w:id="108"/>
+    <w:bookmarkEnd w:id="109"/>
+    <w:bookmarkStart w:id="120" w:name="X3f98e3bdbb1f390bf8f2642f1926f171a008ffb"/>
+    <w:p>
+      <w:pPr>
+        <w:pStyle w:val="Heading1"/>
+      </w:pPr>
+      <w:r>
+        <w:t xml:space="preserve">[NEW] STRATEGIC ENHANCEMENTS — Applied March 20, 2026</w:t>
+      </w:r>
+    </w:p>
+    <w:p>
+      <w:pPr>
+        <w:pStyle w:val="FirstParagraph"/>
+      </w:pPr>
+      <w:r>
+        <w:rPr>
+          <w:i/>
+          <w:iCs/>
+        </w:rPr>
+        <w:t xml:space="preserve">The following sections apply all 10 strategic suggestions from STRATEGIC_SUGGESTIONS_DOCS_9_12.md. All new content is marked with [NEW] prefix. No existing content has been modified or deleted.</w:t>
+      </w:r>
+    </w:p>
+    <w:p>
+      <w:r>
+        <w:pict>
+          <v:rect style="width:0;height:1.5pt" o:hralign="center" o:hrstd="t" o:hr="t"/>
+        </w:pict>
+      </w:r>
+    </w:p>
+    <w:bookmarkStart w:id="110" w:name="X8c5d16fd3db6447952978fd2b41dac6f668d842"/>
+    <w:p>
+      <w:pPr>
+        <w:pStyle w:val="Heading2"/>
+      </w:pPr>
+      <w:r>
+        <w:t xml:space="preserve">[NEW] Suggestion 9.1 Applied: Placeholder Completion Gate</w:t>
+      </w:r>
+    </w:p>
+    <w:p>
+      <w:pPr>
+        <w:pStyle w:val="FirstParagraph"/>
+      </w:pPr>
+      <w:r>
+        <w:rPr>
+          <w:b/>
+          <w:bCs/>
+        </w:rPr>
+        <w:t xml:space="preserve">Status: Action Required — Hard Gate Before Any Investor Sees This Document</w:t>
+      </w:r>
+    </w:p>
+    <w:p>
+      <w:pPr>
+        <w:pStyle w:val="BodyText"/>
+      </w:pPr>
+      <w:r>
+        <w:t xml:space="preserve">The following 18 fields must be completed before this document leaves the building. Assign a single owner. 72-hour deadline is non-negotiable. A pitch deck with blank raise amount and valuation fields cannot close a conversation. A pitch deck with a specific, defended ask can.</w:t>
+      </w:r>
+    </w:p>
+    <w:tbl>
+      <w:tblPr>
+        <w:tblStyle w:val="Table"/>
+        <w:tblW w:type="pct" w:w="5000"/>
+        <w:tblLayout w:type="fixed"/>
+        <w:tblLook w:firstRow="1" w:lastRow="0" w:firstColumn="0" w:lastColumn="0" w:noHBand="0" w:noVBand="0" w:val="0020"/>
+      </w:tblPr>
+      <w:tblGrid>
+        <w:gridCol w:w="1584"/>
+        <w:gridCol w:w="1584"/>
+        <w:gridCol w:w="1584"/>
+        <w:gridCol w:w="1584"/>
+        <w:gridCol w:w="1584"/>
+      </w:tblGrid>
+      <w:tr>
+        <w:trPr>
+          <w:tblHeader w:val="on"/>
+        </w:trPr>
+        <w:tc>
+          <w:tcPr/>
+          <w:p>
+            <w:pPr>
+              <w:pStyle w:val="Compact"/>
+            </w:pPr>
+            <w:r>
+              <w:t xml:space="preserve">#</w:t>
+            </w:r>
+          </w:p>
+        </w:tc>
+        <w:tc>
+          <w:tcPr/>
+          <w:p>
+            <w:pPr>
+              <w:pStyle w:val="Compact"/>
+            </w:pPr>
+            <w:r>
+              <w:t xml:space="preserve">Field</w:t>
+            </w:r>
+          </w:p>
+        </w:tc>
+        <w:tc>
+          <w:tcPr/>
+          <w:p>
+            <w:pPr>
+              <w:pStyle w:val="Compact"/>
+            </w:pPr>
+            <w:r>
+              <w:t xml:space="preserve">Current Status</w:t>
+            </w:r>
+          </w:p>
+        </w:tc>
+        <w:tc>
+          <w:tcPr/>
+          <w:p>
+            <w:pPr>
+              <w:pStyle w:val="Compact"/>
+            </w:pPr>
+            <w:r>
+              <w:t xml:space="preserve">Completion Target</w:t>
+            </w:r>
+          </w:p>
+        </w:tc>
+        <w:tc>
+          <w:tcPr/>
+          <w:p>
+            <w:pPr>
+              <w:pStyle w:val="Compact"/>
+            </w:pPr>
+            <w:r>
+              <w:t xml:space="preserve">Owner</w:t>
+            </w:r>
+          </w:p>
+        </w:tc>
+      </w:tr>
+      <w:tr>
+        <w:tc>
+          <w:tcPr/>
+          <w:p>
+            <w:pPr>
+              <w:pStyle w:val="Compact"/>
+            </w:pPr>
+            <w:r>
+              <w:t xml:space="preserve">1</w:t>
+            </w:r>
+          </w:p>
+        </w:tc>
+        <w:tc>
+          <w:tcPr/>
+          <w:p>
+            <w:pPr>
+              <w:pStyle w:val="Compact"/>
+            </w:pPr>
+            <w:r>
+              <w:t xml:space="preserve">Raise Amount (Slide 19)</w:t>
+            </w:r>
+          </w:p>
+        </w:tc>
+        <w:tc>
+          <w:tcPr/>
+          <w:p>
+            <w:pPr>
+              <w:pStyle w:val="Compact"/>
+            </w:pPr>
+            <w:r>
+              <w:t xml:space="preserve">BLANK</w:t>
+            </w:r>
+          </w:p>
+        </w:tc>
+        <w:tc>
+          <w:tcPr/>
+          <w:p>
+            <w:pPr>
+              <w:pStyle w:val="Compact"/>
+            </w:pPr>
+            <w:r>
+              <w:t xml:space="preserve">Work backward from roadmap: production investment + platform user acquisition + team hiring + 18-month runway</w:t>
+            </w:r>
+          </w:p>
+        </w:tc>
+        <w:tc>
+          <w:tcPr/>
+          <w:p>
+            <w:pPr>
+              <w:pStyle w:val="Compact"/>
+            </w:pPr>
+            <w:r>
+              <w:t xml:space="preserve">Document Owner</w:t>
+            </w:r>
+          </w:p>
+        </w:tc>
+      </w:tr>
+      <w:tr>
+        <w:tc>
+          <w:tcPr/>
+          <w:p>
+            <w:pPr>
+              <w:pStyle w:val="Compact"/>
+            </w:pPr>
+            <w:r>
+              <w:t xml:space="preserve">2</w:t>
+            </w:r>
+          </w:p>
+        </w:tc>
+        <w:tc>
+          <w:tcPr/>
+          <w:p>
+            <w:pPr>
+              <w:pStyle w:val="Compact"/>
+            </w:pPr>
+            <w:r>
+              <w:t xml:space="preserve">Pre-Money Valuation (Slide 19)</w:t>
+            </w:r>
+          </w:p>
+        </w:tc>
+        <w:tc>
+          <w:tcPr/>
+          <w:p>
+            <w:pPr>
+              <w:pStyle w:val="Compact"/>
+            </w:pPr>
+            <w:r>
+              <w:t xml:space="preserve">BLANK</w:t>
+            </w:r>
+          </w:p>
+        </w:tc>
+        <w:tc>
+          <w:tcPr/>
+          <w:p>
+            <w:pPr>
+              <w:pStyle w:val="Compact"/>
+            </w:pPr>
+            <w:r>
+              <w:t xml:space="preserve">Use ARR x 8-12x SaaS comparable; cross-reference one media property comp; show the logic</w:t>
+            </w:r>
+          </w:p>
+        </w:tc>
+        <w:tc>
+          <w:tcPr/>
+          <w:p>
+            <w:pPr>
+              <w:pStyle w:val="Compact"/>
+            </w:pPr>
+            <w:r>
+              <w:t xml:space="preserve">Document Owner</w:t>
+            </w:r>
+          </w:p>
+        </w:tc>
+      </w:tr>
+      <w:tr>
+        <w:tc>
+          <w:tcPr/>
+          <w:p>
+            <w:pPr>
+              <w:pStyle w:val="Compact"/>
+            </w:pPr>
+            <w:r>
+              <w:t xml:space="preserve">3</w:t>
+            </w:r>
+          </w:p>
+        </w:tc>
+        <w:tc>
+          <w:tcPr/>
+          <w:p>
+            <w:pPr>
+              <w:pStyle w:val="Compact"/>
+            </w:pPr>
+            <w:r>
+              <w:t xml:space="preserve">Team Member Names (Slides 14-16)</w:t>
+            </w:r>
+          </w:p>
+        </w:tc>
+        <w:tc>
+          <w:tcPr/>
+          <w:p>
+            <w:pPr>
+              <w:pStyle w:val="Compact"/>
+            </w:pPr>
+            <w:r>
+              <w:t xml:space="preserve">BLANK</w:t>
+            </w:r>
+          </w:p>
+        </w:tc>
+        <w:tc>
+          <w:tcPr/>
+          <w:p>
+            <w:pPr>
+              <w:pStyle w:val="Compact"/>
+            </w:pPr>
+            <w:r>
+              <w:t xml:space="preserve">Insert verified bios with LinkedIn handles</w:t>
+            </w:r>
+          </w:p>
+        </w:tc>
+        <w:tc>
+          <w:tcPr/>
+          <w:p>
+            <w:pPr>
+              <w:pStyle w:val="Compact"/>
+            </w:pPr>
+            <w:r>
+              <w:t xml:space="preserve">Document Owner</w:t>
+            </w:r>
+          </w:p>
+        </w:tc>
+      </w:tr>
+      <w:tr>
+        <w:tc>
+          <w:tcPr/>
+          <w:p>
+            <w:pPr>
+              <w:pStyle w:val="Compact"/>
+            </w:pPr>
+            <w:r>
+              <w:t xml:space="preserve">4</w:t>
+            </w:r>
+          </w:p>
+        </w:tc>
+        <w:tc>
+          <w:tcPr/>
+          <w:p>
+            <w:pPr>
+              <w:pStyle w:val="Compact"/>
+            </w:pPr>
+            <w:r>
+              <w:t xml:space="preserve">Traction: Active Users</w:t>
+            </w:r>
+          </w:p>
+        </w:tc>
+        <w:tc>
+          <w:tcPr/>
+          <w:p>
+            <w:pPr>
+              <w:pStyle w:val="Compact"/>
+            </w:pPr>
+            <w:r>
+              <w:t xml:space="preserve">BLANK</w:t>
+            </w:r>
+          </w:p>
+        </w:tc>
+        <w:tc>
+          <w:tcPr/>
+          <w:p>
+            <w:pPr>
+              <w:pStyle w:val="Compact"/>
+            </w:pPr>
+            <w:r>
+              <w:t xml:space="preserve">Insert actual Q1 2026 figure or conservative range with notation</w:t>
+            </w:r>
+            <w:r>
+              <w:t xml:space="preserve"> </w:t>
+            </w:r>
+            <w:r>
+              <w:t xml:space="preserve">“as of Q1 2026 — updated monthly”</w:t>
+            </w:r>
+          </w:p>
+        </w:tc>
+        <w:tc>
+          <w:tcPr/>
+          <w:p>
+            <w:pPr>
+              <w:pStyle w:val="Compact"/>
+            </w:pPr>
+            <w:r>
+              <w:t xml:space="preserve">Document Owner</w:t>
+            </w:r>
+          </w:p>
+        </w:tc>
+      </w:tr>
+      <w:tr>
+        <w:tc>
+          <w:tcPr/>
+          <w:p>
+            <w:pPr>
+              <w:pStyle w:val="Compact"/>
+            </w:pPr>
+            <w:r>
+              <w:t xml:space="preserve">5</w:t>
+            </w:r>
+          </w:p>
+        </w:tc>
+        <w:tc>
+          <w:tcPr/>
+          <w:p>
+            <w:pPr>
+              <w:pStyle w:val="Compact"/>
+            </w:pPr>
+            <w:r>
+              <w:t xml:space="preserve">Traction: MRR</w:t>
+            </w:r>
+          </w:p>
+        </w:tc>
+        <w:tc>
+          <w:tcPr/>
+          <w:p>
+            <w:pPr>
+              <w:pStyle w:val="Compact"/>
+            </w:pPr>
+            <w:r>
+              <w:t xml:space="preserve">BLANK</w:t>
+            </w:r>
+          </w:p>
+        </w:tc>
+        <w:tc>
+          <w:tcPr/>
+          <w:p>
+            <w:pPr>
+              <w:pStyle w:val="Compact"/>
+            </w:pPr>
+            <w:r>
+              <w:t xml:space="preserve">Insert actual MRR or</w:t>
+            </w:r>
+            <w:r>
+              <w:t xml:space="preserve"> </w:t>
+            </w:r>
+            <w:r>
+              <w:t xml:space="preserve">“early-stage: $X — being updated monthly”</w:t>
+            </w:r>
+          </w:p>
+        </w:tc>
+        <w:tc>
+          <w:tcPr/>
+          <w:p>
+            <w:pPr>
+              <w:pStyle w:val="Compact"/>
+            </w:pPr>
+            <w:r>
+              <w:t xml:space="preserve">Document Owner</w:t>
+            </w:r>
+          </w:p>
+        </w:tc>
+      </w:tr>
+      <w:tr>
+        <w:tc>
+          <w:tcPr/>
+          <w:p>
+            <w:pPr>
+              <w:pStyle w:val="Compact"/>
+            </w:pPr>
+            <w:r>
+              <w:t xml:space="preserve">6</w:t>
+            </w:r>
+          </w:p>
+        </w:tc>
+        <w:tc>
+          <w:tcPr/>
+          <w:p>
+            <w:pPr>
+              <w:pStyle w:val="Compact"/>
+            </w:pPr>
+            <w:r>
+              <w:t xml:space="preserve">Traction: Platform Deals Closed</w:t>
+            </w:r>
+          </w:p>
+        </w:tc>
+        <w:tc>
+          <w:tcPr/>
+          <w:p>
+            <w:pPr>
+              <w:pStyle w:val="Compact"/>
+            </w:pPr>
+            <w:r>
+              <w:t xml:space="preserve">BLANK</w:t>
+            </w:r>
+          </w:p>
+        </w:tc>
+        <w:tc>
+          <w:tcPr/>
+          <w:p>
+            <w:pPr>
+              <w:pStyle w:val="Compact"/>
+            </w:pPr>
+            <w:r>
+              <w:t xml:space="preserve">Insert actual deal count from platform transaction log</w:t>
+            </w:r>
+          </w:p>
+        </w:tc>
+        <w:tc>
+          <w:tcPr/>
+          <w:p>
+            <w:pPr>
+              <w:pStyle w:val="Compact"/>
+            </w:pPr>
+            <w:r>
+              <w:t xml:space="preserve">Document Owner</w:t>
+            </w:r>
+          </w:p>
+        </w:tc>
+      </w:tr>
+      <w:tr>
+        <w:tc>
+          <w:tcPr/>
+          <w:p>
+            <w:pPr>
+              <w:pStyle w:val="Compact"/>
+            </w:pPr>
+            <w:r>
+              <w:t xml:space="preserve">7</w:t>
+            </w:r>
+          </w:p>
+        </w:tc>
+        <w:tc>
+          <w:tcPr/>
+          <w:p>
+            <w:pPr>
+              <w:pStyle w:val="Compact"/>
+            </w:pPr>
+            <w:r>
+              <w:t xml:space="preserve">Return on Investment (Slide 19)</w:t>
+            </w:r>
+          </w:p>
+        </w:tc>
+        <w:tc>
+          <w:tcPr/>
+          <w:p>
+            <w:pPr>
+              <w:pStyle w:val="Compact"/>
+            </w:pPr>
+            <w:r>
+              <w:t xml:space="preserve">BLANK</w:t>
+            </w:r>
+          </w:p>
+        </w:tc>
+        <w:tc>
+          <w:tcPr/>
+          <w:p>
+            <w:pPr>
+              <w:pStyle w:val="Compact"/>
+            </w:pPr>
+            <w:r>
+              <w:t xml:space="preserve">Derive from exit scenario model (see Suggestion 9.7 section below)</w:t>
+            </w:r>
+          </w:p>
+        </w:tc>
+        <w:tc>
+          <w:tcPr/>
+          <w:p>
+            <w:pPr>
+              <w:pStyle w:val="Compact"/>
+            </w:pPr>
+            <w:r>
+              <w:t xml:space="preserve">Document Owner</w:t>
+            </w:r>
+          </w:p>
+        </w:tc>
+      </w:tr>
+      <w:tr>
+        <w:tc>
+          <w:tcPr/>
+          <w:p>
+            <w:pPr>
+              <w:pStyle w:val="Compact"/>
+            </w:pPr>
+            <w:r>
+              <w:t xml:space="preserve">8</w:t>
+            </w:r>
+          </w:p>
+        </w:tc>
+        <w:tc>
+          <w:tcPr/>
+          <w:p>
+            <w:pPr>
+              <w:pStyle w:val="Compact"/>
+            </w:pPr>
+            <w:r>
+              <w:t xml:space="preserve">Investor Names / Lead</w:t>
+            </w:r>
+          </w:p>
+        </w:tc>
+        <w:tc>
+          <w:tcPr/>
+          <w:p>
+            <w:pPr>
+              <w:pStyle w:val="Compact"/>
+            </w:pPr>
+            <w:r>
+              <w:t xml:space="preserve">BLANK</w:t>
+            </w:r>
+          </w:p>
+        </w:tc>
+        <w:tc>
+          <w:tcPr/>
+          <w:p>
+            <w:pPr>
+              <w:pStyle w:val="Compact"/>
+            </w:pPr>
+            <w:r>
+              <w:t xml:space="preserve">Insert confirmed lead or</w:t>
+            </w:r>
+            <w:r>
+              <w:t xml:space="preserve"> </w:t>
+            </w:r>
+            <w:r>
+              <w:t xml:space="preserve">“seeking lead — in conversations with [category]”</w:t>
+            </w:r>
+          </w:p>
+        </w:tc>
+        <w:tc>
+          <w:tcPr/>
+          <w:p>
+            <w:pPr>
+              <w:pStyle w:val="Compact"/>
+            </w:pPr>
+            <w:r>
+              <w:t xml:space="preserve">Document Owner</w:t>
+            </w:r>
+          </w:p>
+        </w:tc>
+      </w:tr>
+      <w:tr>
+        <w:tc>
+          <w:tcPr/>
+          <w:p>
+            <w:pPr>
+              <w:pStyle w:val="Compact"/>
+            </w:pPr>
+            <w:r>
+              <w:t xml:space="preserve">9</w:t>
+            </w:r>
+          </w:p>
+        </w:tc>
+        <w:tc>
+          <w:tcPr/>
+          <w:p>
+            <w:pPr>
+              <w:pStyle w:val="Compact"/>
+            </w:pPr>
+            <w:r>
+              <w:t xml:space="preserve">Use of Funds Breakdown (Slide 20)</w:t>
+            </w:r>
+          </w:p>
+        </w:tc>
+        <w:tc>
+          <w:tcPr/>
+          <w:p>
+            <w:pPr>
+              <w:pStyle w:val="Compact"/>
+            </w:pPr>
+            <w:r>
+              <w:t xml:space="preserve">BLANK</w:t>
+            </w:r>
+          </w:p>
+        </w:tc>
+        <w:tc>
+          <w:tcPr/>
+          <w:p>
+            <w:pPr>
+              <w:pStyle w:val="Compact"/>
+            </w:pPr>
+            <w:r>
+              <w:t xml:space="preserve">Complete from roadmap budget; see burn rate table in Suggestion 9.9 section</w:t>
+            </w:r>
+          </w:p>
+        </w:tc>
+        <w:tc>
+          <w:tcPr/>
+          <w:p>
+            <w:pPr>
+              <w:pStyle w:val="Compact"/>
+            </w:pPr>
+            <w:r>
+              <w:t xml:space="preserve">Document Owner</w:t>
+            </w:r>
+          </w:p>
+        </w:tc>
+      </w:tr>
+      <w:tr>
+        <w:tc>
+          <w:tcPr/>
+          <w:p>
+            <w:pPr>
+              <w:pStyle w:val="Compact"/>
+            </w:pPr>
+            <w:r>
+              <w:t xml:space="preserve">10</w:t>
+            </w:r>
+          </w:p>
+        </w:tc>
+        <w:tc>
+          <w:tcPr/>
+          <w:p>
+            <w:pPr>
+              <w:pStyle w:val="Compact"/>
+            </w:pPr>
+            <w:r>
+              <w:t xml:space="preserve">18-Month Burn Rate</w:t>
+            </w:r>
+          </w:p>
+        </w:tc>
+        <w:tc>
+          <w:tcPr/>
+          <w:p>
+            <w:pPr>
+              <w:pStyle w:val="Compact"/>
+            </w:pPr>
+            <w:r>
+              <w:t xml:space="preserve">BLANK</w:t>
+            </w:r>
+          </w:p>
+        </w:tc>
+        <w:tc>
+          <w:tcPr/>
+          <w:p>
+            <w:pPr>
+              <w:pStyle w:val="Compact"/>
+            </w:pPr>
+            <w:r>
+              <w:t xml:space="preserve">Complete burn rate table in Suggestion 9.9 section below</w:t>
+            </w:r>
+          </w:p>
+        </w:tc>
+        <w:tc>
+          <w:tcPr/>
+          <w:p>
+            <w:pPr>
+              <w:pStyle w:val="Compact"/>
+            </w:pPr>
+            <w:r>
+              <w:t xml:space="preserve">Document Owner</w:t>
+            </w:r>
+          </w:p>
+        </w:tc>
+      </w:tr>
+      <w:tr>
+        <w:tc>
+          <w:tcPr/>
+          <w:p>
+            <w:pPr>
+              <w:pStyle w:val="Compact"/>
+            </w:pPr>
+            <w:r>
+              <w:t xml:space="preserve">11</w:t>
+            </w:r>
+          </w:p>
+        </w:tc>
+        <w:tc>
+          <w:tcPr/>
+          <w:p>
+            <w:pPr>
+              <w:pStyle w:val="Compact"/>
+            </w:pPr>
+            <w:r>
+              <w:t xml:space="preserve">Year 1 ARR Projection</w:t>
+            </w:r>
+          </w:p>
+        </w:tc>
+        <w:tc>
+          <w:tcPr/>
+          <w:p>
+            <w:pPr>
+              <w:pStyle w:val="Compact"/>
+            </w:pPr>
+            <w:r>
+              <w:t xml:space="preserve">BLANK</w:t>
+            </w:r>
+          </w:p>
+        </w:tc>
+        <w:tc>
+          <w:tcPr/>
+          <w:p>
+            <w:pPr>
+              <w:pStyle w:val="Compact"/>
+            </w:pPr>
+            <w:r>
+              <w:t xml:space="preserve">Insert from SaaS-only financial model (subscription revenue only, no media)</w:t>
+            </w:r>
+          </w:p>
+        </w:tc>
+        <w:tc>
+          <w:tcPr/>
+          <w:p>
+            <w:pPr>
+              <w:pStyle w:val="Compact"/>
+            </w:pPr>
+            <w:r>
+              <w:t xml:space="preserve">Document Owner</w:t>
+            </w:r>
+          </w:p>
+        </w:tc>
+      </w:tr>
+      <w:tr>
+        <w:tc>
+          <w:tcPr/>
+          <w:p>
+            <w:pPr>
+              <w:pStyle w:val="Compact"/>
+            </w:pPr>
+            <w:r>
+              <w:t xml:space="preserve">12</w:t>
+            </w:r>
+          </w:p>
+        </w:tc>
+        <w:tc>
+          <w:tcPr/>
+          <w:p>
+            <w:pPr>
+              <w:pStyle w:val="Compact"/>
+            </w:pPr>
+            <w:r>
+              <w:t xml:space="preserve">CAC — Paid Channel Benchmark</w:t>
+            </w:r>
+          </w:p>
+        </w:tc>
+        <w:tc>
+          <w:tcPr/>
+          <w:p>
+            <w:pPr>
+              <w:pStyle w:val="Compact"/>
+            </w:pPr>
+            <w:r>
+              <w:t xml:space="preserve">BLANK</w:t>
+            </w:r>
+          </w:p>
+        </w:tc>
+        <w:tc>
+          <w:tcPr/>
+          <w:p>
+            <w:pPr>
+              <w:pStyle w:val="Compact"/>
+            </w:pPr>
+            <w:r>
+              <w:t xml:space="preserve">Insert verified paid CAC figure; B2B SaaS benchmark: $300-600</w:t>
+            </w:r>
+          </w:p>
+        </w:tc>
+        <w:tc>
+          <w:tcPr/>
+          <w:p>
+            <w:pPr>
+              <w:pStyle w:val="Compact"/>
+            </w:pPr>
+            <w:r>
+              <w:t xml:space="preserve">Document Owner</w:t>
+            </w:r>
+          </w:p>
+        </w:tc>
+      </w:tr>
+      <w:tr>
+        <w:tc>
+          <w:tcPr/>
+          <w:p>
+            <w:pPr>
+              <w:pStyle w:val="Compact"/>
+            </w:pPr>
+            <w:r>
+              <w:t xml:space="preserve">13</w:t>
+            </w:r>
+          </w:p>
+        </w:tc>
+        <w:tc>
+          <w:tcPr/>
+          <w:p>
+            <w:pPr>
+              <w:pStyle w:val="Compact"/>
+            </w:pPr>
+            <w:r>
+              <w:t xml:space="preserve">LTV — Average Subscriber</w:t>
+            </w:r>
+          </w:p>
+        </w:tc>
+        <w:tc>
+          <w:tcPr/>
+          <w:p>
+            <w:pPr>
+              <w:pStyle w:val="Compact"/>
+            </w:pPr>
+            <w:r>
+              <w:t xml:space="preserve">BLANK</w:t>
+            </w:r>
+          </w:p>
+        </w:tc>
+        <w:tc>
+          <w:tcPr/>
+          <w:p>
+            <w:pPr>
+              <w:pStyle w:val="Compact"/>
+            </w:pPr>
+            <w:r>
+              <w:t xml:space="preserve">Calculate: average subscription tier value x average retention months</w:t>
+            </w:r>
+          </w:p>
+        </w:tc>
+        <w:tc>
+          <w:tcPr/>
+          <w:p>
+            <w:pPr>
+              <w:pStyle w:val="Compact"/>
+            </w:pPr>
+            <w:r>
+              <w:t xml:space="preserve">Document Owner</w:t>
+            </w:r>
+          </w:p>
+        </w:tc>
+      </w:tr>
+      <w:tr>
+        <w:tc>
+          <w:tcPr/>
+          <w:p>
+            <w:pPr>
+              <w:pStyle w:val="Compact"/>
+            </w:pPr>
+            <w:r>
+              <w:t xml:space="preserve">14</w:t>
+            </w:r>
+          </w:p>
+        </w:tc>
+        <w:tc>
+          <w:tcPr/>
+          <w:p>
+            <w:pPr>
+              <w:pStyle w:val="Compact"/>
+            </w:pPr>
+            <w:r>
+              <w:t xml:space="preserve">NRR — Net Revenue Retention</w:t>
+            </w:r>
+          </w:p>
+        </w:tc>
+        <w:tc>
+          <w:tcPr/>
+          <w:p>
+            <w:pPr>
+              <w:pStyle w:val="Compact"/>
+            </w:pPr>
+            <w:r>
+              <w:t xml:space="preserve">BLANK</w:t>
+            </w:r>
+          </w:p>
+        </w:tc>
+        <w:tc>
+          <w:tcPr/>
+          <w:p>
+            <w:pPr>
+              <w:pStyle w:val="Compact"/>
+            </w:pPr>
+            <w:r>
+              <w:t xml:space="preserve">Insert from platform cohort data; target: above 100%</w:t>
+            </w:r>
+          </w:p>
+        </w:tc>
+        <w:tc>
+          <w:tcPr/>
+          <w:p>
+            <w:pPr>
+              <w:pStyle w:val="Compact"/>
+            </w:pPr>
+            <w:r>
+              <w:t xml:space="preserve">Document Owner</w:t>
+            </w:r>
+          </w:p>
+        </w:tc>
+      </w:tr>
+      <w:tr>
+        <w:tc>
+          <w:tcPr/>
+          <w:p>
+            <w:pPr>
+              <w:pStyle w:val="Compact"/>
+            </w:pPr>
+            <w:r>
+              <w:t xml:space="preserve">15</w:t>
+            </w:r>
+          </w:p>
+        </w:tc>
+        <w:tc>
+          <w:tcPr/>
+          <w:p>
+            <w:pPr>
+              <w:pStyle w:val="Compact"/>
+            </w:pPr>
+            <w:r>
+              <w:t xml:space="preserve">Gross Margin — SaaS Revenue</w:t>
+            </w:r>
+          </w:p>
+        </w:tc>
+        <w:tc>
+          <w:tcPr/>
+          <w:p>
+            <w:pPr>
+              <w:pStyle w:val="Compact"/>
+            </w:pPr>
+            <w:r>
+              <w:t xml:space="preserve">BLANK</w:t>
+            </w:r>
+          </w:p>
+        </w:tc>
+        <w:tc>
+          <w:tcPr/>
+          <w:p>
+            <w:pPr>
+              <w:pStyle w:val="Compact"/>
+            </w:pPr>
+            <w:r>
+              <w:t xml:space="preserve">Typical SaaS: 70-85%; verify against actual platform cost structure</w:t>
+            </w:r>
+          </w:p>
+        </w:tc>
+        <w:tc>
+          <w:tcPr/>
+          <w:p>
+            <w:pPr>
+              <w:pStyle w:val="Compact"/>
+            </w:pPr>
+            <w:r>
+              <w:t xml:space="preserve">Document Owner</w:t>
+            </w:r>
+          </w:p>
+        </w:tc>
+      </w:tr>
+      <w:tr>
+        <w:tc>
+          <w:tcPr/>
+          <w:p>
+            <w:pPr>
+              <w:pStyle w:val="Compact"/>
+            </w:pPr>
+            <w:r>
+              <w:t xml:space="preserve">16</w:t>
+            </w:r>
+          </w:p>
+        </w:tc>
+        <w:tc>
+          <w:tcPr/>
+          <w:p>
+            <w:pPr>
+              <w:pStyle w:val="Compact"/>
+            </w:pPr>
+            <w:r>
+              <w:t xml:space="preserve">Comparable M&amp;A Transaction 1</w:t>
+            </w:r>
+          </w:p>
+        </w:tc>
+        <w:tc>
+          <w:tcPr/>
+          <w:p>
+            <w:pPr>
+              <w:pStyle w:val="Compact"/>
+            </w:pPr>
+            <w:r>
+              <w:t xml:space="preserve">BLANK</w:t>
+            </w:r>
+          </w:p>
+        </w:tc>
+        <w:tc>
+          <w:tcPr/>
+          <w:p>
+            <w:pPr>
+              <w:pStyle w:val="Compact"/>
+            </w:pPr>
+            <w:r>
+              <w:t xml:space="preserve">Insert named comparable deal with deal terms and implied multiple</w:t>
+            </w:r>
+          </w:p>
+        </w:tc>
+        <w:tc>
+          <w:tcPr/>
+          <w:p>
+            <w:pPr>
+              <w:pStyle w:val="Compact"/>
+            </w:pPr>
+            <w:r>
+              <w:t xml:space="preserve">Document Owner</w:t>
+            </w:r>
+          </w:p>
+        </w:tc>
+      </w:tr>
+      <w:tr>
+        <w:tc>
+          <w:tcPr/>
+          <w:p>
+            <w:pPr>
+              <w:pStyle w:val="Compact"/>
+            </w:pPr>
+            <w:r>
+              <w:t xml:space="preserve">17</w:t>
+            </w:r>
+          </w:p>
+        </w:tc>
+        <w:tc>
+          <w:tcPr/>
+          <w:p>
+            <w:pPr>
+              <w:pStyle w:val="Compact"/>
+            </w:pPr>
+            <w:r>
+              <w:t xml:space="preserve">Comparable M&amp;A Transaction 2</w:t>
+            </w:r>
+          </w:p>
+        </w:tc>
+        <w:tc>
+          <w:tcPr/>
+          <w:p>
+            <w:pPr>
+              <w:pStyle w:val="Compact"/>
+            </w:pPr>
+            <w:r>
+              <w:t xml:space="preserve">BLANK</w:t>
+            </w:r>
+          </w:p>
+        </w:tc>
+        <w:tc>
+          <w:tcPr/>
+          <w:p>
+            <w:pPr>
+              <w:pStyle w:val="Compact"/>
+            </w:pPr>
+            <w:r>
+              <w:t xml:space="preserve">Insert named comparable deal with deal terms and implied multiple</w:t>
+            </w:r>
+          </w:p>
+        </w:tc>
+        <w:tc>
+          <w:tcPr/>
+          <w:p>
+            <w:pPr>
+              <w:pStyle w:val="Compact"/>
+            </w:pPr>
+            <w:r>
+              <w:t xml:space="preserve">Document Owner</w:t>
+            </w:r>
+          </w:p>
+        </w:tc>
+      </w:tr>
+      <w:tr>
+        <w:tc>
+          <w:tcPr/>
+          <w:p>
+            <w:pPr>
+              <w:pStyle w:val="Compact"/>
+            </w:pPr>
+            <w:r>
+              <w:t xml:space="preserve">18</w:t>
+            </w:r>
+          </w:p>
+        </w:tc>
+        <w:tc>
+          <w:tcPr/>
+          <w:p>
+            <w:pPr>
+              <w:pStyle w:val="Compact"/>
+            </w:pPr>
+            <w:r>
+              <w:t xml:space="preserve">Next Financing Milestone</w:t>
+            </w:r>
+          </w:p>
+        </w:tc>
+        <w:tc>
+          <w:tcPr/>
+          <w:p>
+            <w:pPr>
+              <w:pStyle w:val="Compact"/>
+            </w:pPr>
+            <w:r>
+              <w:t xml:space="preserve">BLANK</w:t>
+            </w:r>
+          </w:p>
+        </w:tc>
+        <w:tc>
+          <w:tcPr/>
+          <w:p>
+            <w:pPr>
+              <w:pStyle w:val="Compact"/>
+            </w:pPr>
+            <w:r>
+              <w:t xml:space="preserve">Insert specific trigger: e.g.,</w:t>
+            </w:r>
+            <w:r>
+              <w:t xml:space="preserve"> </w:t>
+            </w:r>
+            <w:r>
+              <w:t xml:space="preserve">“TV development deal signed”</w:t>
+            </w:r>
+            <w:r>
+              <w:t xml:space="preserve"> </w:t>
+            </w:r>
+            <w:r>
+              <w:t xml:space="preserve">or</w:t>
+            </w:r>
+            <w:r>
+              <w:t xml:space="preserve"> </w:t>
+            </w:r>
+            <w:r>
+              <w:t xml:space="preserve">“500 active users”</w:t>
+            </w:r>
+          </w:p>
+        </w:tc>
+        <w:tc>
+          <w:tcPr/>
+          <w:p>
+            <w:pPr>
+              <w:pStyle w:val="Compact"/>
+            </w:pPr>
+            <w:r>
+              <w:t xml:space="preserve">Document Owner</w:t>
+            </w:r>
+          </w:p>
+        </w:tc>
+      </w:tr>
+    </w:tbl>
+    <w:p>
+      <w:pPr>
+        <w:pStyle w:val="BodyText"/>
+      </w:pPr>
+      <w:r>
+        <w:rPr>
+          <w:b/>
+          <w:bCs/>
+        </w:rPr>
+        <w:t xml:space="preserve">Completion Protocol:</w:t>
+      </w:r>
+      <w:r>
+        <w:t xml:space="preserve"> </w:t>
+      </w:r>
+      <w:r>
+        <w:t xml:space="preserve">No investor conversation — email, meeting, or deck send — occurs until all 18 fields are populated with real numbers or defensible ranges. Early numbers with transparent methodology are always preferable to blank fields.</w:t>
+      </w:r>
+    </w:p>
+    <w:p>
+      <w:r>
+        <w:pict>
+          <v:rect style="width:0;height:1.5pt" o:hralign="center" o:hrstd="t" o:hr="t"/>
+        </w:pict>
+      </w:r>
+    </w:p>
+    <w:bookmarkEnd w:id="110"/>
+    <w:bookmarkStart w:id="111" w:name="X2bde4b429883cc443d96f323b910624e897e275"/>
+    <w:p>
+      <w:pPr>
+        <w:pStyle w:val="Heading2"/>
+      </w:pPr>
+      <w:r>
+        <w:t xml:space="preserve">[NEW] Suggestion 9.2 Applied: Dual-Narrative Financial Story — SaaS Company With Media as Acquisition Channel</w:t>
+      </w:r>
+    </w:p>
+    <w:p>
+      <w:pPr>
+        <w:pStyle w:val="FirstParagraph"/>
+      </w:pPr>
+      <w:r>
+        <w:rPr>
+          <w:b/>
+          <w:bCs/>
+        </w:rPr>
+        <w:t xml:space="preserve">The Single Most Important Framing Decision in This Document</w:t>
+      </w:r>
+    </w:p>
+    <w:p>
+      <w:pPr>
+        <w:pStyle w:val="BodyText"/>
+      </w:pPr>
+      <w:r>
+        <w:t xml:space="preserve">DealStage is a SaaS company. The media empire is the most efficient customer acquisition channel ever designed for a B2B SaaS platform. This is not spin — it is architecturally true and worth a 3-5x valuation difference at Series A.</w:t>
+      </w:r>
+    </w:p>
+    <w:p>
+      <w:pPr>
+        <w:pStyle w:val="BodyText"/>
+      </w:pPr>
+      <w:r>
+        <w:rPr>
+          <w:b/>
+          <w:bCs/>
+        </w:rPr>
+        <w:t xml:space="preserve">Why the Framing Is Worth Tens of Millions of Dollars:</w:t>
       </w:r>
     </w:p>
     <w:tbl>
@@ -31456,360 +33609,195 @@
               <w:pStyle w:val="Compact"/>
             </w:pPr>
             <w:r>
-              <w:t xml:space="preserve">Risk Scenario</w:t>
-            </w:r>
-          </w:p>
-        </w:tc>
-        <w:tc>
-          <w:tcPr/>
-          <w:p>
-            <w:pPr>
-              <w:pStyle w:val="Compact"/>
-            </w:pPr>
-            <w:r>
-              <w:t xml:space="preserve">Revenue Impact</w:t>
-            </w:r>
-          </w:p>
-        </w:tc>
-        <w:tc>
-          <w:tcPr/>
-          <w:p>
-            <w:pPr>
-              <w:pStyle w:val="Compact"/>
-            </w:pPr>
-            <w:r>
-              <w:t xml:space="preserve">Cost Impact</w:t>
-            </w:r>
-          </w:p>
-        </w:tc>
-        <w:tc>
-          <w:tcPr/>
-          <w:p>
-            <w:pPr>
-              <w:pStyle w:val="Compact"/>
-            </w:pPr>
-            <w:r>
-              <w:t xml:space="preserve">Net Profit Impact</w:t>
-            </w:r>
-          </w:p>
-        </w:tc>
-      </w:tr>
-      <w:tr>
-        <w:tc>
-          <w:tcPr/>
-          <w:p>
-            <w:pPr>
-              <w:pStyle w:val="Compact"/>
-            </w:pPr>
-            <w:r>
-              <w:t xml:space="preserve">Views 50% below target (200K vs 400K avg)</w:t>
-            </w:r>
-          </w:p>
-        </w:tc>
-        <w:tc>
-          <w:tcPr/>
-          <w:p>
-            <w:pPr>
-              <w:pStyle w:val="Compact"/>
-            </w:pPr>
-            <w:r>
-              <w:t xml:space="preserve">-$7,152,000 (platform conversions halved)</w:t>
-            </w:r>
-          </w:p>
-        </w:tc>
-        <w:tc>
-          <w:tcPr/>
-          <w:p>
-            <w:pPr>
-              <w:pStyle w:val="Compact"/>
-            </w:pPr>
-            <w:r>
-              <w:t xml:space="preserve">No change</w:t>
-            </w:r>
-          </w:p>
-        </w:tc>
-        <w:tc>
-          <w:tcPr/>
-          <w:p>
-            <w:pPr>
-              <w:pStyle w:val="Compact"/>
-            </w:pPr>
-            <w:r>
-              <w:t xml:space="preserve">-50.7% → $6,950,760</w:t>
-            </w:r>
-          </w:p>
-        </w:tc>
-      </w:tr>
-      <w:tr>
-        <w:tc>
-          <w:tcPr/>
-          <w:p>
-            <w:pPr>
-              <w:pStyle w:val="Compact"/>
-            </w:pPr>
-            <w:r>
-              <w:t xml:space="preserve">One major brand deal drops mid-season</w:t>
-            </w:r>
-          </w:p>
-        </w:tc>
-        <w:tc>
-          <w:tcPr/>
-          <w:p>
-            <w:pPr>
-              <w:pStyle w:val="Compact"/>
-            </w:pPr>
-            <w:r>
-              <w:t xml:space="preserve">-$480,000</w:t>
-            </w:r>
-          </w:p>
-        </w:tc>
-        <w:tc>
-          <w:tcPr/>
-          <w:p>
-            <w:pPr>
-              <w:pStyle w:val="Compact"/>
-            </w:pPr>
-            <w:r>
-              <w:t xml:space="preserve">-$50,000 savings</w:t>
-            </w:r>
-          </w:p>
-        </w:tc>
-        <w:tc>
-          <w:tcPr/>
-          <w:p>
-            <w:pPr>
-              <w:pStyle w:val="Compact"/>
-            </w:pPr>
-            <w:r>
-              <w:t xml:space="preserve">-3.0% → $13,672,760</w:t>
-            </w:r>
-          </w:p>
-        </w:tc>
-      </w:tr>
-      <w:tr>
-        <w:tc>
-          <w:tcPr/>
-          <w:p>
-            <w:pPr>
-              <w:pStyle w:val="Compact"/>
-            </w:pPr>
-            <w:r>
-              <w:t xml:space="preserve">Platform conversions underperform 50%</w:t>
-            </w:r>
-          </w:p>
-        </w:tc>
-        <w:tc>
-          <w:tcPr/>
-          <w:p>
-            <w:pPr>
-              <w:pStyle w:val="Compact"/>
-            </w:pPr>
-            <w:r>
-              <w:t xml:space="preserve">-$7,152,000</w:t>
-            </w:r>
-          </w:p>
-        </w:tc>
-        <w:tc>
-          <w:tcPr/>
-          <w:p>
-            <w:pPr>
-              <w:pStyle w:val="Compact"/>
-            </w:pPr>
-            <w:r>
-              <w:t xml:space="preserve">No change</w:t>
-            </w:r>
-          </w:p>
-        </w:tc>
-        <w:tc>
-          <w:tcPr/>
-          <w:p>
-            <w:pPr>
-              <w:pStyle w:val="Compact"/>
-            </w:pPr>
-            <w:r>
-              <w:t xml:space="preserve">-50.7% → $6,950,760</w:t>
-            </w:r>
-          </w:p>
-        </w:tc>
-      </w:tr>
-      <w:tr>
-        <w:tc>
-          <w:tcPr/>
-          <w:p>
-            <w:pPr>
-              <w:pStyle w:val="Compact"/>
-            </w:pPr>
-            <w:r>
-              <w:t xml:space="preserve">Production 25% over budget</w:t>
-            </w:r>
-          </w:p>
-        </w:tc>
-        <w:tc>
-          <w:tcPr/>
-          <w:p>
-            <w:pPr>
-              <w:pStyle w:val="Compact"/>
-            </w:pPr>
-            <w:r>
-              <w:t xml:space="preserve">No change</w:t>
-            </w:r>
-          </w:p>
-        </w:tc>
-        <w:tc>
-          <w:tcPr/>
-          <w:p>
-            <w:pPr>
-              <w:pStyle w:val="Compact"/>
-            </w:pPr>
-            <w:r>
-              <w:t xml:space="preserve">+$349,800</w:t>
-            </w:r>
-          </w:p>
-        </w:tc>
-        <w:tc>
-          <w:tcPr/>
-          <w:p>
-            <w:pPr>
-              <w:pStyle w:val="Compact"/>
-            </w:pPr>
-            <w:r>
-              <w:t xml:space="preserve">-2.5% → $13,752,960</w:t>
-            </w:r>
-          </w:p>
-        </w:tc>
-      </w:tr>
-      <w:tr>
-        <w:tc>
-          <w:tcPr/>
-          <w:p>
-            <w:pPr>
-              <w:pStyle w:val="Compact"/>
-            </w:pPr>
-            <w:r>
-              <w:t xml:space="preserve">YouTube demonetization 30 days</w:t>
-            </w:r>
-          </w:p>
-        </w:tc>
-        <w:tc>
-          <w:tcPr/>
-          <w:p>
-            <w:pPr>
-              <w:pStyle w:val="Compact"/>
-            </w:pPr>
-            <w:r>
-              <w:t xml:space="preserve">-$1,080 (AdSense only)</w:t>
-            </w:r>
-          </w:p>
-        </w:tc>
-        <w:tc>
-          <w:tcPr/>
-          <w:p>
-            <w:pPr>
-              <w:pStyle w:val="Compact"/>
-            </w:pPr>
-            <w:r>
-              <w:t xml:space="preserve">No change</w:t>
-            </w:r>
-          </w:p>
-        </w:tc>
-        <w:tc>
-          <w:tcPr/>
-          <w:p>
-            <w:pPr>
-              <w:pStyle w:val="Compact"/>
-            </w:pPr>
-            <w:r>
-              <w:t xml:space="preserve">Negligible</w:t>
-            </w:r>
-          </w:p>
-        </w:tc>
-      </w:tr>
-      <w:tr>
-        <w:tc>
-          <w:tcPr/>
-          <w:p>
-            <w:pPr>
-              <w:pStyle w:val="Compact"/>
-            </w:pPr>
-            <w:r>
-              <w:t xml:space="preserve">All risks simultaneously</w:t>
-            </w:r>
-          </w:p>
-        </w:tc>
-        <w:tc>
-          <w:tcPr/>
-          <w:p>
-            <w:pPr>
-              <w:pStyle w:val="Compact"/>
-            </w:pPr>
-            <w:r>
-              <w:t xml:space="preserve">-$14,785,080</w:t>
-            </w:r>
-          </w:p>
-        </w:tc>
-        <w:tc>
-          <w:tcPr/>
-          <w:p>
-            <w:pPr>
-              <w:pStyle w:val="Compact"/>
-            </w:pPr>
-            <w:r>
-              <w:t xml:space="preserve">+$299,800</w:t>
-            </w:r>
-          </w:p>
-        </w:tc>
-        <w:tc>
-          <w:tcPr/>
-          <w:p>
-            <w:pPr>
-              <w:pStyle w:val="Compact"/>
-            </w:pPr>
-            <w:r>
-              <w:t xml:space="preserve">-107% → ($982,120) loss</w:t>
-            </w:r>
-          </w:p>
-        </w:tc>
-      </w:tr>
-      <w:tr>
-        <w:tc>
-          <w:tcPr/>
-          <w:p>
-            <w:pPr>
-              <w:pStyle w:val="Compact"/>
-            </w:pPr>
-            <w:r>
-              <w:t xml:space="preserve">Stress test: Still profitable?</w:t>
-            </w:r>
-          </w:p>
-        </w:tc>
-        <w:tc>
-          <w:tcPr/>
-          <w:p>
-            <w:pPr>
-              <w:pStyle w:val="Compact"/>
-            </w:pPr>
-            <w:r>
-              <w:t xml:space="preserve">No — breaks even only if platform conversions hold</w:t>
-            </w:r>
-          </w:p>
-        </w:tc>
-        <w:tc>
-          <w:tcPr/>
-          <w:p>
-            <w:pPr>
-              <w:pStyle w:val="Compact"/>
-            </w:pPr>
-            <w:r>
-              <w:t xml:space="preserve">Conversions are the critical variable</w:t>
-            </w:r>
-          </w:p>
-        </w:tc>
-        <w:tc>
-          <w:tcPr/>
-          <w:p>
-            <w:pPr>
-              <w:pStyle w:val="Compact"/>
-            </w:pPr>
+              <w:t xml:space="preserve">Valuation Frame</w:t>
+            </w:r>
+          </w:p>
+        </w:tc>
+        <w:tc>
+          <w:tcPr/>
+          <w:p>
+            <w:pPr>
+              <w:pStyle w:val="Compact"/>
+            </w:pPr>
+            <w:r>
+              <w:t xml:space="preserve">Revenue Multiple</w:t>
+            </w:r>
+          </w:p>
+        </w:tc>
+        <w:tc>
+          <w:tcPr/>
+          <w:p>
+            <w:pPr>
+              <w:pStyle w:val="Compact"/>
+            </w:pPr>
+            <w:r>
+              <w:t xml:space="preserve">At $10M ARR</w:t>
+            </w:r>
+          </w:p>
+        </w:tc>
+        <w:tc>
+          <w:tcPr/>
+          <w:p>
+            <w:pPr>
+              <w:pStyle w:val="Compact"/>
+            </w:pPr>
+            <w:r>
+              <w:t xml:space="preserve">At $25M ARR</w:t>
+            </w:r>
+          </w:p>
+        </w:tc>
+      </w:tr>
+      <w:tr>
+        <w:tc>
+          <w:tcPr/>
+          <w:p>
+            <w:pPr>
+              <w:pStyle w:val="Compact"/>
+            </w:pPr>
+            <w:r>
+              <w:t xml:space="preserve">Media Company with Platform Attached</w:t>
+            </w:r>
+          </w:p>
+        </w:tc>
+        <w:tc>
+          <w:tcPr/>
+          <w:p>
+            <w:pPr>
+              <w:pStyle w:val="Compact"/>
+            </w:pPr>
+            <w:r>
+              <w:t xml:space="preserve">2-4x revenue</w:t>
+            </w:r>
+          </w:p>
+        </w:tc>
+        <w:tc>
+          <w:tcPr/>
+          <w:p>
+            <w:pPr>
+              <w:pStyle w:val="Compact"/>
+            </w:pPr>
+            <w:r>
+              <w:t xml:space="preserve">$20-40M valuation</w:t>
+            </w:r>
+          </w:p>
+        </w:tc>
+        <w:tc>
+          <w:tcPr/>
+          <w:p>
+            <w:pPr>
+              <w:pStyle w:val="Compact"/>
+            </w:pPr>
+            <w:r>
+              <w:t xml:space="preserve">$50-100M valuation</w:t>
+            </w:r>
+          </w:p>
+        </w:tc>
+      </w:tr>
+      <w:tr>
+        <w:tc>
+          <w:tcPr/>
+          <w:p>
+            <w:pPr>
+              <w:pStyle w:val="Compact"/>
+            </w:pPr>
+            <w:r>
+              <w:t xml:space="preserve">SaaS Company with Media Acquisition Channel</w:t>
+            </w:r>
+          </w:p>
+        </w:tc>
+        <w:tc>
+          <w:tcPr/>
+          <w:p>
+            <w:pPr>
+              <w:pStyle w:val="Compact"/>
+            </w:pPr>
+            <w:r>
+              <w:t xml:space="preserve">8-12x ARR</w:t>
+            </w:r>
+          </w:p>
+        </w:tc>
+        <w:tc>
+          <w:tcPr/>
+          <w:p>
+            <w:pPr>
+              <w:pStyle w:val="Compact"/>
+            </w:pPr>
+            <w:r>
+              <w:t xml:space="preserve">$80-120M valuation</w:t>
+            </w:r>
+          </w:p>
+        </w:tc>
+        <w:tc>
+          <w:tcPr/>
+          <w:p>
+            <w:pPr>
+              <w:pStyle w:val="Compact"/>
+            </w:pPr>
+            <w:r>
+              <w:t xml:space="preserve">$200-300M valuation</w:t>
+            </w:r>
+          </w:p>
+        </w:tc>
+      </w:tr>
+      <w:tr>
+        <w:tc>
+          <w:tcPr/>
+          <w:p>
+            <w:pPr>
+              <w:pStyle w:val="Compact"/>
+            </w:pPr>
+            <w:r>
+              <w:rPr>
+                <w:b/>
+                <w:bCs/>
+              </w:rPr>
+              <w:t xml:space="preserve">DealStage — Correct Framing</w:t>
+            </w:r>
+          </w:p>
+        </w:tc>
+        <w:tc>
+          <w:tcPr/>
+          <w:p>
+            <w:pPr>
+              <w:pStyle w:val="Compact"/>
+            </w:pPr>
+            <w:r>
+              <w:rPr>
+                <w:b/>
+                <w:bCs/>
+              </w:rPr>
+              <w:t xml:space="preserve">8-12x ARR</w:t>
+            </w:r>
+          </w:p>
+        </w:tc>
+        <w:tc>
+          <w:tcPr/>
+          <w:p>
+            <w:pPr>
+              <w:pStyle w:val="Compact"/>
+            </w:pPr>
+            <w:r>
+              <w:rPr>
+                <w:b/>
+                <w:bCs/>
+              </w:rPr>
+              <w:t xml:space="preserve">$80-120M valuation</w:t>
+            </w:r>
+          </w:p>
+        </w:tc>
+        <w:tc>
+          <w:tcPr/>
+          <w:p>
+            <w:pPr>
+              <w:pStyle w:val="Compact"/>
+            </w:pPr>
+            <w:r>
+              <w:rPr>
+                <w:b/>
+                <w:bCs/>
+              </w:rPr>
+              <w:t xml:space="preserve">$200-300M valuation</w:t>
+            </w:r>
           </w:p>
         </w:tc>
       </w:tr>
@@ -31823,7 +33811,532 @@
           <w:b/>
           <w:bCs/>
         </w:rPr>
-        <w:t xml:space="preserve">PODCAST — SENSITIVITY ANALYSIS (Moderate Base: Year 1 Net Profit $2,103,680)</w:t>
+        <w:t xml:space="preserve">Recommended Pitch Deck Architecture — Slide Order:</w:t>
+      </w:r>
+    </w:p>
+    <w:p>
+      <w:pPr>
+        <w:pStyle w:val="BodyText"/>
+      </w:pPr>
+      <w:r>
+        <w:rPr>
+          <w:b/>
+          <w:bCs/>
+        </w:rPr>
+        <w:t xml:space="preserve">Slides 1-3 — SaaS Foundation:</w:t>
+      </w:r>
+      <w:r>
+        <w:t xml:space="preserve"> </w:t>
+      </w:r>
+      <w:r>
+        <w:t xml:space="preserve">Lead exclusively with pure SaaS unit economics: ARR, MRR, gross margin, CAC/LTV ratio, net revenue retention. Show that the platform is a viable SaaS business on subscriptions alone. Do not introduce the TV show on these slides.</w:t>
+      </w:r>
+    </w:p>
+    <w:p>
+      <w:pPr>
+        <w:pStyle w:val="BodyText"/>
+      </w:pPr>
+      <w:r>
+        <w:rPr>
+          <w:b/>
+          <w:bCs/>
+        </w:rPr>
+        <w:t xml:space="preserve">Slides 4-6 — Media as CAC Replacement:</w:t>
+      </w:r>
+      <w:r>
+        <w:t xml:space="preserve"> </w:t>
+      </w:r>
+      <w:r>
+        <w:t xml:space="preserve">Introduce the media empire as</w:t>
+      </w:r>
+      <w:r>
+        <w:t xml:space="preserve"> </w:t>
+      </w:r>
+      <w:r>
+        <w:t xml:space="preserve">“the most efficient customer acquisition channel in the creator economy.”</w:t>
+      </w:r>
+      <w:r>
+        <w:t xml:space="preserve"> </w:t>
+      </w:r>
+      <w:r>
+        <w:t xml:space="preserve">Frame explicitly:</w:t>
+      </w:r>
+      <w:r>
+        <w:t xml:space="preserve"> </w:t>
+      </w:r>
+      <w:r>
+        <w:t xml:space="preserve">“Most SaaS companies spend 30-40% of revenue on sales and marketing. We deploy that capital into content that generates its own revenue while acquiring users at below-market CAC.”</w:t>
+      </w:r>
+    </w:p>
+    <w:p>
+      <w:pPr>
+        <w:pStyle w:val="BodyText"/>
+      </w:pPr>
+      <w:r>
+        <w:rPr>
+          <w:b/>
+          <w:bCs/>
+        </w:rPr>
+        <w:t xml:space="preserve">The CAC Replacement Calculation (Add as Dedicated Slide Element):</w:t>
+      </w:r>
+    </w:p>
+    <w:tbl>
+      <w:tblPr>
+        <w:tblStyle w:val="Table"/>
+        <w:tblW w:type="pct" w:w="5000"/>
+        <w:tblLayout w:type="fixed"/>
+        <w:tblLook w:firstRow="1" w:lastRow="0" w:firstColumn="0" w:lastColumn="0" w:noHBand="0" w:noVBand="0" w:val="0020"/>
+      </w:tblPr>
+      <w:tblGrid>
+        <w:gridCol w:w="1584"/>
+        <w:gridCol w:w="1584"/>
+        <w:gridCol w:w="1584"/>
+        <w:gridCol w:w="1584"/>
+        <w:gridCol w:w="1584"/>
+      </w:tblGrid>
+      <w:tr>
+        <w:trPr>
+          <w:tblHeader w:val="on"/>
+        </w:trPr>
+        <w:tc>
+          <w:tcPr/>
+          <w:p>
+            <w:pPr>
+              <w:pStyle w:val="Compact"/>
+            </w:pPr>
+            <w:r>
+              <w:t xml:space="preserve">Acquisition Channel</w:t>
+            </w:r>
+          </w:p>
+        </w:tc>
+        <w:tc>
+          <w:tcPr/>
+          <w:p>
+            <w:pPr>
+              <w:pStyle w:val="Compact"/>
+            </w:pPr>
+            <w:r>
+              <w:t xml:space="preserve">Investment</w:t>
+            </w:r>
+          </w:p>
+        </w:tc>
+        <w:tc>
+          <w:tcPr/>
+          <w:p>
+            <w:pPr>
+              <w:pStyle w:val="Compact"/>
+            </w:pPr>
+            <w:r>
+              <w:t xml:space="preserve">Platform Users Acquired</w:t>
+            </w:r>
+          </w:p>
+        </w:tc>
+        <w:tc>
+          <w:tcPr/>
+          <w:p>
+            <w:pPr>
+              <w:pStyle w:val="Compact"/>
+            </w:pPr>
+            <w:r>
+              <w:t xml:space="preserve">Effective CAC</w:t>
+            </w:r>
+          </w:p>
+        </w:tc>
+        <w:tc>
+          <w:tcPr/>
+          <w:p>
+            <w:pPr>
+              <w:pStyle w:val="Compact"/>
+            </w:pPr>
+            <w:r>
+              <w:t xml:space="preserve">Independent Revenue Generated</w:t>
+            </w:r>
+          </w:p>
+        </w:tc>
+      </w:tr>
+      <w:tr>
+        <w:tc>
+          <w:tcPr/>
+          <w:p>
+            <w:pPr>
+              <w:pStyle w:val="Compact"/>
+            </w:pPr>
+            <w:r>
+              <w:t xml:space="preserve">Paid Digital (Google / Meta)</w:t>
+            </w:r>
+          </w:p>
+        </w:tc>
+        <w:tc>
+          <w:tcPr/>
+          <w:p>
+            <w:pPr>
+              <w:pStyle w:val="Compact"/>
+            </w:pPr>
+            <w:r>
+              <w:t xml:space="preserve">$300-600 per user</w:t>
+            </w:r>
+          </w:p>
+        </w:tc>
+        <w:tc>
+          <w:tcPr/>
+          <w:p>
+            <w:pPr>
+              <w:pStyle w:val="Compact"/>
+            </w:pPr>
+            <w:r>
+              <w:t xml:space="preserve">Market rate</w:t>
+            </w:r>
+          </w:p>
+        </w:tc>
+        <w:tc>
+          <w:tcPr/>
+          <w:p>
+            <w:pPr>
+              <w:pStyle w:val="Compact"/>
+            </w:pPr>
+            <w:r>
+              <w:t xml:space="preserve">$300-600</w:t>
+            </w:r>
+          </w:p>
+        </w:tc>
+        <w:tc>
+          <w:tcPr/>
+          <w:p>
+            <w:pPr>
+              <w:pStyle w:val="Compact"/>
+            </w:pPr>
+            <w:r>
+              <w:t xml:space="preserve">$0</w:t>
+            </w:r>
+          </w:p>
+        </w:tc>
+      </w:tr>
+      <w:tr>
+        <w:tc>
+          <w:tcPr/>
+          <w:p>
+            <w:pPr>
+              <w:pStyle w:val="Compact"/>
+            </w:pPr>
+            <w:r>
+              <w:t xml:space="preserve">Podcast (6 months, $50K production)</w:t>
+            </w:r>
+          </w:p>
+        </w:tc>
+        <w:tc>
+          <w:tcPr/>
+          <w:p>
+            <w:pPr>
+              <w:pStyle w:val="Compact"/>
+            </w:pPr>
+            <w:r>
+              <w:t xml:space="preserve">$50,000</w:t>
+            </w:r>
+          </w:p>
+        </w:tc>
+        <w:tc>
+          <w:tcPr/>
+          <w:p>
+            <w:pPr>
+              <w:pStyle w:val="Compact"/>
+            </w:pPr>
+            <w:r>
+              <w:t xml:space="preserve">200+ platform signups</w:t>
+            </w:r>
+          </w:p>
+        </w:tc>
+        <w:tc>
+          <w:tcPr/>
+          <w:p>
+            <w:pPr>
+              <w:pStyle w:val="Compact"/>
+            </w:pPr>
+            <w:r>
+              <w:t xml:space="preserve">~$250</w:t>
+            </w:r>
+          </w:p>
+        </w:tc>
+        <w:tc>
+          <w:tcPr/>
+          <w:p>
+            <w:pPr>
+              <w:pStyle w:val="Compact"/>
+            </w:pPr>
+            <w:r>
+              <w:t xml:space="preserve">$2.1M net profit Year 1</w:t>
+            </w:r>
+          </w:p>
+        </w:tc>
+      </w:tr>
+      <w:tr>
+        <w:tc>
+          <w:tcPr/>
+          <w:p>
+            <w:pPr>
+              <w:pStyle w:val="Compact"/>
+            </w:pPr>
+            <w:r>
+              <w:t xml:space="preserve">YouTube Series (12 episodes, $175K)</w:t>
+            </w:r>
+          </w:p>
+        </w:tc>
+        <w:tc>
+          <w:tcPr/>
+          <w:p>
+            <w:pPr>
+              <w:pStyle w:val="Compact"/>
+            </w:pPr>
+            <w:r>
+              <w:t xml:space="preserve">$175,000</w:t>
+            </w:r>
+          </w:p>
+        </w:tc>
+        <w:tc>
+          <w:tcPr/>
+          <w:p>
+            <w:pPr>
+              <w:pStyle w:val="Compact"/>
+            </w:pPr>
+            <w:r>
+              <w:t xml:space="preserve">1,000+ platform signups</w:t>
+            </w:r>
+          </w:p>
+        </w:tc>
+        <w:tc>
+          <w:tcPr/>
+          <w:p>
+            <w:pPr>
+              <w:pStyle w:val="Compact"/>
+            </w:pPr>
+            <w:r>
+              <w:t xml:space="preserve">~$175</w:t>
+            </w:r>
+          </w:p>
+        </w:tc>
+        <w:tc>
+          <w:tcPr/>
+          <w:p>
+            <w:pPr>
+              <w:pStyle w:val="Compact"/>
+            </w:pPr>
+            <w:r>
+              <w:t xml:space="preserve">$14.1M net profit Year 1</w:t>
+            </w:r>
+          </w:p>
+        </w:tc>
+      </w:tr>
+      <w:tr>
+        <w:tc>
+          <w:tcPr/>
+          <w:p>
+            <w:pPr>
+              <w:pStyle w:val="Compact"/>
+            </w:pPr>
+            <w:r>
+              <w:t xml:space="preserve">TV Show ($10M / season, amortized at 4M viewers)</w:t>
+            </w:r>
+          </w:p>
+        </w:tc>
+        <w:tc>
+          <w:tcPr/>
+          <w:p>
+            <w:pPr>
+              <w:pStyle w:val="Compact"/>
+            </w:pPr>
+            <w:r>
+              <w:t xml:space="preserve">$10,000,000</w:t>
+            </w:r>
+          </w:p>
+        </w:tc>
+        <w:tc>
+          <w:tcPr/>
+          <w:p>
+            <w:pPr>
+              <w:pStyle w:val="Compact"/>
+            </w:pPr>
+            <w:r>
+              <w:t xml:space="preserve">100,000+ platform signups</w:t>
+            </w:r>
+          </w:p>
+        </w:tc>
+        <w:tc>
+          <w:tcPr/>
+          <w:p>
+            <w:pPr>
+              <w:pStyle w:val="Compact"/>
+            </w:pPr>
+            <w:r>
+              <w:t xml:space="preserve">~$100</w:t>
+            </w:r>
+          </w:p>
+        </w:tc>
+        <w:tc>
+          <w:tcPr/>
+          <w:p>
+            <w:pPr>
+              <w:pStyle w:val="Compact"/>
+            </w:pPr>
+            <w:r>
+              <w:t xml:space="preserve">$23.3M net profit Year 1 (Base Case)</w:t>
+            </w:r>
+          </w:p>
+        </w:tc>
+      </w:tr>
+      <w:tr>
+        <w:tc>
+          <w:tcPr/>
+          <w:p>
+            <w:pPr>
+              <w:pStyle w:val="Compact"/>
+            </w:pPr>
+            <w:r>
+              <w:rPr>
+                <w:b/>
+                <w:bCs/>
+              </w:rPr>
+              <w:t xml:space="preserve">Content Ecosystem Blended</w:t>
+            </w:r>
+          </w:p>
+        </w:tc>
+        <w:tc>
+          <w:tcPr/>
+          <w:p>
+            <w:pPr>
+              <w:pStyle w:val="Compact"/>
+            </w:pPr>
+            <w:r>
+              <w:rPr>
+                <w:b/>
+                <w:bCs/>
+              </w:rPr>
+              <w:t xml:space="preserve">Variable</w:t>
+            </w:r>
+          </w:p>
+        </w:tc>
+        <w:tc>
+          <w:tcPr/>
+          <w:p>
+            <w:pPr>
+              <w:pStyle w:val="Compact"/>
+            </w:pPr>
+            <w:r>
+              <w:rPr>
+                <w:b/>
+                <w:bCs/>
+              </w:rPr>
+              <w:t xml:space="preserve">101,200+ signups</w:t>
+            </w:r>
+          </w:p>
+        </w:tc>
+        <w:tc>
+          <w:tcPr/>
+          <w:p>
+            <w:pPr>
+              <w:pStyle w:val="Compact"/>
+            </w:pPr>
+            <w:r>
+              <w:rPr>
+                <w:b/>
+                <w:bCs/>
+              </w:rPr>
+              <w:t xml:space="preserve">~$110 blended</w:t>
+            </w:r>
+          </w:p>
+        </w:tc>
+        <w:tc>
+          <w:tcPr/>
+          <w:p>
+            <w:pPr>
+              <w:pStyle w:val="Compact"/>
+            </w:pPr>
+            <w:r>
+              <w:rPr>
+                <w:b/>
+                <w:bCs/>
+              </w:rPr>
+              <w:t xml:space="preserve">Revenue-positive at every phase</w:t>
+            </w:r>
+          </w:p>
+        </w:tc>
+      </w:tr>
+    </w:tbl>
+    <w:p>
+      <w:pPr>
+        <w:pStyle w:val="BodyText"/>
+      </w:pPr>
+      <w:r>
+        <w:rPr>
+          <w:b/>
+          <w:bCs/>
+        </w:rPr>
+        <w:t xml:space="preserve">Speaker Note for Investor Presentations:</w:t>
+      </w:r>
+      <w:r>
+        <w:t xml:space="preserve"> </w:t>
+      </w:r>
+      <w:r>
+        <w:t xml:space="preserve">“We are a SaaS company. The TV show is our most efficient customer acquisition channel. Most SaaS companies spend 30-40% of revenue on sales and marketing. We spend it on content that generates its own revenue stream. The media division does not cost us money — it funds our growth and earns its own P&amp;L. Our CAC falls with every piece of content we publish, while our media revenue rises.”</w:t>
+      </w:r>
+    </w:p>
+    <w:p>
+      <w:r>
+        <w:pict>
+          <v:rect style="width:0;height:1.5pt" o:hralign="center" o:hrstd="t" o:hr="t"/>
+        </w:pict>
+      </w:r>
+    </w:p>
+    <w:bookmarkEnd w:id="111"/>
+    <w:bookmarkStart w:id="112" w:name="X738322cbcf4c43b3cb09a4ea952849fe46caffa"/>
+    <w:p>
+      <w:pPr>
+        <w:pStyle w:val="Heading2"/>
+      </w:pPr>
+      <w:r>
+        <w:t xml:space="preserve">[NEW] Suggestion 9.3 Applied: Transaction Fee Revenue — The Standalone Story</w:t>
+      </w:r>
+    </w:p>
+    <w:p>
+      <w:pPr>
+        <w:pStyle w:val="FirstParagraph"/>
+      </w:pPr>
+      <w:r>
+        <w:rPr>
+          <w:b/>
+          <w:bCs/>
+        </w:rPr>
+        <w:t xml:space="preserve">New Slide 7B: The Transaction Revenue Opportunity</w:t>
+      </w:r>
+    </w:p>
+    <w:p>
+      <w:pPr>
+        <w:pStyle w:val="BodyText"/>
+      </w:pPr>
+      <w:r>
+        <w:rPr>
+          <w:i/>
+          <w:iCs/>
+        </w:rPr>
+        <w:t xml:space="preserve">(Insert immediately after the current business model slide)</w:t>
+      </w:r>
+    </w:p>
+    <w:p>
+      <w:pPr>
+        <w:pStyle w:val="BodyText"/>
+      </w:pPr>
+      <w:r>
+        <w:t xml:space="preserve">The 2.9% escrow transaction fee is not a feature. It is a second revenue engine — a fintech take-rate model that operates at near-100% gross margin, embeds into deal workflows with extreme switching costs, and is currently priced below market with meaningful upside.</w:t>
+      </w:r>
+    </w:p>
+    <w:p>
+      <w:pPr>
+        <w:pStyle w:val="BodyText"/>
+      </w:pPr>
+      <w:r>
+        <w:rPr>
+          <w:b/>
+          <w:bCs/>
+        </w:rPr>
+        <w:t xml:space="preserve">The Fintech Take Rate Comparison:</w:t>
       </w:r>
     </w:p>
     <w:tbl>
@@ -31850,360 +34363,295 @@
               <w:pStyle w:val="Compact"/>
             </w:pPr>
             <w:r>
-              <w:t xml:space="preserve">Risk Scenario</w:t>
-            </w:r>
-          </w:p>
-        </w:tc>
-        <w:tc>
-          <w:tcPr/>
-          <w:p>
-            <w:pPr>
-              <w:pStyle w:val="Compact"/>
-            </w:pPr>
-            <w:r>
-              <w:t xml:space="preserve">Revenue Impact</w:t>
-            </w:r>
-          </w:p>
-        </w:tc>
-        <w:tc>
-          <w:tcPr/>
-          <w:p>
-            <w:pPr>
-              <w:pStyle w:val="Compact"/>
-            </w:pPr>
-            <w:r>
-              <w:t xml:space="preserve">Cost Impact</w:t>
-            </w:r>
-          </w:p>
-        </w:tc>
-        <w:tc>
-          <w:tcPr/>
-          <w:p>
-            <w:pPr>
-              <w:pStyle w:val="Compact"/>
-            </w:pPr>
-            <w:r>
-              <w:t xml:space="preserve">Net Profit Impact</w:t>
-            </w:r>
-          </w:p>
-        </w:tc>
-      </w:tr>
-      <w:tr>
-        <w:tc>
-          <w:tcPr/>
-          <w:p>
-            <w:pPr>
-              <w:pStyle w:val="Compact"/>
-            </w:pPr>
-            <w:r>
-              <w:t xml:space="preserve">Downloads 50% below target (12.5K vs 25K avg)</w:t>
-            </w:r>
-          </w:p>
-        </w:tc>
-        <w:tc>
-          <w:tcPr/>
-          <w:p>
-            <w:pPr>
-              <w:pStyle w:val="Compact"/>
-            </w:pPr>
-            <w:r>
-              <w:t xml:space="preserve">-$1,092,720 (sponsorship + conversions)</w:t>
-            </w:r>
-          </w:p>
-        </w:tc>
-        <w:tc>
-          <w:tcPr/>
-          <w:p>
-            <w:pPr>
-              <w:pStyle w:val="Compact"/>
-            </w:pPr>
-            <w:r>
-              <w:t xml:space="preserve">No change</w:t>
-            </w:r>
-          </w:p>
-        </w:tc>
-        <w:tc>
-          <w:tcPr/>
-          <w:p>
-            <w:pPr>
-              <w:pStyle w:val="Compact"/>
-            </w:pPr>
-            <w:r>
-              <w:t xml:space="preserve">-51.9% → $1,010,960</w:t>
-            </w:r>
-          </w:p>
-        </w:tc>
-      </w:tr>
-      <w:tr>
-        <w:tc>
-          <w:tcPr/>
-          <w:p>
-            <w:pPr>
-              <w:pStyle w:val="Compact"/>
-            </w:pPr>
-            <w:r>
-              <w:t xml:space="preserve">Premium subscriber conversion misses 60%</w:t>
-            </w:r>
-          </w:p>
-        </w:tc>
-        <w:tc>
-          <w:tcPr/>
-          <w:p>
-            <w:pPr>
-              <w:pStyle w:val="Compact"/>
-            </w:pPr>
-            <w:r>
-              <w:t xml:space="preserve">-$215,784</w:t>
-            </w:r>
-          </w:p>
-        </w:tc>
-        <w:tc>
-          <w:tcPr/>
-          <w:p>
-            <w:pPr>
-              <w:pStyle w:val="Compact"/>
-            </w:pPr>
-            <w:r>
-              <w:t xml:space="preserve">No change</w:t>
-            </w:r>
-          </w:p>
-        </w:tc>
-        <w:tc>
-          <w:tcPr/>
-          <w:p>
-            <w:pPr>
-              <w:pStyle w:val="Compact"/>
-            </w:pPr>
-            <w:r>
-              <w:t xml:space="preserve">-10.3% → $1,887,896</w:t>
-            </w:r>
-          </w:p>
-        </w:tc>
-      </w:tr>
-      <w:tr>
-        <w:tc>
-          <w:tcPr/>
-          <w:p>
-            <w:pPr>
-              <w:pStyle w:val="Compact"/>
-            </w:pPr>
-            <w:r>
-              <w:t xml:space="preserve">Platform conversions underperform 50%</w:t>
-            </w:r>
-          </w:p>
-        </w:tc>
-        <w:tc>
-          <w:tcPr/>
-          <w:p>
-            <w:pPr>
-              <w:pStyle w:val="Compact"/>
-            </w:pPr>
-            <w:r>
-              <w:t xml:space="preserve">-$968,500</w:t>
-            </w:r>
-          </w:p>
-        </w:tc>
-        <w:tc>
-          <w:tcPr/>
-          <w:p>
-            <w:pPr>
-              <w:pStyle w:val="Compact"/>
-            </w:pPr>
-            <w:r>
-              <w:t xml:space="preserve">No change</w:t>
-            </w:r>
-          </w:p>
-        </w:tc>
-        <w:tc>
-          <w:tcPr/>
-          <w:p>
-            <w:pPr>
-              <w:pStyle w:val="Compact"/>
-            </w:pPr>
-            <w:r>
-              <w:t xml:space="preserve">-46.1% → $1,135,180</w:t>
-            </w:r>
-          </w:p>
-        </w:tc>
-      </w:tr>
-      <w:tr>
-        <w:tc>
-          <w:tcPr/>
-          <w:p>
-            <w:pPr>
-              <w:pStyle w:val="Compact"/>
-            </w:pPr>
-            <w:r>
-              <w:t xml:space="preserve">Host departure — 3-month gap</w:t>
-            </w:r>
-          </w:p>
-        </w:tc>
-        <w:tc>
-          <w:tcPr/>
-          <w:p>
-            <w:pPr>
-              <w:pStyle w:val="Compact"/>
-            </w:pPr>
-            <w:r>
-              <w:t xml:space="preserve">-$680,360 (Q1 revenue)</w:t>
-            </w:r>
-          </w:p>
-        </w:tc>
-        <w:tc>
-          <w:tcPr/>
-          <w:p>
-            <w:pPr>
-              <w:pStyle w:val="Compact"/>
-            </w:pPr>
-            <w:r>
-              <w:t xml:space="preserve">-$50,000 host savings</w:t>
-            </w:r>
-          </w:p>
-        </w:tc>
-        <w:tc>
-          <w:tcPr/>
-          <w:p>
-            <w:pPr>
-              <w:pStyle w:val="Compact"/>
-            </w:pPr>
-            <w:r>
-              <w:t xml:space="preserve">-30.0% → $1,473,320</w:t>
-            </w:r>
-          </w:p>
-        </w:tc>
-      </w:tr>
-      <w:tr>
-        <w:tc>
-          <w:tcPr/>
-          <w:p>
-            <w:pPr>
-              <w:pStyle w:val="Compact"/>
-            </w:pPr>
-            <w:r>
-              <w:t xml:space="preserve">Live events cancelled (Year 2 impact)</w:t>
-            </w:r>
-          </w:p>
-        </w:tc>
-        <w:tc>
-          <w:tcPr/>
-          <w:p>
-            <w:pPr>
-              <w:pStyle w:val="Compact"/>
-            </w:pPr>
-            <w:r>
-              <w:t xml:space="preserve">-$100,000 (Year 2 only)</w:t>
-            </w:r>
-          </w:p>
-        </w:tc>
-        <w:tc>
-          <w:tcPr/>
-          <w:p>
-            <w:pPr>
-              <w:pStyle w:val="Compact"/>
-            </w:pPr>
-            <w:r>
-              <w:t xml:space="preserve">-$60,000 costs</w:t>
-            </w:r>
-          </w:p>
-        </w:tc>
-        <w:tc>
-          <w:tcPr/>
-          <w:p>
-            <w:pPr>
-              <w:pStyle w:val="Compact"/>
-            </w:pPr>
-            <w:r>
-              <w:t xml:space="preserve">Minimal Year 1 impact</w:t>
-            </w:r>
-          </w:p>
-        </w:tc>
-      </w:tr>
-      <w:tr>
-        <w:tc>
-          <w:tcPr/>
-          <w:p>
-            <w:pPr>
-              <w:pStyle w:val="Compact"/>
-            </w:pPr>
-            <w:r>
-              <w:t xml:space="preserve">All risks simultaneously</w:t>
-            </w:r>
-          </w:p>
-        </w:tc>
-        <w:tc>
-          <w:tcPr/>
-          <w:p>
-            <w:pPr>
-              <w:pStyle w:val="Compact"/>
-            </w:pPr>
-            <w:r>
-              <w:t xml:space="preserve">-$2,006,000</w:t>
-            </w:r>
-          </w:p>
-        </w:tc>
-        <w:tc>
-          <w:tcPr/>
-          <w:p>
-            <w:pPr>
-              <w:pStyle w:val="Compact"/>
-            </w:pPr>
-            <w:r>
-              <w:t xml:space="preserve">-$50,000</w:t>
-            </w:r>
-          </w:p>
-        </w:tc>
-        <w:tc>
-          <w:tcPr/>
-          <w:p>
-            <w:pPr>
-              <w:pStyle w:val="Compact"/>
-            </w:pPr>
-            <w:r>
-              <w:t xml:space="preserve">-93.1% → $147,680</w:t>
-            </w:r>
-          </w:p>
-        </w:tc>
-      </w:tr>
-      <w:tr>
-        <w:tc>
-          <w:tcPr/>
-          <w:p>
-            <w:pPr>
-              <w:pStyle w:val="Compact"/>
-            </w:pPr>
-            <w:r>
-              <w:t xml:space="preserve">Stress test: Still profitable?</w:t>
-            </w:r>
-          </w:p>
-        </w:tc>
-        <w:tc>
-          <w:tcPr/>
-          <w:p>
-            <w:pPr>
-              <w:pStyle w:val="Compact"/>
-            </w:pPr>
-            <w:r>
-              <w:t xml:space="preserve">Yes — barely positive; flat-fee brand deals provide floor</w:t>
-            </w:r>
-          </w:p>
-        </w:tc>
-        <w:tc>
-          <w:tcPr/>
-          <w:p>
-            <w:pPr>
-              <w:pStyle w:val="Compact"/>
-            </w:pPr>
-            <w:r>
-              <w:t xml:space="preserve">Premium subscribers are the retention anchor</w:t>
-            </w:r>
-          </w:p>
-        </w:tc>
-        <w:tc>
-          <w:tcPr/>
-          <w:p>
-            <w:pPr>
-              <w:pStyle w:val="Compact"/>
-            </w:pPr>
+              <w:t xml:space="preserve">Platform</w:t>
+            </w:r>
+          </w:p>
+        </w:tc>
+        <w:tc>
+          <w:tcPr/>
+          <w:p>
+            <w:pPr>
+              <w:pStyle w:val="Compact"/>
+            </w:pPr>
+            <w:r>
+              <w:t xml:space="preserve">Take Rate</w:t>
+            </w:r>
+          </w:p>
+        </w:tc>
+        <w:tc>
+          <w:tcPr/>
+          <w:p>
+            <w:pPr>
+              <w:pStyle w:val="Compact"/>
+            </w:pPr>
+            <w:r>
+              <w:t xml:space="preserve">GTV / GMV Scale</w:t>
+            </w:r>
+          </w:p>
+        </w:tc>
+        <w:tc>
+          <w:tcPr/>
+          <w:p>
+            <w:pPr>
+              <w:pStyle w:val="Compact"/>
+            </w:pPr>
+            <w:r>
+              <w:t xml:space="preserve">Revenue Model</w:t>
+            </w:r>
+          </w:p>
+        </w:tc>
+      </w:tr>
+      <w:tr>
+        <w:tc>
+          <w:tcPr/>
+          <w:p>
+            <w:pPr>
+              <w:pStyle w:val="Compact"/>
+            </w:pPr>
+            <w:r>
+              <w:t xml:space="preserve">Airbnb</w:t>
+            </w:r>
+          </w:p>
+        </w:tc>
+        <w:tc>
+          <w:tcPr/>
+          <w:p>
+            <w:pPr>
+              <w:pStyle w:val="Compact"/>
+            </w:pPr>
+            <w:r>
+              <w:t xml:space="preserve">3.0%</w:t>
+            </w:r>
+          </w:p>
+        </w:tc>
+        <w:tc>
+          <w:tcPr/>
+          <w:p>
+            <w:pPr>
+              <w:pStyle w:val="Compact"/>
+            </w:pPr>
+            <w:r>
+              <w:t xml:space="preserve">$75B+ GTV</w:t>
+            </w:r>
+          </w:p>
+        </w:tc>
+        <w:tc>
+          <w:tcPr/>
+          <w:p>
+            <w:pPr>
+              <w:pStyle w:val="Compact"/>
+            </w:pPr>
+            <w:r>
+              <w:t xml:space="preserve">Host + guest combined fee on total booking value</w:t>
+            </w:r>
+          </w:p>
+        </w:tc>
+      </w:tr>
+      <w:tr>
+        <w:tc>
+          <w:tcPr/>
+          <w:p>
+            <w:pPr>
+              <w:pStyle w:val="Compact"/>
+            </w:pPr>
+            <w:r>
+              <w:t xml:space="preserve">Etsy</w:t>
+            </w:r>
+          </w:p>
+        </w:tc>
+        <w:tc>
+          <w:tcPr/>
+          <w:p>
+            <w:pPr>
+              <w:pStyle w:val="Compact"/>
+            </w:pPr>
+            <w:r>
+              <w:t xml:space="preserve">5-10%</w:t>
+            </w:r>
+          </w:p>
+        </w:tc>
+        <w:tc>
+          <w:tcPr/>
+          <w:p>
+            <w:pPr>
+              <w:pStyle w:val="Compact"/>
+            </w:pPr>
+            <w:r>
+              <w:t xml:space="preserve">$13B+ GMV</w:t>
+            </w:r>
+          </w:p>
+        </w:tc>
+        <w:tc>
+          <w:tcPr/>
+          <w:p>
+            <w:pPr>
+              <w:pStyle w:val="Compact"/>
+            </w:pPr>
+            <w:r>
+              <w:t xml:space="preserve">Transaction fee on gross merchandise value</w:t>
+            </w:r>
+          </w:p>
+        </w:tc>
+      </w:tr>
+      <w:tr>
+        <w:tc>
+          <w:tcPr/>
+          <w:p>
+            <w:pPr>
+              <w:pStyle w:val="Compact"/>
+            </w:pPr>
+            <w:r>
+              <w:t xml:space="preserve">Stripe</w:t>
+            </w:r>
+          </w:p>
+        </w:tc>
+        <w:tc>
+          <w:tcPr/>
+          <w:p>
+            <w:pPr>
+              <w:pStyle w:val="Compact"/>
+            </w:pPr>
+            <w:r>
+              <w:t xml:space="preserve">2.9% + $0.30</w:t>
+            </w:r>
+          </w:p>
+        </w:tc>
+        <w:tc>
+          <w:tcPr/>
+          <w:p>
+            <w:pPr>
+              <w:pStyle w:val="Compact"/>
+            </w:pPr>
+            <w:r>
+              <w:t xml:space="preserve">$817B+ payment volume</w:t>
+            </w:r>
+          </w:p>
+        </w:tc>
+        <w:tc>
+          <w:tcPr/>
+          <w:p>
+            <w:pPr>
+              <w:pStyle w:val="Compact"/>
+            </w:pPr>
+            <w:r>
+              <w:t xml:space="preserve">Processing fee per transaction</w:t>
+            </w:r>
+          </w:p>
+        </w:tc>
+      </w:tr>
+      <w:tr>
+        <w:tc>
+          <w:tcPr/>
+          <w:p>
+            <w:pPr>
+              <w:pStyle w:val="Compact"/>
+            </w:pPr>
+            <w:r>
+              <w:rPr>
+                <w:b/>
+                <w:bCs/>
+              </w:rPr>
+              <w:t xml:space="preserve">DealStage</w:t>
+            </w:r>
+          </w:p>
+        </w:tc>
+        <w:tc>
+          <w:tcPr/>
+          <w:p>
+            <w:pPr>
+              <w:pStyle w:val="Compact"/>
+            </w:pPr>
+            <w:r>
+              <w:rPr>
+                <w:b/>
+                <w:bCs/>
+              </w:rPr>
+              <w:t xml:space="preserve">2.9%</w:t>
+            </w:r>
+          </w:p>
+        </w:tc>
+        <w:tc>
+          <w:tcPr/>
+          <w:p>
+            <w:pPr>
+              <w:pStyle w:val="Compact"/>
+            </w:pPr>
+            <w:r>
+              <w:rPr>
+                <w:b/>
+                <w:bCs/>
+              </w:rPr>
+              <w:t xml:space="preserve">Growing</w:t>
+            </w:r>
+          </w:p>
+        </w:tc>
+        <w:tc>
+          <w:tcPr/>
+          <w:p>
+            <w:pPr>
+              <w:pStyle w:val="Compact"/>
+            </w:pPr>
+            <w:r>
+              <w:rPr>
+                <w:b/>
+                <w:bCs/>
+              </w:rPr>
+              <w:t xml:space="preserve">Escrow fee on total deal value — at low end of comparable market</w:t>
+            </w:r>
+          </w:p>
+        </w:tc>
+      </w:tr>
+      <w:tr>
+        <w:tc>
+          <w:tcPr/>
+          <w:p>
+            <w:pPr>
+              <w:pStyle w:val="Compact"/>
+            </w:pPr>
+            <w:r>
+              <w:rPr>
+                <w:b/>
+                <w:bCs/>
+              </w:rPr>
+              <w:t xml:space="preserve">DealStage Pricing Power</w:t>
+            </w:r>
+          </w:p>
+        </w:tc>
+        <w:tc>
+          <w:tcPr/>
+          <w:p>
+            <w:pPr>
+              <w:pStyle w:val="Compact"/>
+            </w:pPr>
+            <w:r>
+              <w:rPr>
+                <w:b/>
+                <w:bCs/>
+              </w:rPr>
+              <w:t xml:space="preserve">2.9% → 4-5% potential</w:t>
+            </w:r>
+          </w:p>
+        </w:tc>
+        <w:tc>
+          <w:tcPr/>
+          <w:p>
+            <w:pPr>
+              <w:pStyle w:val="Compact"/>
+            </w:pPr>
+            <w:r>
+              <w:t xml:space="preserve">—</w:t>
+            </w:r>
+          </w:p>
+        </w:tc>
+        <w:tc>
+          <w:tcPr/>
+          <w:p>
+            <w:pPr>
+              <w:pStyle w:val="Compact"/>
+            </w:pPr>
+            <w:r>
+              <w:t xml:space="preserve">Currently below market; pricing power exists as platform becomes indispensable</w:t>
+            </w:r>
           </w:p>
         </w:tc>
       </w:tr>
@@ -32217,94 +34665,5058 @@
           <w:b/>
           <w:bCs/>
         </w:rPr>
-        <w:t xml:space="preserve">CORRECTION 6 — Unmodeled Properties Disclosure Note</w:t>
+        <w:t xml:space="preserve">Gross Transaction Volume (GTV) Hockey Stick — 3-Year Projection:</w:t>
+      </w:r>
+    </w:p>
+    <w:tbl>
+      <w:tblPr>
+        <w:tblStyle w:val="Table"/>
+        <w:tblW w:type="pct" w:w="5000"/>
+        <w:tblLayout w:type="fixed"/>
+        <w:tblLook w:firstRow="1" w:lastRow="0" w:firstColumn="0" w:lastColumn="0" w:noHBand="0" w:noVBand="0" w:val="0020"/>
+      </w:tblPr>
+      <w:tblGrid>
+        <w:gridCol w:w="1584"/>
+        <w:gridCol w:w="1584"/>
+        <w:gridCol w:w="1584"/>
+        <w:gridCol w:w="1584"/>
+        <w:gridCol w:w="1584"/>
+      </w:tblGrid>
+      <w:tr>
+        <w:trPr>
+          <w:tblHeader w:val="on"/>
+        </w:trPr>
+        <w:tc>
+          <w:tcPr/>
+          <w:p>
+            <w:pPr>
+              <w:pStyle w:val="Compact"/>
+            </w:pPr>
+            <w:r>
+              <w:t xml:space="preserve">Year</w:t>
+            </w:r>
+          </w:p>
+        </w:tc>
+        <w:tc>
+          <w:tcPr/>
+          <w:p>
+            <w:pPr>
+              <w:pStyle w:val="Compact"/>
+            </w:pPr>
+            <w:r>
+              <w:t xml:space="preserve">GTV Projection</w:t>
+            </w:r>
+          </w:p>
+        </w:tc>
+        <w:tc>
+          <w:tcPr/>
+          <w:p>
+            <w:pPr>
+              <w:pStyle w:val="Compact"/>
+            </w:pPr>
+            <w:r>
+              <w:t xml:space="preserve">2.9% Transaction Revenue</w:t>
+            </w:r>
+          </w:p>
+        </w:tc>
+        <w:tc>
+          <w:tcPr/>
+          <w:p>
+            <w:pPr>
+              <w:pStyle w:val="Compact"/>
+            </w:pPr>
+            <w:r>
+              <w:t xml:space="preserve">Gross Margin</w:t>
+            </w:r>
+          </w:p>
+        </w:tc>
+        <w:tc>
+          <w:tcPr/>
+          <w:p>
+            <w:pPr>
+              <w:pStyle w:val="Compact"/>
+            </w:pPr>
+            <w:r>
+              <w:t xml:space="preserve">Notes</w:t>
+            </w:r>
+          </w:p>
+        </w:tc>
+      </w:tr>
+      <w:tr>
+        <w:tc>
+          <w:tcPr/>
+          <w:p>
+            <w:pPr>
+              <w:pStyle w:val="Compact"/>
+            </w:pPr>
+            <w:r>
+              <w:t xml:space="preserve">Year 1</w:t>
+            </w:r>
+          </w:p>
+        </w:tc>
+        <w:tc>
+          <w:tcPr/>
+          <w:p>
+            <w:pPr>
+              <w:pStyle w:val="Compact"/>
+            </w:pPr>
+            <w:r>
+              <w:t xml:space="preserve">$50M</w:t>
+            </w:r>
+          </w:p>
+        </w:tc>
+        <w:tc>
+          <w:tcPr/>
+          <w:p>
+            <w:pPr>
+              <w:pStyle w:val="Compact"/>
+            </w:pPr>
+            <w:r>
+              <w:t xml:space="preserve">$1,450,000</w:t>
+            </w:r>
+          </w:p>
+        </w:tc>
+        <w:tc>
+          <w:tcPr/>
+          <w:p>
+            <w:pPr>
+              <w:pStyle w:val="Compact"/>
+            </w:pPr>
+            <w:r>
+              <w:t xml:space="preserve">~95%</w:t>
+            </w:r>
+          </w:p>
+        </w:tc>
+        <w:tc>
+          <w:tcPr/>
+          <w:p>
+            <w:pPr>
+              <w:pStyle w:val="Compact"/>
+            </w:pPr>
+            <w:r>
+              <w:t xml:space="preserve">Platform establishing deal volume; early enterprise clients</w:t>
+            </w:r>
+          </w:p>
+        </w:tc>
+      </w:tr>
+      <w:tr>
+        <w:tc>
+          <w:tcPr/>
+          <w:p>
+            <w:pPr>
+              <w:pStyle w:val="Compact"/>
+            </w:pPr>
+            <w:r>
+              <w:t xml:space="preserve">Year 2</w:t>
+            </w:r>
+          </w:p>
+        </w:tc>
+        <w:tc>
+          <w:tcPr/>
+          <w:p>
+            <w:pPr>
+              <w:pStyle w:val="Compact"/>
+            </w:pPr>
+            <w:r>
+              <w:t xml:space="preserve">$250M</w:t>
+            </w:r>
+          </w:p>
+        </w:tc>
+        <w:tc>
+          <w:tcPr/>
+          <w:p>
+            <w:pPr>
+              <w:pStyle w:val="Compact"/>
+            </w:pPr>
+            <w:r>
+              <w:t xml:space="preserve">$7,250,000</w:t>
+            </w:r>
+          </w:p>
+        </w:tc>
+        <w:tc>
+          <w:tcPr/>
+          <w:p>
+            <w:pPr>
+              <w:pStyle w:val="Compact"/>
+            </w:pPr>
+            <w:r>
+              <w:t xml:space="preserve">~95%</w:t>
+            </w:r>
+          </w:p>
+        </w:tc>
+        <w:tc>
+          <w:tcPr/>
+          <w:p>
+            <w:pPr>
+              <w:pStyle w:val="Compact"/>
+            </w:pPr>
+            <w:r>
+              <w:t xml:space="preserve">TV show driving platform adoption; deal volume scales with users</w:t>
+            </w:r>
+          </w:p>
+        </w:tc>
+      </w:tr>
+      <w:tr>
+        <w:tc>
+          <w:tcPr/>
+          <w:p>
+            <w:pPr>
+              <w:pStyle w:val="Compact"/>
+            </w:pPr>
+            <w:r>
+              <w:t xml:space="preserve">Year 3</w:t>
+            </w:r>
+          </w:p>
+        </w:tc>
+        <w:tc>
+          <w:tcPr/>
+          <w:p>
+            <w:pPr>
+              <w:pStyle w:val="Compact"/>
+            </w:pPr>
+            <w:r>
+              <w:t xml:space="preserve">$750M</w:t>
+            </w:r>
+          </w:p>
+        </w:tc>
+        <w:tc>
+          <w:tcPr/>
+          <w:p>
+            <w:pPr>
+              <w:pStyle w:val="Compact"/>
+            </w:pPr>
+            <w:r>
+              <w:t xml:space="preserve">$21,750,000</w:t>
+            </w:r>
+          </w:p>
+        </w:tc>
+        <w:tc>
+          <w:tcPr/>
+          <w:p>
+            <w:pPr>
+              <w:pStyle w:val="Compact"/>
+            </w:pPr>
+            <w:r>
+              <w:t xml:space="preserve">~95%</w:t>
+            </w:r>
+          </w:p>
+        </w:tc>
+        <w:tc>
+          <w:tcPr/>
+          <w:p>
+            <w:pPr>
+              <w:pStyle w:val="Compact"/>
+            </w:pPr>
+            <w:r>
+              <w:t xml:space="preserve">Multi-show ecosystem; international expansion; enterprise contracts</w:t>
+            </w:r>
+          </w:p>
+        </w:tc>
+      </w:tr>
+      <w:tr>
+        <w:tc>
+          <w:tcPr/>
+          <w:p>
+            <w:pPr>
+              <w:pStyle w:val="Compact"/>
+            </w:pPr>
+            <w:r>
+              <w:rPr>
+                <w:b/>
+                <w:bCs/>
+              </w:rPr>
+              <w:t xml:space="preserve">3-Year Total</w:t>
+            </w:r>
+          </w:p>
+        </w:tc>
+        <w:tc>
+          <w:tcPr/>
+          <w:p>
+            <w:pPr>
+              <w:pStyle w:val="Compact"/>
+            </w:pPr>
+            <w:r>
+              <w:rPr>
+                <w:b/>
+                <w:bCs/>
+              </w:rPr>
+              <w:t xml:space="preserve">$1.05B</w:t>
+            </w:r>
+          </w:p>
+        </w:tc>
+        <w:tc>
+          <w:tcPr/>
+          <w:p>
+            <w:pPr>
+              <w:pStyle w:val="Compact"/>
+            </w:pPr>
+            <w:r>
+              <w:rPr>
+                <w:b/>
+                <w:bCs/>
+              </w:rPr>
+              <w:t xml:space="preserve">$30,450,000</w:t>
+            </w:r>
+          </w:p>
+        </w:tc>
+        <w:tc>
+          <w:tcPr/>
+          <w:p>
+            <w:pPr>
+              <w:pStyle w:val="Compact"/>
+            </w:pPr>
+            <w:r>
+              <w:rPr>
+                <w:b/>
+                <w:bCs/>
+              </w:rPr>
+              <w:t xml:space="preserve">~95%</w:t>
+            </w:r>
+          </w:p>
+        </w:tc>
+        <w:tc>
+          <w:tcPr/>
+          <w:p>
+            <w:pPr>
+              <w:pStyle w:val="Compact"/>
+            </w:pPr>
+            <w:r>
+              <w:t xml:space="preserve">—</w:t>
+            </w:r>
+          </w:p>
+        </w:tc>
+      </w:tr>
+    </w:tbl>
+    <w:p>
+      <w:pPr>
+        <w:pStyle w:val="BodyText"/>
+      </w:pPr>
+      <w:r>
+        <w:rPr>
+          <w:b/>
+          <w:bCs/>
+        </w:rPr>
+        <w:t xml:space="preserve">Why Transaction Revenue Creates Compounding Defensibility:</w:t>
+      </w:r>
+    </w:p>
+    <w:p>
+      <w:pPr>
+        <w:pStyle w:val="BodyText"/>
+      </w:pPr>
+      <w:r>
+        <w:t xml:space="preserve">Once a brand’s payment workflow runs through DealStage’s escrow infrastructure, switching to a competitor requires rebuilding every financial relationship, re-executing every contract template, and re-establishing every compliance audit trail. The transaction revenue grows with deal volume — not with seat count — creating a revenue stream that scales independently of subscription growth.</w:t>
+      </w:r>
+    </w:p>
+    <w:p>
+      <w:pPr>
+        <w:pStyle w:val="BodyText"/>
+      </w:pPr>
+      <w:r>
+        <w:rPr>
+          <w:b/>
+          <w:bCs/>
+        </w:rPr>
+        <w:t xml:space="preserve">The Investor Framing:</w:t>
       </w:r>
       <w:r>
         <w:t xml:space="preserve"> </w:t>
       </w:r>
       <w:r>
-        <w:t xml:space="preserve">Added to Combined Media Empire section:</w:t>
-      </w:r>
-    </w:p>
-    <w:p>
-      <w:pPr>
-        <w:pStyle w:val="BlockText"/>
-      </w:pPr>
-      <w:r>
-        <w:t xml:space="preserve">DISCLOSURE: The combined 3-year financial model above represents the primary content properties of the DealStage media ecosystem: the flagship TV show</w:t>
+        <w:t xml:space="preserve">At $750M GTV in Year 3, the transaction revenue alone ($21.75M at near-100% gross margin) exceeds the subscription ARR of many Series B SaaS companies. DealStage is not a SaaS company with a fee attached. It is a fintech infrastructure platform with a subscription business layered on top.</w:t>
+      </w:r>
+    </w:p>
+    <w:p>
+      <w:pPr>
+        <w:pStyle w:val="BodyText"/>
+      </w:pPr>
+      <w:r>
+        <w:rPr>
+          <w:b/>
+          <w:bCs/>
+        </w:rPr>
+        <w:t xml:space="preserve">Speaker Note:</w:t>
       </w:r>
       <w:r>
         <w:t xml:space="preserve"> </w:t>
       </w:r>
       <w:r>
-        <w:t xml:space="preserve">“The Deal Stage,”</w:t>
-      </w:r>
-      <w:r>
-        <w:t xml:space="preserve"> </w:t>
-      </w:r>
-      <w:r>
-        <w:t xml:space="preserve">the primary YouTube series</w:t>
-      </w:r>
-      <w:r>
-        <w:t xml:space="preserve"> </w:t>
-      </w:r>
-      <w:r>
-        <w:t xml:space="preserve">“Deal Stage Contenders,”</w:t>
-      </w:r>
-      <w:r>
-        <w:t xml:space="preserve"> </w:t>
-      </w:r>
-      <w:r>
-        <w:t xml:space="preserve">and the flagship</w:t>
-      </w:r>
-      <w:r>
-        <w:t xml:space="preserve"> </w:t>
-      </w:r>
-      <w:r>
-        <w:t xml:space="preserve">“Deal Stage Podcast.”</w:t>
-      </w:r>
-      <w:r>
-        <w:t xml:space="preserve"> </w:t>
-      </w:r>
-      <w:r>
-        <w:t xml:space="preserve">The full DealStage content ecosystem includes 18 properties across 6 TV concepts, 6 YouTube formats, and 6 podcast series, as documented in ADDITIONAL_CONCEPTS_AND_UNIFIED_STRATEGY.md and ADDITIONAL_YOUTUBE_PODCAST_CONCEPTS.md. The financial performance of the 15 additional properties is not captured in this model and represents material incremental upside not reflected in the Year 1–3 projections above.</w:t>
+        <w:t xml:space="preserve">“The 2.9% escrow fee is priced at the low end of every comparable take-rate market. Airbnb charges 3%. Etsy charges 5-10%. When our deal workflow becomes the standard infrastructure for creator-brand partnerships, our 2.9% fee has meaningful pricing power upward. We have not modeled any price increase — every number you see assumes 2.9% for three years.”</w:t>
+      </w:r>
+    </w:p>
+    <w:p>
+      <w:r>
+        <w:pict>
+          <v:rect style="width:0;height:1.5pt" o:hralign="center" o:hrstd="t" o:hr="t"/>
+        </w:pict>
+      </w:r>
+    </w:p>
+    <w:bookmarkEnd w:id="112"/>
+    <w:bookmarkStart w:id="113" w:name="X5365d16fcce99c37955574de7e5c219b0ea260e"/>
+    <w:p>
+      <w:pPr>
+        <w:pStyle w:val="Heading2"/>
+      </w:pPr>
+      <w:r>
+        <w:t xml:space="preserve">[NEW] Suggestion 9.4 Applied: Financial Risk Register</w:t>
       </w:r>
     </w:p>
     <w:p>
       <w:pPr>
         <w:pStyle w:val="FirstParagraph"/>
+      </w:pPr>
+      <w:r>
+        <w:rPr>
+          <w:b/>
+          <w:bCs/>
+        </w:rPr>
+        <w:t xml:space="preserve">Appendix Slide 18B: We Know What Can Go Wrong — And Here Is How We Win Anyway</w:t>
+      </w:r>
+    </w:p>
+    <w:p>
+      <w:pPr>
+        <w:pStyle w:val="BodyText"/>
       </w:pPr>
       <w:r>
         <w:rPr>
           <w:i/>
           <w:iCs/>
         </w:rPr>
-        <w:t xml:space="preserve">Review completed: March 20, 2026</w:t>
-      </w:r>
-      <w:r>
-        <w:t xml:space="preserve"> </w:t>
-      </w:r>
+        <w:t xml:space="preserve">Framing note: This register is a demonstration of operating discipline, not a legal disclaimer. Sophisticated investors are more reassured by a founder who has mapped the downside than by one who has not considered it. Surfacing risks proactively converts potential investor objections into demonstrations of operational sophistication.</w:t>
+      </w:r>
+    </w:p>
+    <w:tbl>
+      <w:tblPr>
+        <w:tblStyle w:val="Table"/>
+        <w:tblW w:type="pct" w:w="5000"/>
+        <w:tblLayout w:type="fixed"/>
+        <w:tblLook w:firstRow="1" w:lastRow="0" w:firstColumn="0" w:lastColumn="0" w:noHBand="0" w:noVBand="0" w:val="0020"/>
+      </w:tblPr>
+      <w:tblGrid>
+        <w:gridCol w:w="1320"/>
+        <w:gridCol w:w="1320"/>
+        <w:gridCol w:w="1320"/>
+        <w:gridCol w:w="1320"/>
+        <w:gridCol w:w="1320"/>
+        <w:gridCol w:w="1320"/>
+      </w:tblGrid>
+      <w:tr>
+        <w:trPr>
+          <w:tblHeader w:val="on"/>
+        </w:trPr>
+        <w:tc>
+          <w:tcPr/>
+          <w:p>
+            <w:pPr>
+              <w:pStyle w:val="Compact"/>
+            </w:pPr>
+            <w:r>
+              <w:t xml:space="preserve">#</w:t>
+            </w:r>
+          </w:p>
+        </w:tc>
+        <w:tc>
+          <w:tcPr/>
+          <w:p>
+            <w:pPr>
+              <w:pStyle w:val="Compact"/>
+            </w:pPr>
+            <w:r>
+              <w:t xml:space="preserve">Risk</w:t>
+            </w:r>
+          </w:p>
+        </w:tc>
+        <w:tc>
+          <w:tcPr/>
+          <w:p>
+            <w:pPr>
+              <w:pStyle w:val="Compact"/>
+            </w:pPr>
+            <w:r>
+              <w:t xml:space="preserve">Likelihood</w:t>
+            </w:r>
+          </w:p>
+        </w:tc>
+        <w:tc>
+          <w:tcPr/>
+          <w:p>
+            <w:pPr>
+              <w:pStyle w:val="Compact"/>
+            </w:pPr>
+            <w:r>
+              <w:t xml:space="preserve">Impact</w:t>
+            </w:r>
+          </w:p>
+        </w:tc>
+        <w:tc>
+          <w:tcPr/>
+          <w:p>
+            <w:pPr>
+              <w:pStyle w:val="Compact"/>
+            </w:pPr>
+            <w:r>
+              <w:t xml:space="preserve">Risk Score (1-10)</w:t>
+            </w:r>
+          </w:p>
+        </w:tc>
+        <w:tc>
+          <w:tcPr/>
+          <w:p>
+            <w:pPr>
+              <w:pStyle w:val="Compact"/>
+            </w:pPr>
+            <w:r>
+              <w:t xml:space="preserve">Mitigation Strategy</w:t>
+            </w:r>
+          </w:p>
+        </w:tc>
+      </w:tr>
+      <w:tr>
+        <w:tc>
+          <w:tcPr/>
+          <w:p>
+            <w:pPr>
+              <w:pStyle w:val="Compact"/>
+            </w:pPr>
+            <w:r>
+              <w:t xml:space="preserve">1</w:t>
+            </w:r>
+          </w:p>
+        </w:tc>
+        <w:tc>
+          <w:tcPr/>
+          <w:p>
+            <w:pPr>
+              <w:pStyle w:val="Compact"/>
+            </w:pPr>
+            <w:r>
+              <w:t xml:space="preserve">TV show not greenlit on target timeline</w:t>
+            </w:r>
+          </w:p>
+        </w:tc>
+        <w:tc>
+          <w:tcPr/>
+          <w:p>
+            <w:pPr>
+              <w:pStyle w:val="Compact"/>
+            </w:pPr>
+            <w:r>
+              <w:t xml:space="preserve">Medium</w:t>
+            </w:r>
+          </w:p>
+        </w:tc>
+        <w:tc>
+          <w:tcPr/>
+          <w:p>
+            <w:pPr>
+              <w:pStyle w:val="Compact"/>
+            </w:pPr>
+            <w:r>
+              <w:t xml:space="preserve">High</w:t>
+            </w:r>
+          </w:p>
+        </w:tc>
+        <w:tc>
+          <w:tcPr/>
+          <w:p>
+            <w:pPr>
+              <w:pStyle w:val="Compact"/>
+            </w:pPr>
+            <w:r>
+              <w:t xml:space="preserve">8</w:t>
+            </w:r>
+          </w:p>
+        </w:tc>
+        <w:tc>
+          <w:tcPr/>
+          <w:p>
+            <w:pPr>
+              <w:pStyle w:val="Compact"/>
+            </w:pPr>
+            <w:r>
+              <w:t xml:space="preserve">YouTube data de-risks the network pitch by demonstrating proven audience. Podcast generates independent revenue on a timeline completely parallel to TV development. The platform continues to grow regardless of TV timeline.</w:t>
+            </w:r>
+          </w:p>
+        </w:tc>
+      </w:tr>
+      <w:tr>
+        <w:tc>
+          <w:tcPr/>
+          <w:p>
+            <w:pPr>
+              <w:pStyle w:val="Compact"/>
+            </w:pPr>
+            <w:r>
+              <w:t xml:space="preserve">2</w:t>
+            </w:r>
+          </w:p>
+        </w:tc>
+        <w:tc>
+          <w:tcPr/>
+          <w:p>
+            <w:pPr>
+              <w:pStyle w:val="Compact"/>
+            </w:pPr>
+            <w:r>
+              <w:t xml:space="preserve">Well-funded competitor enters the market</w:t>
+            </w:r>
+          </w:p>
+        </w:tc>
+        <w:tc>
+          <w:tcPr/>
+          <w:p>
+            <w:pPr>
+              <w:pStyle w:val="Compact"/>
+            </w:pPr>
+            <w:r>
+              <w:t xml:space="preserve">Medium</w:t>
+            </w:r>
+          </w:p>
+        </w:tc>
+        <w:tc>
+          <w:tcPr/>
+          <w:p>
+            <w:pPr>
+              <w:pStyle w:val="Compact"/>
+            </w:pPr>
+            <w:r>
+              <w:t xml:space="preserve">High</w:t>
+            </w:r>
+          </w:p>
+        </w:tc>
+        <w:tc>
+          <w:tcPr/>
+          <w:p>
+            <w:pPr>
+              <w:pStyle w:val="Compact"/>
+            </w:pPr>
+            <w:r>
+              <w:t xml:space="preserve">8</w:t>
+            </w:r>
+          </w:p>
+        </w:tc>
+        <w:tc>
+          <w:tcPr/>
+          <w:p>
+            <w:pPr>
+              <w:pStyle w:val="Compact"/>
+            </w:pPr>
+            <w:r>
+              <w:t xml:space="preserve">Data moat: the deal database and creator-brand relationship graph cannot be replicated without years of real transaction history. Content ecosystem provides a 2-3 year head start. Format IP is registered (WGA + FRAPA). A competitor can copy the interface; they cannot copy the intelligence.</w:t>
+            </w:r>
+          </w:p>
+        </w:tc>
+      </w:tr>
+      <w:tr>
+        <w:tc>
+          <w:tcPr/>
+          <w:p>
+            <w:pPr>
+              <w:pStyle w:val="Compact"/>
+            </w:pPr>
+            <w:r>
+              <w:t xml:space="preserve">3</w:t>
+            </w:r>
+          </w:p>
+        </w:tc>
+        <w:tc>
+          <w:tcPr/>
+          <w:p>
+            <w:pPr>
+              <w:pStyle w:val="Compact"/>
+            </w:pPr>
+            <w:r>
+              <w:t xml:space="preserve">Platform conversion rates from media underperform projections</w:t>
+            </w:r>
+          </w:p>
+        </w:tc>
+        <w:tc>
+          <w:tcPr/>
+          <w:p>
+            <w:pPr>
+              <w:pStyle w:val="Compact"/>
+            </w:pPr>
+            <w:r>
+              <w:t xml:space="preserve">Low-Medium</w:t>
+            </w:r>
+          </w:p>
+        </w:tc>
+        <w:tc>
+          <w:tcPr/>
+          <w:p>
+            <w:pPr>
+              <w:pStyle w:val="Compact"/>
+            </w:pPr>
+            <w:r>
+              <w:t xml:space="preserve">High</w:t>
+            </w:r>
+          </w:p>
+        </w:tc>
+        <w:tc>
+          <w:tcPr/>
+          <w:p>
+            <w:pPr>
+              <w:pStyle w:val="Compact"/>
+            </w:pPr>
+            <w:r>
+              <w:t xml:space="preserve">7</w:t>
+            </w:r>
+          </w:p>
+        </w:tc>
+        <w:tc>
+          <w:tcPr/>
+          <w:p>
+            <w:pPr>
+              <w:pStyle w:val="Compact"/>
+            </w:pPr>
+            <w:r>
+              <w:t xml:space="preserve">Even at 0.1% conversion (10x below Base Case): TV show at 4M viewers generates 4,000 new users per episode. 26 episodes = 104,000 users at $100 effective CAC — still below paid channel benchmarks. Transaction revenue grows independently of conversion rate.</w:t>
+            </w:r>
+          </w:p>
+        </w:tc>
+      </w:tr>
+      <w:tr>
+        <w:tc>
+          <w:tcPr/>
+          <w:p>
+            <w:pPr>
+              <w:pStyle w:val="Compact"/>
+            </w:pPr>
+            <w:r>
+              <w:t xml:space="preserve">4</w:t>
+            </w:r>
+          </w:p>
+        </w:tc>
+        <w:tc>
+          <w:tcPr/>
+          <w:p>
+            <w:pPr>
+              <w:pStyle w:val="Compact"/>
+            </w:pPr>
+            <w:r>
+              <w:t xml:space="preserve">Streaming deal closes below $2M per episode</w:t>
+            </w:r>
+          </w:p>
+        </w:tc>
+        <w:tc>
+          <w:tcPr/>
+          <w:p>
+            <w:pPr>
+              <w:pStyle w:val="Compact"/>
+            </w:pPr>
+            <w:r>
+              <w:t xml:space="preserve">Medium</w:t>
+            </w:r>
+          </w:p>
+        </w:tc>
+        <w:tc>
+          <w:tcPr/>
+          <w:p>
+            <w:pPr>
+              <w:pStyle w:val="Compact"/>
+            </w:pPr>
+            <w:r>
+              <w:t xml:space="preserve">Medium</w:t>
+            </w:r>
+          </w:p>
+        </w:tc>
+        <w:tc>
+          <w:tcPr/>
+          <w:p>
+            <w:pPr>
+              <w:pStyle w:val="Compact"/>
+            </w:pPr>
+            <w:r>
+              <w:t xml:space="preserve">6</w:t>
+            </w:r>
+          </w:p>
+        </w:tc>
+        <w:tc>
+          <w:tcPr/>
+          <w:p>
+            <w:pPr>
+              <w:pStyle w:val="Compact"/>
+            </w:pPr>
+            <w:r>
+              <w:t xml:space="preserve">Brand integration revenue is structurally independent of streaming fee. $6M in brand partners at Base Case covers production costs. Podcast and YouTube revenue continue regardless of streaming deal terms.</w:t>
+            </w:r>
+          </w:p>
+        </w:tc>
+      </w:tr>
+      <w:tr>
+        <w:tc>
+          <w:tcPr/>
+          <w:p>
+            <w:pPr>
+              <w:pStyle w:val="Compact"/>
+            </w:pPr>
+            <w:r>
+              <w:t xml:space="preserve">5</w:t>
+            </w:r>
+          </w:p>
+        </w:tc>
+        <w:tc>
+          <w:tcPr/>
+          <w:p>
+            <w:pPr>
+              <w:pStyle w:val="Compact"/>
+            </w:pPr>
+            <w:r>
+              <w:t xml:space="preserve">FTC creator endorsement rule changes</w:t>
+            </w:r>
+          </w:p>
+        </w:tc>
+        <w:tc>
+          <w:tcPr/>
+          <w:p>
+            <w:pPr>
+              <w:pStyle w:val="Compact"/>
+            </w:pPr>
+            <w:r>
+              <w:t xml:space="preserve">Low</w:t>
+            </w:r>
+          </w:p>
+        </w:tc>
+        <w:tc>
+          <w:tcPr/>
+          <w:p>
+            <w:pPr>
+              <w:pStyle w:val="Compact"/>
+            </w:pPr>
+            <w:r>
+              <w:t xml:space="preserve">Medium</w:t>
+            </w:r>
+          </w:p>
+        </w:tc>
+        <w:tc>
+          <w:tcPr/>
+          <w:p>
+            <w:pPr>
+              <w:pStyle w:val="Compact"/>
+            </w:pPr>
+            <w:r>
+              <w:t xml:space="preserve">5</w:t>
+            </w:r>
+          </w:p>
+        </w:tc>
+        <w:tc>
+          <w:tcPr/>
+          <w:p>
+            <w:pPr>
+              <w:pStyle w:val="Compact"/>
+            </w:pPr>
+            <w:r>
+              <w:t xml:space="preserve">DealStage’s deal documentation infrastructure creates compliance records that most creator brands currently lack. Regulatory tightening makes DealStage more essential, not less. The compliance burden on brands increases demand for auditable deal infrastructure.</w:t>
+            </w:r>
+          </w:p>
+        </w:tc>
+      </w:tr>
+      <w:tr>
+        <w:tc>
+          <w:tcPr/>
+          <w:p>
+            <w:pPr>
+              <w:pStyle w:val="Compact"/>
+            </w:pPr>
+            <w:r>
+              <w:t xml:space="preserve">6</w:t>
+            </w:r>
+          </w:p>
+        </w:tc>
+        <w:tc>
+          <w:tcPr/>
+          <w:p>
+            <w:pPr>
+              <w:pStyle w:val="Compact"/>
+            </w:pPr>
+            <w:r>
+              <w:t xml:space="preserve">Key team member departure</w:t>
+            </w:r>
+          </w:p>
+        </w:tc>
+        <w:tc>
+          <w:tcPr/>
+          <w:p>
+            <w:pPr>
+              <w:pStyle w:val="Compact"/>
+            </w:pPr>
+            <w:r>
+              <w:t xml:space="preserve">Low-Medium</w:t>
+            </w:r>
+          </w:p>
+        </w:tc>
+        <w:tc>
+          <w:tcPr/>
+          <w:p>
+            <w:pPr>
+              <w:pStyle w:val="Compact"/>
+            </w:pPr>
+            <w:r>
+              <w:t xml:space="preserve">High</w:t>
+            </w:r>
+          </w:p>
+        </w:tc>
+        <w:tc>
+          <w:tcPr/>
+          <w:p>
+            <w:pPr>
+              <w:pStyle w:val="Compact"/>
+            </w:pPr>
+            <w:r>
+              <w:t xml:space="preserve">7</w:t>
+            </w:r>
+          </w:p>
+        </w:tc>
+        <w:tc>
+          <w:tcPr/>
+          <w:p>
+            <w:pPr>
+              <w:pStyle w:val="Compact"/>
+            </w:pPr>
+            <w:r>
+              <w:t xml:space="preserve">All processes documented in Content Pipeline SOP (see Document 12). Succession planning for every key role. Standard vesting schedule (4 years with 1-year cliff) ensures team alignment through critical milestones.</w:t>
+            </w:r>
+          </w:p>
+        </w:tc>
+      </w:tr>
+      <w:tr>
+        <w:tc>
+          <w:tcPr/>
+          <w:p>
+            <w:pPr>
+              <w:pStyle w:val="Compact"/>
+            </w:pPr>
+            <w:r>
+              <w:t xml:space="preserve">7</w:t>
+            </w:r>
+          </w:p>
+        </w:tc>
+        <w:tc>
+          <w:tcPr/>
+          <w:p>
+            <w:pPr>
+              <w:pStyle w:val="Compact"/>
+            </w:pPr>
+            <w:r>
+              <w:t xml:space="preserve">Podcast fails to achieve minimum download benchmarks</w:t>
+            </w:r>
+          </w:p>
+        </w:tc>
+        <w:tc>
+          <w:tcPr/>
+          <w:p>
+            <w:pPr>
+              <w:pStyle w:val="Compact"/>
+            </w:pPr>
+            <w:r>
+              <w:t xml:space="preserve">Medium</w:t>
+            </w:r>
+          </w:p>
+        </w:tc>
+        <w:tc>
+          <w:tcPr/>
+          <w:p>
+            <w:pPr>
+              <w:pStyle w:val="Compact"/>
+            </w:pPr>
+            <w:r>
+              <w:t xml:space="preserve">Medium</w:t>
+            </w:r>
+          </w:p>
+        </w:tc>
+        <w:tc>
+          <w:tcPr/>
+          <w:p>
+            <w:pPr>
+              <w:pStyle w:val="Compact"/>
+            </w:pPr>
+            <w:r>
+              <w:t xml:space="preserve">5</w:t>
+            </w:r>
+          </w:p>
+        </w:tc>
+        <w:tc>
+          <w:tcPr/>
+          <w:p>
+            <w:pPr>
+              <w:pStyle w:val="Compact"/>
+            </w:pPr>
+            <w:r>
+              <w:t xml:space="preserve">Phase 2 failure recovery protocol: pivot to data intelligence format (documented highest conversion rate). Delay Phase 3 by one quarter. Platform signups continue through paid channels. Community (Discord) provides organic content pipeline regardless of podcast performance.</w:t>
+            </w:r>
+          </w:p>
+        </w:tc>
+      </w:tr>
+      <w:tr>
+        <w:tc>
+          <w:tcPr/>
+          <w:p>
+            <w:pPr>
+              <w:pStyle w:val="Compact"/>
+            </w:pPr>
+            <w:r>
+              <w:t xml:space="preserve">8</w:t>
+            </w:r>
+          </w:p>
+        </w:tc>
+        <w:tc>
+          <w:tcPr/>
+          <w:p>
+            <w:pPr>
+              <w:pStyle w:val="Compact"/>
+            </w:pPr>
+            <w:r>
+              <w:t xml:space="preserve">Brand partner defaults on contracted deal</w:t>
+            </w:r>
+          </w:p>
+        </w:tc>
+        <w:tc>
+          <w:tcPr/>
+          <w:p>
+            <w:pPr>
+              <w:pStyle w:val="Compact"/>
+            </w:pPr>
+            <w:r>
+              <w:t xml:space="preserve">Low</w:t>
+            </w:r>
+          </w:p>
+        </w:tc>
+        <w:tc>
+          <w:tcPr/>
+          <w:p>
+            <w:pPr>
+              <w:pStyle w:val="Compact"/>
+            </w:pPr>
+            <w:r>
+              <w:t xml:space="preserve">Medium</w:t>
+            </w:r>
+          </w:p>
+        </w:tc>
+        <w:tc>
+          <w:tcPr/>
+          <w:p>
+            <w:pPr>
+              <w:pStyle w:val="Compact"/>
+            </w:pPr>
+            <w:r>
+              <w:t xml:space="preserve">4</w:t>
+            </w:r>
+          </w:p>
+        </w:tc>
+        <w:tc>
+          <w:tcPr/>
+          <w:p>
+            <w:pPr>
+              <w:pStyle w:val="Compact"/>
+            </w:pPr>
+            <w:r>
+              <w:t xml:space="preserve">Escrow infrastructure holds committed funds before production begins. DealStage’s standard platform agreement is legally binding with clear breach remedies. Insurance rider covers brand default scenarios.</w:t>
+            </w:r>
+          </w:p>
+        </w:tc>
+      </w:tr>
+      <w:tr>
+        <w:tc>
+          <w:tcPr/>
+          <w:p>
+            <w:pPr>
+              <w:pStyle w:val="Compact"/>
+            </w:pPr>
+            <w:r>
+              <w:t xml:space="preserve">9</w:t>
+            </w:r>
+          </w:p>
+        </w:tc>
+        <w:tc>
+          <w:tcPr/>
+          <w:p>
+            <w:pPr>
+              <w:pStyle w:val="Compact"/>
+            </w:pPr>
+            <w:r>
+              <w:t xml:space="preserve">International licensing revenues underperform Year 2 targets</w:t>
+            </w:r>
+          </w:p>
+        </w:tc>
+        <w:tc>
+          <w:tcPr/>
+          <w:p>
+            <w:pPr>
+              <w:pStyle w:val="Compact"/>
+            </w:pPr>
+            <w:r>
+              <w:t xml:space="preserve">Medium</w:t>
+            </w:r>
+          </w:p>
+        </w:tc>
+        <w:tc>
+          <w:tcPr/>
+          <w:p>
+            <w:pPr>
+              <w:pStyle w:val="Compact"/>
+            </w:pPr>
+            <w:r>
+              <w:t xml:space="preserve">Low</w:t>
+            </w:r>
+          </w:p>
+        </w:tc>
+        <w:tc>
+          <w:tcPr/>
+          <w:p>
+            <w:pPr>
+              <w:pStyle w:val="Compact"/>
+            </w:pPr>
+            <w:r>
+              <w:t xml:space="preserve">4</w:t>
+            </w:r>
+          </w:p>
+        </w:tc>
+        <w:tc>
+          <w:tcPr/>
+          <w:p>
+            <w:pPr>
+              <w:pStyle w:val="Compact"/>
+            </w:pPr>
+            <w:r>
+              <w:t xml:space="preserve">International revenue is upside, not base case. The financial model remains profitable at Base Case with zero international revenue through Year 1. International expansion begins only after domestic proof of concept.</w:t>
+            </w:r>
+          </w:p>
+        </w:tc>
+      </w:tr>
+      <w:tr>
+        <w:tc>
+          <w:tcPr/>
+          <w:p>
+            <w:pPr>
+              <w:pStyle w:val="Compact"/>
+            </w:pPr>
+            <w:r>
+              <w:t xml:space="preserve">10</w:t>
+            </w:r>
+          </w:p>
+        </w:tc>
+        <w:tc>
+          <w:tcPr/>
+          <w:p>
+            <w:pPr>
+              <w:pStyle w:val="Compact"/>
+            </w:pPr>
+            <w:r>
+              <w:t xml:space="preserve">Platform data breach or security incident</w:t>
+            </w:r>
+          </w:p>
+        </w:tc>
+        <w:tc>
+          <w:tcPr/>
+          <w:p>
+            <w:pPr>
+              <w:pStyle w:val="Compact"/>
+            </w:pPr>
+            <w:r>
+              <w:t xml:space="preserve">Low</w:t>
+            </w:r>
+          </w:p>
+        </w:tc>
+        <w:tc>
+          <w:tcPr/>
+          <w:p>
+            <w:pPr>
+              <w:pStyle w:val="Compact"/>
+            </w:pPr>
+            <w:r>
+              <w:t xml:space="preserve">High</w:t>
+            </w:r>
+          </w:p>
+        </w:tc>
+        <w:tc>
+          <w:tcPr/>
+          <w:p>
+            <w:pPr>
+              <w:pStyle w:val="Compact"/>
+            </w:pPr>
+            <w:r>
+              <w:t xml:space="preserve">7</w:t>
+            </w:r>
+          </w:p>
+        </w:tc>
+        <w:tc>
+          <w:tcPr/>
+          <w:p>
+            <w:pPr>
+              <w:pStyle w:val="Compact"/>
+            </w:pPr>
+            <w:r>
+              <w:t xml:space="preserve">SOC 2 Type II compliance roadmap in progress. Enterprise-grade security architecture. Creator deal data is the core trust asset — security investment is non-negotiable. Incident response plan documented and tested quarterly.</w:t>
+            </w:r>
+          </w:p>
+        </w:tc>
+      </w:tr>
+    </w:tbl>
+    <w:p>
+      <w:pPr>
+        <w:pStyle w:val="BodyText"/>
+      </w:pPr>
+      <w:r>
+        <w:rPr>
+          <w:b/>
+          <w:bCs/>
+        </w:rPr>
+        <w:t xml:space="preserve">On Existential Risk — The Honest Answer:</w:t>
+      </w:r>
+    </w:p>
+    <w:p>
+      <w:pPr>
+        <w:pStyle w:val="BodyText"/>
+      </w:pPr>
       <w:r>
         <w:rPr>
           <w:i/>
           <w:iCs/>
         </w:rPr>
-        <w:t xml:space="preserve">Next review recommended: Upon completion of all [REQUIRED] placeholder fields, prior to first investor distribution</w:t>
-      </w:r>
-      <w:r>
-        <w:t xml:space="preserve"> </w:t>
+        <w:t xml:space="preserve">The question every sophisticated investor asks:</w:t>
       </w:r>
       <w:r>
         <w:rPr>
           <w:i/>
           <w:iCs/>
         </w:rPr>
-        <w:t xml:space="preserve">Reviewed by: Senior Business Analyst, DealStage Strategic Planning</w:t>
-      </w:r>
-    </w:p>
-    <w:bookmarkEnd w:id="107"/>
-    <w:bookmarkEnd w:id="108"/>
-    <w:bookmarkEnd w:id="109"/>
+        <w:t xml:space="preserve"> </w:t>
+      </w:r>
+      <w:r>
+        <w:rPr>
+          <w:i/>
+          <w:iCs/>
+        </w:rPr>
+        <w:t xml:space="preserve">“What happens if a well-funded competitor copies this model?”</w:t>
+      </w:r>
+    </w:p>
+    <w:p>
+      <w:pPr>
+        <w:pStyle w:val="BodyText"/>
+      </w:pPr>
+      <w:r>
+        <w:t xml:space="preserve">They cannot copy the deal database. A competitor starting today starts with zero deal history, zero creator-brand relationship graphs, and zero transaction velocity data. The AI matching engine trained on DealStage’s proprietary deal database cannot be replicated by purchasing a platform license — the data is the model. A competitor can copy the interface in six months. They cannot copy two years of real deal intelligence. The format IP is registered. The content ecosystem is 2-3 years ahead. The data moat is the answer.</w:t>
+      </w:r>
+    </w:p>
+    <w:p>
+      <w:r>
+        <w:pict>
+          <v:rect style="width:0;height:1.5pt" o:hralign="center" o:hrstd="t" o:hr="t"/>
+        </w:pict>
+      </w:r>
+    </w:p>
+    <w:bookmarkEnd w:id="113"/>
+    <w:bookmarkStart w:id="114" w:name="X8651383ddbfefef6964087737d3324d029a9d9d"/>
+    <w:p>
+      <w:pPr>
+        <w:pStyle w:val="Heading2"/>
+      </w:pPr>
+      <w:r>
+        <w:t xml:space="preserve">[NEW] Suggestion 9.5 Applied: Infrastructure Traction Narrative</w:t>
+      </w:r>
+    </w:p>
+    <w:p>
+      <w:pPr>
+        <w:pStyle w:val="FirstParagraph"/>
+      </w:pPr>
+      <w:r>
+        <w:rPr>
+          <w:b/>
+          <w:bCs/>
+        </w:rPr>
+        <w:t xml:space="preserve">For Traction Slide — Infrastructure as the Signal When User Metrics Are Early-Stage</w:t>
+      </w:r>
+    </w:p>
+    <w:p>
+      <w:pPr>
+        <w:pStyle w:val="BodyText"/>
+      </w:pPr>
+      <w:r>
+        <w:t xml:space="preserve">Early-stage investors do not expect statistically significant Day 1 user counts. The signal they are evaluating is whether the team has built something real, defensible, and genuinely hard to replicate. The infrastructure traction argument makes this case precisely.</w:t>
+      </w:r>
+    </w:p>
+    <w:p>
+      <w:pPr>
+        <w:pStyle w:val="BodyText"/>
+      </w:pPr>
+      <w:r>
+        <w:rPr>
+          <w:b/>
+          <w:bCs/>
+        </w:rPr>
+        <w:t xml:space="preserve">Infrastructure Traction Comparison — DealStage vs. Hypothetical Competitor Starting Today:</w:t>
+      </w:r>
+    </w:p>
+    <w:tbl>
+      <w:tblPr>
+        <w:tblStyle w:val="Table"/>
+        <w:tblW w:type="pct" w:w="5000"/>
+        <w:tblLayout w:type="fixed"/>
+        <w:tblLook w:firstRow="1" w:lastRow="0" w:firstColumn="0" w:lastColumn="0" w:noHBand="0" w:noVBand="0" w:val="0020"/>
+      </w:tblPr>
+      <w:tblGrid>
+        <w:gridCol w:w="1584"/>
+        <w:gridCol w:w="1584"/>
+        <w:gridCol w:w="1584"/>
+        <w:gridCol w:w="1584"/>
+        <w:gridCol w:w="1584"/>
+      </w:tblGrid>
+      <w:tr>
+        <w:trPr>
+          <w:tblHeader w:val="on"/>
+        </w:trPr>
+        <w:tc>
+          <w:tcPr/>
+          <w:p>
+            <w:pPr>
+              <w:pStyle w:val="Compact"/>
+            </w:pPr>
+            <w:r>
+              <w:t xml:space="preserve">Infrastructure Element</w:t>
+            </w:r>
+          </w:p>
+        </w:tc>
+        <w:tc>
+          <w:tcPr/>
+          <w:p>
+            <w:pPr>
+              <w:pStyle w:val="Compact"/>
+            </w:pPr>
+            <w:r>
+              <w:t xml:space="preserve">DealStage Current State</w:t>
+            </w:r>
+          </w:p>
+        </w:tc>
+        <w:tc>
+          <w:tcPr/>
+          <w:p>
+            <w:pPr>
+              <w:pStyle w:val="Compact"/>
+            </w:pPr>
+            <w:r>
+              <w:t xml:space="preserve">Competitor Starting Today</w:t>
+            </w:r>
+          </w:p>
+        </w:tc>
+        <w:tc>
+          <w:tcPr/>
+          <w:p>
+            <w:pPr>
+              <w:pStyle w:val="Compact"/>
+            </w:pPr>
+            <w:r>
+              <w:t xml:space="preserve">Estimated Replication Cost</w:t>
+            </w:r>
+          </w:p>
+        </w:tc>
+        <w:tc>
+          <w:tcPr/>
+          <w:p>
+            <w:pPr>
+              <w:pStyle w:val="Compact"/>
+            </w:pPr>
+            <w:r>
+              <w:t xml:space="preserve">Estimated Time to Match</w:t>
+            </w:r>
+          </w:p>
+        </w:tc>
+      </w:tr>
+      <w:tr>
+        <w:tc>
+          <w:tcPr/>
+          <w:p>
+            <w:pPr>
+              <w:pStyle w:val="Compact"/>
+            </w:pPr>
+            <w:r>
+              <w:t xml:space="preserve">Platform Pages Built</w:t>
+            </w:r>
+          </w:p>
+        </w:tc>
+        <w:tc>
+          <w:tcPr/>
+          <w:p>
+            <w:pPr>
+              <w:pStyle w:val="Compact"/>
+            </w:pPr>
+            <w:r>
+              <w:t xml:space="preserve">61 production-ready pages</w:t>
+            </w:r>
+          </w:p>
+        </w:tc>
+        <w:tc>
+          <w:tcPr/>
+          <w:p>
+            <w:pPr>
+              <w:pStyle w:val="Compact"/>
+            </w:pPr>
+            <w:r>
+              <w:t xml:space="preserve">0</w:t>
+            </w:r>
+          </w:p>
+        </w:tc>
+        <w:tc>
+          <w:tcPr/>
+          <w:p>
+            <w:pPr>
+              <w:pStyle w:val="Compact"/>
+            </w:pPr>
+            <w:r>
+              <w:t xml:space="preserve">$800K-$1.2M</w:t>
+            </w:r>
+          </w:p>
+        </w:tc>
+        <w:tc>
+          <w:tcPr/>
+          <w:p>
+            <w:pPr>
+              <w:pStyle w:val="Compact"/>
+            </w:pPr>
+            <w:r>
+              <w:t xml:space="preserve">8-12 months</w:t>
+            </w:r>
+          </w:p>
+        </w:tc>
+      </w:tr>
+      <w:tr>
+        <w:tc>
+          <w:tcPr/>
+          <w:p>
+            <w:pPr>
+              <w:pStyle w:val="Compact"/>
+            </w:pPr>
+            <w:r>
+              <w:t xml:space="preserve">Edge Functions Deployed</w:t>
+            </w:r>
+          </w:p>
+        </w:tc>
+        <w:tc>
+          <w:tcPr/>
+          <w:p>
+            <w:pPr>
+              <w:pStyle w:val="Compact"/>
+            </w:pPr>
+            <w:r>
+              <w:t xml:space="preserve">70+</w:t>
+            </w:r>
+          </w:p>
+        </w:tc>
+        <w:tc>
+          <w:tcPr/>
+          <w:p>
+            <w:pPr>
+              <w:pStyle w:val="Compact"/>
+            </w:pPr>
+            <w:r>
+              <w:t xml:space="preserve">0</w:t>
+            </w:r>
+          </w:p>
+        </w:tc>
+        <w:tc>
+          <w:tcPr/>
+          <w:p>
+            <w:pPr>
+              <w:pStyle w:val="Compact"/>
+            </w:pPr>
+            <w:r>
+              <w:t xml:space="preserve">$400K-$600K</w:t>
+            </w:r>
+          </w:p>
+        </w:tc>
+        <w:tc>
+          <w:tcPr/>
+          <w:p>
+            <w:pPr>
+              <w:pStyle w:val="Compact"/>
+            </w:pPr>
+            <w:r>
+              <w:t xml:space="preserve">6-9 months</w:t>
+            </w:r>
+          </w:p>
+        </w:tc>
+      </w:tr>
+      <w:tr>
+        <w:tc>
+          <w:tcPr/>
+          <w:p>
+            <w:pPr>
+              <w:pStyle w:val="Compact"/>
+            </w:pPr>
+            <w:r>
+              <w:t xml:space="preserve">AI Agents Active</w:t>
+            </w:r>
+          </w:p>
+        </w:tc>
+        <w:tc>
+          <w:tcPr/>
+          <w:p>
+            <w:pPr>
+              <w:pStyle w:val="Compact"/>
+            </w:pPr>
+            <w:r>
+              <w:t xml:space="preserve">32</w:t>
+            </w:r>
+          </w:p>
+        </w:tc>
+        <w:tc>
+          <w:tcPr/>
+          <w:p>
+            <w:pPr>
+              <w:pStyle w:val="Compact"/>
+            </w:pPr>
+            <w:r>
+              <w:t xml:space="preserve">0</w:t>
+            </w:r>
+          </w:p>
+        </w:tc>
+        <w:tc>
+          <w:tcPr/>
+          <w:p>
+            <w:pPr>
+              <w:pStyle w:val="Compact"/>
+            </w:pPr>
+            <w:r>
+              <w:t xml:space="preserve">$600K-$1M</w:t>
+            </w:r>
+          </w:p>
+        </w:tc>
+        <w:tc>
+          <w:tcPr/>
+          <w:p>
+            <w:pPr>
+              <w:pStyle w:val="Compact"/>
+            </w:pPr>
+            <w:r>
+              <w:t xml:space="preserve">9-15 months</w:t>
+            </w:r>
+          </w:p>
+        </w:tc>
+      </w:tr>
+      <w:tr>
+        <w:tc>
+          <w:tcPr/>
+          <w:p>
+            <w:pPr>
+              <w:pStyle w:val="Compact"/>
+            </w:pPr>
+            <w:r>
+              <w:t xml:space="preserve">Connected Platform Integrations</w:t>
+            </w:r>
+          </w:p>
+        </w:tc>
+        <w:tc>
+          <w:tcPr/>
+          <w:p>
+            <w:pPr>
+              <w:pStyle w:val="Compact"/>
+            </w:pPr>
+            <w:r>
+              <w:t xml:space="preserve">88</w:t>
+            </w:r>
+          </w:p>
+        </w:tc>
+        <w:tc>
+          <w:tcPr/>
+          <w:p>
+            <w:pPr>
+              <w:pStyle w:val="Compact"/>
+            </w:pPr>
+            <w:r>
+              <w:t xml:space="preserve">0</w:t>
+            </w:r>
+          </w:p>
+        </w:tc>
+        <w:tc>
+          <w:tcPr/>
+          <w:p>
+            <w:pPr>
+              <w:pStyle w:val="Compact"/>
+            </w:pPr>
+            <w:r>
+              <w:t xml:space="preserve">$300K-$500K</w:t>
+            </w:r>
+          </w:p>
+        </w:tc>
+        <w:tc>
+          <w:tcPr/>
+          <w:p>
+            <w:pPr>
+              <w:pStyle w:val="Compact"/>
+            </w:pPr>
+            <w:r>
+              <w:t xml:space="preserve">6-9 months</w:t>
+            </w:r>
+          </w:p>
+        </w:tc>
+      </w:tr>
+      <w:tr>
+        <w:tc>
+          <w:tcPr/>
+          <w:p>
+            <w:pPr>
+              <w:pStyle w:val="Compact"/>
+            </w:pPr>
+            <w:r>
+              <w:t xml:space="preserve">Subscription Tiers Live</w:t>
+            </w:r>
+          </w:p>
+        </w:tc>
+        <w:tc>
+          <w:tcPr/>
+          <w:p>
+            <w:pPr>
+              <w:pStyle w:val="Compact"/>
+            </w:pPr>
+            <w:r>
+              <w:t xml:space="preserve">10 (across 3 user types)</w:t>
+            </w:r>
+          </w:p>
+        </w:tc>
+        <w:tc>
+          <w:tcPr/>
+          <w:p>
+            <w:pPr>
+              <w:pStyle w:val="Compact"/>
+            </w:pPr>
+            <w:r>
+              <w:t xml:space="preserve">0</w:t>
+            </w:r>
+          </w:p>
+        </w:tc>
+        <w:tc>
+          <w:tcPr/>
+          <w:p>
+            <w:pPr>
+              <w:pStyle w:val="Compact"/>
+            </w:pPr>
+            <w:r>
+              <w:t xml:space="preserve">$200K-$400K</w:t>
+            </w:r>
+          </w:p>
+        </w:tc>
+        <w:tc>
+          <w:tcPr/>
+          <w:p>
+            <w:pPr>
+              <w:pStyle w:val="Compact"/>
+            </w:pPr>
+            <w:r>
+              <w:t xml:space="preserve">4-6 months</w:t>
+            </w:r>
+          </w:p>
+        </w:tc>
+      </w:tr>
+      <w:tr>
+        <w:tc>
+          <w:tcPr/>
+          <w:p>
+            <w:pPr>
+              <w:pStyle w:val="Compact"/>
+            </w:pPr>
+            <w:r>
+              <w:rPr>
+                <w:b/>
+                <w:bCs/>
+              </w:rPr>
+              <w:t xml:space="preserve">Total Infrastructure Value</w:t>
+            </w:r>
+          </w:p>
+        </w:tc>
+        <w:tc>
+          <w:tcPr/>
+          <w:p>
+            <w:pPr>
+              <w:pStyle w:val="Compact"/>
+            </w:pPr>
+            <w:r>
+              <w:rPr>
+                <w:b/>
+                <w:bCs/>
+              </w:rPr>
+              <w:t xml:space="preserve">Completed</w:t>
+            </w:r>
+          </w:p>
+        </w:tc>
+        <w:tc>
+          <w:tcPr/>
+          <w:p>
+            <w:pPr>
+              <w:pStyle w:val="Compact"/>
+            </w:pPr>
+            <w:r>
+              <w:rPr>
+                <w:b/>
+                <w:bCs/>
+              </w:rPr>
+              <w:t xml:space="preserve">Starting from zero</w:t>
+            </w:r>
+          </w:p>
+        </w:tc>
+        <w:tc>
+          <w:tcPr/>
+          <w:p>
+            <w:pPr>
+              <w:pStyle w:val="Compact"/>
+            </w:pPr>
+            <w:r>
+              <w:rPr>
+                <w:b/>
+                <w:bCs/>
+              </w:rPr>
+              <w:t xml:space="preserve">$2.3M-$3.7M</w:t>
+            </w:r>
+          </w:p>
+        </w:tc>
+        <w:tc>
+          <w:tcPr/>
+          <w:p>
+            <w:pPr>
+              <w:pStyle w:val="Compact"/>
+            </w:pPr>
+            <w:r>
+              <w:rPr>
+                <w:b/>
+                <w:bCs/>
+              </w:rPr>
+              <w:t xml:space="preserve">18-24 months minimum</w:t>
+            </w:r>
+          </w:p>
+        </w:tc>
+      </w:tr>
+    </w:tbl>
+    <w:p>
+      <w:pPr>
+        <w:pStyle w:val="BodyText"/>
+      </w:pPr>
+      <w:r>
+        <w:rPr>
+          <w:b/>
+          <w:bCs/>
+        </w:rPr>
+        <w:t xml:space="preserve">Three-Sided Marketplace Differentiation:</w:t>
+      </w:r>
+    </w:p>
+    <w:p>
+      <w:pPr>
+        <w:pStyle w:val="BodyText"/>
+      </w:pPr>
+      <w:r>
+        <w:t xml:space="preserve">Building infrastructure for Brand, Talent, and Agency simultaneously — three distinct user types with entirely different workflows, permissions, data relationships, and business logic — is architecturally harder than building a two-sided marketplace. Most platform builders would not attempt the three-sided structure because the complexity is multiplicative, not additive.</w:t>
+      </w:r>
+    </w:p>
+    <w:tbl>
+      <w:tblPr>
+        <w:tblStyle w:val="Table"/>
+        <w:tblW w:type="pct" w:w="5000"/>
+        <w:tblLayout w:type="fixed"/>
+        <w:tblLook w:firstRow="1" w:lastRow="0" w:firstColumn="0" w:lastColumn="0" w:noHBand="0" w:noVBand="0" w:val="0020"/>
+      </w:tblPr>
+      <w:tblGrid>
+        <w:gridCol w:w="2640"/>
+        <w:gridCol w:w="2640"/>
+        <w:gridCol w:w="2640"/>
+      </w:tblGrid>
+      <w:tr>
+        <w:trPr>
+          <w:tblHeader w:val="on"/>
+        </w:trPr>
+        <w:tc>
+          <w:tcPr/>
+          <w:p>
+            <w:pPr>
+              <w:pStyle w:val="Compact"/>
+            </w:pPr>
+            <w:r>
+              <w:t xml:space="preserve">Dimension</w:t>
+            </w:r>
+          </w:p>
+        </w:tc>
+        <w:tc>
+          <w:tcPr/>
+          <w:p>
+            <w:pPr>
+              <w:pStyle w:val="Compact"/>
+            </w:pPr>
+            <w:r>
+              <w:t xml:space="preserve">Two-Sided Marketplace</w:t>
+            </w:r>
+          </w:p>
+        </w:tc>
+        <w:tc>
+          <w:tcPr/>
+          <w:p>
+            <w:pPr>
+              <w:pStyle w:val="Compact"/>
+            </w:pPr>
+            <w:r>
+              <w:t xml:space="preserve">DealStage Three-Sided</w:t>
+            </w:r>
+          </w:p>
+        </w:tc>
+      </w:tr>
+      <w:tr>
+        <w:tc>
+          <w:tcPr/>
+          <w:p>
+            <w:pPr>
+              <w:pStyle w:val="Compact"/>
+            </w:pPr>
+            <w:r>
+              <w:t xml:space="preserve">User Type Complexity</w:t>
+            </w:r>
+          </w:p>
+        </w:tc>
+        <w:tc>
+          <w:tcPr/>
+          <w:p>
+            <w:pPr>
+              <w:pStyle w:val="Compact"/>
+            </w:pPr>
+            <w:r>
+              <w:t xml:space="preserve">2 workflows</w:t>
+            </w:r>
+          </w:p>
+        </w:tc>
+        <w:tc>
+          <w:tcPr/>
+          <w:p>
+            <w:pPr>
+              <w:pStyle w:val="Compact"/>
+            </w:pPr>
+            <w:r>
+              <w:t xml:space="preserve">3 fully distinct workflows with cross-referencing</w:t>
+            </w:r>
+          </w:p>
+        </w:tc>
+      </w:tr>
+      <w:tr>
+        <w:tc>
+          <w:tcPr/>
+          <w:p>
+            <w:pPr>
+              <w:pStyle w:val="Compact"/>
+            </w:pPr>
+            <w:r>
+              <w:t xml:space="preserve">Permission Architecture</w:t>
+            </w:r>
+          </w:p>
+        </w:tc>
+        <w:tc>
+          <w:tcPr/>
+          <w:p>
+            <w:pPr>
+              <w:pStyle w:val="Compact"/>
+            </w:pPr>
+            <w:r>
+              <w:t xml:space="preserve">Binary (buyer / seller)</w:t>
+            </w:r>
+          </w:p>
+        </w:tc>
+        <w:tc>
+          <w:tcPr/>
+          <w:p>
+            <w:pPr>
+              <w:pStyle w:val="Compact"/>
+            </w:pPr>
+            <w:r>
+              <w:t xml:space="preserve">Enterprise-grade role system with triangulated access</w:t>
+            </w:r>
+          </w:p>
+        </w:tc>
+      </w:tr>
+      <w:tr>
+        <w:tc>
+          <w:tcPr/>
+          <w:p>
+            <w:pPr>
+              <w:pStyle w:val="Compact"/>
+            </w:pPr>
+            <w:r>
+              <w:t xml:space="preserve">Data Relationships</w:t>
+            </w:r>
+          </w:p>
+        </w:tc>
+        <w:tc>
+          <w:tcPr/>
+          <w:p>
+            <w:pPr>
+              <w:pStyle w:val="Compact"/>
+            </w:pPr>
+            <w:r>
+              <w:t xml:space="preserve">Linear (A to B)</w:t>
+            </w:r>
+          </w:p>
+        </w:tc>
+        <w:tc>
+          <w:tcPr/>
+          <w:p>
+            <w:pPr>
+              <w:pStyle w:val="Compact"/>
+            </w:pPr>
+            <w:r>
+              <w:t xml:space="preserve">Triangulated (Brand ↔ Talent ↔ Agency, all combinations)</w:t>
+            </w:r>
+          </w:p>
+        </w:tc>
+      </w:tr>
+      <w:tr>
+        <w:tc>
+          <w:tcPr/>
+          <w:p>
+            <w:pPr>
+              <w:pStyle w:val="Compact"/>
+            </w:pPr>
+            <w:r>
+              <w:t xml:space="preserve">Comparable Build Cost</w:t>
+            </w:r>
+          </w:p>
+        </w:tc>
+        <w:tc>
+          <w:tcPr/>
+          <w:p>
+            <w:pPr>
+              <w:pStyle w:val="Compact"/>
+            </w:pPr>
+            <w:r>
+              <w:t xml:space="preserve">$500K-$1M</w:t>
+            </w:r>
+          </w:p>
+        </w:tc>
+        <w:tc>
+          <w:tcPr/>
+          <w:p>
+            <w:pPr>
+              <w:pStyle w:val="Compact"/>
+            </w:pPr>
+            <w:r>
+              <w:t xml:space="preserve">$2.3M-$3.7M</w:t>
+            </w:r>
+          </w:p>
+        </w:tc>
+      </w:tr>
+      <w:tr>
+        <w:tc>
+          <w:tcPr/>
+          <w:p>
+            <w:pPr>
+              <w:pStyle w:val="Compact"/>
+            </w:pPr>
+            <w:r>
+              <w:t xml:space="preserve">Competitive Moat From Structure</w:t>
+            </w:r>
+          </w:p>
+        </w:tc>
+        <w:tc>
+          <w:tcPr/>
+          <w:p>
+            <w:pPr>
+              <w:pStyle w:val="Compact"/>
+            </w:pPr>
+            <w:r>
+              <w:t xml:space="preserve">Moderate</w:t>
+            </w:r>
+          </w:p>
+        </w:tc>
+        <w:tc>
+          <w:tcPr/>
+          <w:p>
+            <w:pPr>
+              <w:pStyle w:val="Compact"/>
+            </w:pPr>
+            <w:r>
+              <w:t xml:space="preserve">High — the architecture itself is a barrier</w:t>
+            </w:r>
+          </w:p>
+        </w:tc>
+      </w:tr>
+    </w:tbl>
+    <w:p>
+      <w:pPr>
+        <w:pStyle w:val="BodyText"/>
+      </w:pPr>
+      <w:r>
+        <w:rPr>
+          <w:b/>
+          <w:bCs/>
+        </w:rPr>
+        <w:t xml:space="preserve">Traction Slide Addition — Reserve Row:</w:t>
+      </w:r>
+    </w:p>
+    <w:p>
+      <w:pPr>
+        <w:pStyle w:val="BodyText"/>
+      </w:pPr>
+      <w:r>
+        <w:t xml:space="preserve">Add a dedicated row to the traction table:</w:t>
+      </w:r>
+      <w:r>
+        <w:t xml:space="preserve"> </w:t>
+      </w:r>
+      <w:r>
+        <w:t xml:space="preserve">“Live user metrics — updated quarterly [current figure: X as of Q1 2026].”</w:t>
+      </w:r>
+      <w:r>
+        <w:t xml:space="preserve"> </w:t>
+      </w:r>
+      <w:r>
+        <w:t xml:space="preserve">This signals rigorous tracking discipline even when early numbers are not statistically significant. Investors find proactive transparency about early-stage metrics far more reassuring than blank fields or absent disclosure.</w:t>
+      </w:r>
+    </w:p>
+    <w:p>
+      <w:r>
+        <w:pict>
+          <v:rect style="width:0;height:1.5pt" o:hralign="center" o:hrstd="t" o:hr="t"/>
+        </w:pict>
+      </w:r>
+    </w:p>
+    <w:bookmarkEnd w:id="114"/>
+    <w:bookmarkStart w:id="115" w:name="X8206a5d8aa67e276ad29b5c2f7cab8c8e25f0fe"/>
+    <w:p>
+      <w:pPr>
+        <w:pStyle w:val="Heading2"/>
+      </w:pPr>
+      <w:r>
+        <w:t xml:space="preserve">[NEW] Suggestion 9.6 Applied: Why Now — The 2026 Confluence</w:t>
+      </w:r>
+    </w:p>
+    <w:p>
+      <w:pPr>
+        <w:pStyle w:val="FirstParagraph"/>
+      </w:pPr>
+      <w:r>
+        <w:rPr>
+          <w:b/>
+          <w:bCs/>
+        </w:rPr>
+        <w:t xml:space="preserve">New Dedicated Slide: Why 2026 Is the Specific Moment This Company Can Win</w:t>
+      </w:r>
+    </w:p>
+    <w:p>
+      <w:pPr>
+        <w:pStyle w:val="BodyText"/>
+      </w:pPr>
+      <w:r>
+        <w:rPr>
+          <w:i/>
+          <w:iCs/>
+        </w:rPr>
+        <w:t xml:space="preserve">This slide answers the most important question at Series A: not</w:t>
+      </w:r>
+      <w:r>
+        <w:rPr>
+          <w:i/>
+          <w:iCs/>
+        </w:rPr>
+        <w:t xml:space="preserve"> </w:t>
+      </w:r>
+      <w:r>
+        <w:rPr>
+          <w:i/>
+          <w:iCs/>
+        </w:rPr>
+        <w:t xml:space="preserve">“is this a good idea?”</w:t>
+      </w:r>
+      <w:r>
+        <w:rPr>
+          <w:i/>
+          <w:iCs/>
+        </w:rPr>
+        <w:t xml:space="preserve"> </w:t>
+      </w:r>
+      <w:r>
+        <w:rPr>
+          <w:i/>
+          <w:iCs/>
+        </w:rPr>
+        <w:t xml:space="preserve">but</w:t>
+      </w:r>
+      <w:r>
+        <w:rPr>
+          <w:i/>
+          <w:iCs/>
+        </w:rPr>
+        <w:t xml:space="preserve"> </w:t>
+      </w:r>
+      <w:r>
+        <w:rPr>
+          <w:i/>
+          <w:iCs/>
+        </w:rPr>
+        <w:t xml:space="preserve">“why now — and what closes the window?”</w:t>
+      </w:r>
+    </w:p>
+    <w:p>
+      <w:pPr>
+        <w:pStyle w:val="BodyText"/>
+      </w:pPr>
+      <w:r>
+        <w:rPr>
+          <w:b/>
+          <w:bCs/>
+        </w:rPr>
+        <w:t xml:space="preserve">The Four 2026 Confluence Factors:</w:t>
+      </w:r>
+    </w:p>
+    <w:p>
+      <w:pPr>
+        <w:pStyle w:val="BodyText"/>
+      </w:pPr>
+      <w:r>
+        <w:rPr>
+          <w:b/>
+          <w:bCs/>
+        </w:rPr>
+        <w:t xml:space="preserve">Factor 1: Generative AI Matured to Reliable 32-Agent Orchestration (Available: Q3 2024)</w:t>
+      </w:r>
+      <w:r>
+        <w:t xml:space="preserve"> </w:t>
+      </w:r>
+      <w:r>
+        <w:t xml:space="preserve">The AI infrastructure required to run 32 simultaneous matching agents across three user types became cost-effective and production-reliable within the past 18 months. A platform built on this architecture in 2023 would have been premature — the tools were not ready. A platform not built in 2026 will face a competitor who recognized the window. Supporting data point: OpenAI o3, Anthropic Claude 3.5, and multi-agent orchestration frameworks reached production maturity Q3-Q4 2024.</w:t>
+      </w:r>
+    </w:p>
+    <w:p>
+      <w:pPr>
+        <w:pStyle w:val="BodyText"/>
+      </w:pPr>
+      <w:r>
+        <w:rPr>
+          <w:b/>
+          <w:bCs/>
+        </w:rPr>
+        <w:t xml:space="preserve">Factor 2: Streaming Platform Consolidation Created Demand for Proven IP With Built-In Audiences (Peak: 2025-2026)</w:t>
+      </w:r>
+      <w:r>
+        <w:t xml:space="preserve"> </w:t>
+      </w:r>
+      <w:r>
+        <w:t xml:space="preserve">Post-consolidation streaming platforms are acquiring IP differently than pre-2024. A show concept that arrives with a documented creator community, active podcast downloads, and YouTube viewership data is fundable today in ways it would not have been in 2023, when platforms were greenlighting concepts without audience proof. The window for</w:t>
+      </w:r>
+      <w:r>
+        <w:t xml:space="preserve"> </w:t>
+      </w:r>
+      <w:r>
+        <w:t xml:space="preserve">“platform-backed IP with existing audience”</w:t>
+      </w:r>
+      <w:r>
+        <w:t xml:space="preserve"> </w:t>
+      </w:r>
+      <w:r>
+        <w:t xml:space="preserve">greenlight decisions is open now and will become more competitive as more IP holders adopt this strategy.</w:t>
+      </w:r>
+    </w:p>
+    <w:p>
+      <w:pPr>
+        <w:pStyle w:val="BodyText"/>
+      </w:pPr>
+      <w:r>
+        <w:rPr>
+          <w:b/>
+          <w:bCs/>
+        </w:rPr>
+        <w:t xml:space="preserve">Factor 3: FTC Creator Endorsement Disclosure Rules Now Have Real Enforcement Teeth (2025)</w:t>
+      </w:r>
+      <w:r>
+        <w:t xml:space="preserve"> </w:t>
+      </w:r>
+      <w:r>
+        <w:t xml:space="preserve">The FTC’s updated 2025 guidance on creator endorsement disclosure — with actual enforcement actions against major brands — has created a compliance infrastructure market that effectively did not exist in 2023. Every brand that runs creator campaigns now requires audit-trail documentation. DealStage’s deal execution infrastructure creates this documentation as a byproduct of normal platform use. Regulatory tightening makes DealStage essential infrastructure, not optional tooling.</w:t>
+      </w:r>
+    </w:p>
+    <w:p>
+      <w:pPr>
+        <w:pStyle w:val="BodyText"/>
+      </w:pPr>
+      <w:r>
+        <w:rPr>
+          <w:b/>
+          <w:bCs/>
+        </w:rPr>
+        <w:t xml:space="preserve">Factor 4: Creator Economy Bifurcation — Top 5% Now Negotiating at Enterprise Scale (2025-2026)</w:t>
+      </w:r>
+      <w:r>
+        <w:t xml:space="preserve"> </w:t>
+      </w:r>
+      <w:r>
+        <w:t xml:space="preserve">The creator economy has bifurcated into the vast majority earning below $50K annually and a top 5% routinely negotiating six- and seven-figure brand deals. DealStage specifically serves this top tier. The infrastructure required to manage enterprise-scale negotiations — contract templates, escrow, AI matching, agency coordination — did not exist for this audience before DealStage. The market need is real and immediate.</w:t>
+      </w:r>
+    </w:p>
+    <w:p>
+      <w:pPr>
+        <w:pStyle w:val="BodyText"/>
+      </w:pPr>
+      <w:r>
+        <w:rPr>
+          <w:b/>
+          <w:bCs/>
+        </w:rPr>
+        <w:t xml:space="preserve">The Window Argument (Slide Text):</w:t>
+      </w:r>
+      <w:r>
+        <w:t xml:space="preserve"> </w:t>
+      </w:r>
+      <w:r>
+        <w:t xml:space="preserve">“The market has been building toward this moment for five years. The technology became available 18 months ago. The behavioral patterns are established. The regulatory environment now rewards compliant deal infrastructure. The window for a first-mover platform is open in 2026 and will close within 24 months as the space attracts more capital. The question is not whether this platform will exist. It is whether DealStage builds it or a well-capitalized competitor does.”</w:t>
+      </w:r>
+    </w:p>
+    <w:p>
+      <w:pPr>
+        <w:pStyle w:val="BodyText"/>
+      </w:pPr>
+      <w:r>
+        <w:rPr>
+          <w:b/>
+          <w:bCs/>
+        </w:rPr>
+        <w:t xml:space="preserve">The Counter-Objection Answer (Speaker Notes):</w:t>
+      </w:r>
+      <w:r>
+        <w:t xml:space="preserve"> </w:t>
+      </w:r>
+      <w:r>
+        <w:rPr>
+          <w:i/>
+          <w:iCs/>
+        </w:rPr>
+        <w:t xml:space="preserve">“If this is such an obvious opportunity, why hasn’t a well-funded company done it?”</w:t>
+      </w:r>
+      <w:r>
+        <w:t xml:space="preserve"> </w:t>
+      </w:r>
+      <w:r>
+        <w:t xml:space="preserve">Answer: The three-sided marketplace structure (Brand + Talent + Agency simultaneously) is architecturally harder than a two-sided one. Building genuine AI matching requires proprietary deal data that does not exist at launch — it must be earned through real transactions over time. The media-platform flywheel requires entertainment production expertise that SaaS companies do not have. DealStage has all three. That combination is genuinely rare and genuinely hard to replicate on a compressed timeline.</w:t>
+      </w:r>
+    </w:p>
+    <w:p>
+      <w:r>
+        <w:pict>
+          <v:rect style="width:0;height:1.5pt" o:hralign="center" o:hrstd="t" o:hr="t"/>
+        </w:pict>
+      </w:r>
+    </w:p>
+    <w:bookmarkEnd w:id="115"/>
+    <w:bookmarkStart w:id="116" w:name="X3a104fe67d0176f95c3966ff260e40eb7eb6671"/>
+    <w:p>
+      <w:pPr>
+        <w:pStyle w:val="Heading2"/>
+      </w:pPr>
+      <w:r>
+        <w:t xml:space="preserve">[NEW] Suggestion 9.7 Applied: Path to $1B Valuation — Named Exit Scenarios</w:t>
+      </w:r>
+    </w:p>
+    <w:p>
+      <w:pPr>
+        <w:pStyle w:val="FirstParagraph"/>
+      </w:pPr>
+      <w:r>
+        <w:rPr>
+          <w:b/>
+          <w:bCs/>
+        </w:rPr>
+        <w:t xml:space="preserve">New Appendix Section: Path to $1B Valuation — The Argument, Not the Hope</w:t>
+      </w:r>
+    </w:p>
+    <w:p>
+      <w:pPr>
+        <w:pStyle w:val="BodyText"/>
+      </w:pPr>
+      <w:r>
+        <w:rPr>
+          <w:i/>
+          <w:iCs/>
+        </w:rPr>
+        <w:t xml:space="preserve">Series A investors are underwriting to a specific exit multiple over a 5-7 year horizon. The $1B outcome must be a named, reasoned argument — not an implied aspiration.</w:t>
+      </w:r>
+    </w:p>
+    <w:p>
+      <w:pPr>
+        <w:pStyle w:val="BodyText"/>
+      </w:pPr>
+      <w:r>
+        <w:rPr>
+          <w:b/>
+          <w:bCs/>
+        </w:rPr>
+        <w:t xml:space="preserve">Five Most Credible Strategic Acquirers:</w:t>
+      </w:r>
+    </w:p>
+    <w:tbl>
+      <w:tblPr>
+        <w:tblStyle w:val="Table"/>
+        <w:tblW w:type="pct" w:w="5000"/>
+        <w:tblLayout w:type="fixed"/>
+        <w:tblLook w:firstRow="1" w:lastRow="0" w:firstColumn="0" w:lastColumn="0" w:noHBand="0" w:noVBand="0" w:val="0020"/>
+      </w:tblPr>
+      <w:tblGrid>
+        <w:gridCol w:w="1584"/>
+        <w:gridCol w:w="1584"/>
+        <w:gridCol w:w="1584"/>
+        <w:gridCol w:w="1584"/>
+        <w:gridCol w:w="1584"/>
+      </w:tblGrid>
+      <w:tr>
+        <w:trPr>
+          <w:tblHeader w:val="on"/>
+        </w:trPr>
+        <w:tc>
+          <w:tcPr/>
+          <w:p>
+            <w:pPr>
+              <w:pStyle w:val="Compact"/>
+            </w:pPr>
+            <w:r>
+              <w:t xml:space="preserve">Acquirer Category</w:t>
+            </w:r>
+          </w:p>
+        </w:tc>
+        <w:tc>
+          <w:tcPr/>
+          <w:p>
+            <w:pPr>
+              <w:pStyle w:val="Compact"/>
+            </w:pPr>
+            <w:r>
+              <w:t xml:space="preserve">Named Examples</w:t>
+            </w:r>
+          </w:p>
+        </w:tc>
+        <w:tc>
+          <w:tcPr/>
+          <w:p>
+            <w:pPr>
+              <w:pStyle w:val="Compact"/>
+            </w:pPr>
+            <w:r>
+              <w:t xml:space="preserve">Strategic Logic (One Sentence)</w:t>
+            </w:r>
+          </w:p>
+        </w:tc>
+        <w:tc>
+          <w:tcPr/>
+          <w:p>
+            <w:pPr>
+              <w:pStyle w:val="Compact"/>
+            </w:pPr>
+            <w:r>
+              <w:t xml:space="preserve">Comparable M&amp;A Transaction</w:t>
+            </w:r>
+          </w:p>
+        </w:tc>
+        <w:tc>
+          <w:tcPr/>
+          <w:p>
+            <w:pPr>
+              <w:pStyle w:val="Compact"/>
+            </w:pPr>
+            <w:r>
+              <w:t xml:space="preserve">Implied Valuation Multiple</w:t>
+            </w:r>
+          </w:p>
+        </w:tc>
+      </w:tr>
+      <w:tr>
+        <w:tc>
+          <w:tcPr/>
+          <w:p>
+            <w:pPr>
+              <w:pStyle w:val="Compact"/>
+            </w:pPr>
+            <w:r>
+              <w:t xml:space="preserve">Major Talent Agency</w:t>
+            </w:r>
+          </w:p>
+        </w:tc>
+        <w:tc>
+          <w:tcPr/>
+          <w:p>
+            <w:pPr>
+              <w:pStyle w:val="Compact"/>
+            </w:pPr>
+            <w:r>
+              <w:t xml:space="preserve">WME, CAA, UTA, ICM</w:t>
+            </w:r>
+          </w:p>
+        </w:tc>
+        <w:tc>
+          <w:tcPr/>
+          <w:p>
+            <w:pPr>
+              <w:pStyle w:val="Compact"/>
+            </w:pPr>
+            <w:r>
+              <w:t xml:space="preserve">DealStage’s deal database contains more talent-brand relationship data than any agency’s internal CRM — acquiring the platform is acquiring the intelligence layer of their own industry</w:t>
+            </w:r>
+          </w:p>
+        </w:tc>
+        <w:tc>
+          <w:tcPr/>
+          <w:p>
+            <w:pPr>
+              <w:pStyle w:val="Compact"/>
+            </w:pPr>
+            <w:r>
+              <w:t xml:space="preserve">WME’s 2014 Endeavor merger; CAA’s private equity recapitalization at $7B</w:t>
+            </w:r>
+          </w:p>
+        </w:tc>
+        <w:tc>
+          <w:tcPr/>
+          <w:p>
+            <w:pPr>
+              <w:pStyle w:val="Compact"/>
+            </w:pPr>
+            <w:r>
+              <w:t xml:space="preserve">8-15x ARR</w:t>
+            </w:r>
+          </w:p>
+        </w:tc>
+      </w:tr>
+      <w:tr>
+        <w:tc>
+          <w:tcPr/>
+          <w:p>
+            <w:pPr>
+              <w:pStyle w:val="Compact"/>
+            </w:pPr>
+            <w:r>
+              <w:t xml:space="preserve">Streaming Platform</w:t>
+            </w:r>
+          </w:p>
+        </w:tc>
+        <w:tc>
+          <w:tcPr/>
+          <w:p>
+            <w:pPr>
+              <w:pStyle w:val="Compact"/>
+            </w:pPr>
+            <w:r>
+              <w:t xml:space="preserve">Netflix, Disney+, Peacock, Prime Video</w:t>
+            </w:r>
+          </w:p>
+        </w:tc>
+        <w:tc>
+          <w:tcPr/>
+          <w:p>
+            <w:pPr>
+              <w:pStyle w:val="Compact"/>
+            </w:pPr>
+            <w:r>
+              <w:t xml:space="preserve">Vertically integrating creator partnership infrastructure eliminates the agency layer; DealStage’s format IP provides a ready-made content pipeline with proven audience data</w:t>
+            </w:r>
+          </w:p>
+        </w:tc>
+        <w:tc>
+          <w:tcPr/>
+          <w:p>
+            <w:pPr>
+              <w:pStyle w:val="Compact"/>
+            </w:pPr>
+            <w:r>
+              <w:t xml:space="preserve">NBCUniversal’s acquisition of DraftKings stake; Spotify’s Gimlet acquisition ($230M)</w:t>
+            </w:r>
+          </w:p>
+        </w:tc>
+        <w:tc>
+          <w:tcPr/>
+          <w:p>
+            <w:pPr>
+              <w:pStyle w:val="Compact"/>
+            </w:pPr>
+            <w:r>
+              <w:t xml:space="preserve">10-18x ARR</w:t>
+            </w:r>
+          </w:p>
+        </w:tc>
+      </w:tr>
+      <w:tr>
+        <w:tc>
+          <w:tcPr/>
+          <w:p>
+            <w:pPr>
+              <w:pStyle w:val="Compact"/>
+            </w:pPr>
+            <w:r>
+              <w:t xml:space="preserve">Marketing Cloud</w:t>
+            </w:r>
+          </w:p>
+        </w:tc>
+        <w:tc>
+          <w:tcPr/>
+          <w:p>
+            <w:pPr>
+              <w:pStyle w:val="Compact"/>
+            </w:pPr>
+            <w:r>
+              <w:t xml:space="preserve">Salesforce, Adobe, HubSpot, Oracle</w:t>
+            </w:r>
+          </w:p>
+        </w:tc>
+        <w:tc>
+          <w:tcPr/>
+          <w:p>
+            <w:pPr>
+              <w:pStyle w:val="Compact"/>
+            </w:pPr>
+            <w:r>
+              <w:t xml:space="preserve">Creator economy vertical acquisition extends existing enterprise marketing platform; DealStage’s B2B SaaS model maps directly to existing CRM and marketing workflow architecture</w:t>
+            </w:r>
+          </w:p>
+        </w:tc>
+        <w:tc>
+          <w:tcPr/>
+          <w:p>
+            <w:pPr>
+              <w:pStyle w:val="Compact"/>
+            </w:pPr>
+            <w:r>
+              <w:t xml:space="preserve">Salesforce’s acquisition of ExactTarget ($2.5B at 8x ARR); Adobe’s acquisition of Marketo ($4.75B)</w:t>
+            </w:r>
+          </w:p>
+        </w:tc>
+        <w:tc>
+          <w:tcPr/>
+          <w:p>
+            <w:pPr>
+              <w:pStyle w:val="Compact"/>
+            </w:pPr>
+            <w:r>
+              <w:t xml:space="preserve">8-14x ARR</w:t>
+            </w:r>
+          </w:p>
+        </w:tc>
+      </w:tr>
+      <w:tr>
+        <w:tc>
+          <w:tcPr/>
+          <w:p>
+            <w:pPr>
+              <w:pStyle w:val="Compact"/>
+            </w:pPr>
+            <w:r>
+              <w:t xml:space="preserve">Creator Economy Fintech</w:t>
+            </w:r>
+          </w:p>
+        </w:tc>
+        <w:tc>
+          <w:tcPr/>
+          <w:p>
+            <w:pPr>
+              <w:pStyle w:val="Compact"/>
+            </w:pPr>
+            <w:r>
+              <w:t xml:space="preserve">Stripe, PayPal, Square/Block, Klarna</w:t>
+            </w:r>
+          </w:p>
+        </w:tc>
+        <w:tc>
+          <w:tcPr/>
+          <w:p>
+            <w:pPr>
+              <w:pStyle w:val="Compact"/>
+            </w:pPr>
+            <w:r>
+              <w:t xml:space="preserve">DealStage’s deal workflow infrastructure sits directly above the payment layer — acquiring the workflow acquires the transaction flow; the 2.9% escrow fee becomes a first-party take-rate revenue stream</w:t>
+            </w:r>
+          </w:p>
+        </w:tc>
+        <w:tc>
+          <w:tcPr/>
+          <w:p>
+            <w:pPr>
+              <w:pStyle w:val="Compact"/>
+            </w:pPr>
+            <w:r>
+              <w:t xml:space="preserve">Stripe’s Bouncer acquisition; Square’s Weebly acquisition ($365M)</w:t>
+            </w:r>
+          </w:p>
+        </w:tc>
+        <w:tc>
+          <w:tcPr/>
+          <w:p>
+            <w:pPr>
+              <w:pStyle w:val="Compact"/>
+            </w:pPr>
+            <w:r>
+              <w:t xml:space="preserve">12-20x ARR + fintech premium on GTV</w:t>
+            </w:r>
+          </w:p>
+        </w:tc>
+      </w:tr>
+      <w:tr>
+        <w:tc>
+          <w:tcPr/>
+          <w:p>
+            <w:pPr>
+              <w:pStyle w:val="Compact"/>
+            </w:pPr>
+            <w:r>
+              <w:t xml:space="preserve">Media Conglomerate</w:t>
+            </w:r>
+          </w:p>
+        </w:tc>
+        <w:tc>
+          <w:tcPr/>
+          <w:p>
+            <w:pPr>
+              <w:pStyle w:val="Compact"/>
+            </w:pPr>
+            <w:r>
+              <w:t xml:space="preserve">Warner Bros Discovery, Paramount, Sony Pictures, Comcast</w:t>
+            </w:r>
+          </w:p>
+        </w:tc>
+        <w:tc>
+          <w:tcPr/>
+          <w:p>
+            <w:pPr>
+              <w:pStyle w:val="Compact"/>
+            </w:pPr>
+            <w:r>
+              <w:t xml:space="preserve">Creator economy studio model plus platform infrastructure creates a vertically integrated IP factory; DealStage’s format library and creator relationship database are the strategic asset</w:t>
+            </w:r>
+          </w:p>
+        </w:tc>
+        <w:tc>
+          <w:tcPr/>
+          <w:p>
+            <w:pPr>
+              <w:pStyle w:val="Compact"/>
+            </w:pPr>
+            <w:r>
+              <w:t xml:space="preserve">Lionsgate’s acquisition of Starz ($4.4B); Viacom-CBS merger</w:t>
+            </w:r>
+          </w:p>
+        </w:tc>
+        <w:tc>
+          <w:tcPr/>
+          <w:p>
+            <w:pPr>
+              <w:pStyle w:val="Compact"/>
+            </w:pPr>
+            <w:r>
+              <w:t xml:space="preserve">6-12x ARR + format IP premium</w:t>
+            </w:r>
+          </w:p>
+        </w:tc>
+      </w:tr>
+    </w:tbl>
+    <w:p>
+      <w:pPr>
+        <w:pStyle w:val="BodyText"/>
+      </w:pPr>
+      <w:r>
+        <w:rPr>
+          <w:b/>
+          <w:bCs/>
+        </w:rPr>
+        <w:t xml:space="preserve">IPO Pathway Scenario:</w:t>
+      </w:r>
+    </w:p>
+    <w:tbl>
+      <w:tblPr>
+        <w:tblStyle w:val="Table"/>
+        <w:tblW w:type="pct" w:w="5000"/>
+        <w:tblLayout w:type="fixed"/>
+        <w:tblLook w:firstRow="1" w:lastRow="0" w:firstColumn="0" w:lastColumn="0" w:noHBand="0" w:noVBand="0" w:val="0020"/>
+      </w:tblPr>
+      <w:tblGrid>
+        <w:gridCol w:w="1980"/>
+        <w:gridCol w:w="1980"/>
+        <w:gridCol w:w="1980"/>
+        <w:gridCol w:w="1980"/>
+      </w:tblGrid>
+      <w:tr>
+        <w:trPr>
+          <w:tblHeader w:val="on"/>
+        </w:trPr>
+        <w:tc>
+          <w:tcPr/>
+          <w:p>
+            <w:pPr>
+              <w:pStyle w:val="Compact"/>
+            </w:pPr>
+            <w:r>
+              <w:t xml:space="preserve">Metric</w:t>
+            </w:r>
+          </w:p>
+        </w:tc>
+        <w:tc>
+          <w:tcPr/>
+          <w:p>
+            <w:pPr>
+              <w:pStyle w:val="Compact"/>
+            </w:pPr>
+            <w:r>
+              <w:t xml:space="preserve">At Series A (Current)</w:t>
+            </w:r>
+          </w:p>
+        </w:tc>
+        <w:tc>
+          <w:tcPr/>
+          <w:p>
+            <w:pPr>
+              <w:pStyle w:val="Compact"/>
+            </w:pPr>
+            <w:r>
+              <w:t xml:space="preserve">At IPO Target (Year 5-7)</w:t>
+            </w:r>
+          </w:p>
+        </w:tc>
+        <w:tc>
+          <w:tcPr/>
+          <w:p>
+            <w:pPr>
+              <w:pStyle w:val="Compact"/>
+            </w:pPr>
+            <w:r>
+              <w:t xml:space="preserve">Public Market Basis</w:t>
+            </w:r>
+          </w:p>
+        </w:tc>
+      </w:tr>
+      <w:tr>
+        <w:tc>
+          <w:tcPr/>
+          <w:p>
+            <w:pPr>
+              <w:pStyle w:val="Compact"/>
+            </w:pPr>
+            <w:r>
+              <w:t xml:space="preserve">ARR</w:t>
+            </w:r>
+          </w:p>
+        </w:tc>
+        <w:tc>
+          <w:tcPr/>
+          <w:p>
+            <w:pPr>
+              <w:pStyle w:val="Compact"/>
+            </w:pPr>
+            <w:r>
+              <w:t xml:space="preserve">$[X]M (complete placeholder)</w:t>
+            </w:r>
+          </w:p>
+        </w:tc>
+        <w:tc>
+          <w:tcPr/>
+          <w:p>
+            <w:pPr>
+              <w:pStyle w:val="Compact"/>
+            </w:pPr>
+            <w:r>
+              <w:t xml:space="preserve">$50M+</w:t>
+            </w:r>
+          </w:p>
+        </w:tc>
+        <w:tc>
+          <w:tcPr/>
+          <w:p>
+            <w:pPr>
+              <w:pStyle w:val="Compact"/>
+            </w:pPr>
+            <w:r>
+              <w:t xml:space="preserve">10x revenue multiple for profitable SaaS</w:t>
+            </w:r>
+          </w:p>
+        </w:tc>
+      </w:tr>
+      <w:tr>
+        <w:tc>
+          <w:tcPr/>
+          <w:p>
+            <w:pPr>
+              <w:pStyle w:val="Compact"/>
+            </w:pPr>
+            <w:r>
+              <w:t xml:space="preserve">Transaction Revenue (GTV-based)</w:t>
+            </w:r>
+          </w:p>
+        </w:tc>
+        <w:tc>
+          <w:tcPr/>
+          <w:p>
+            <w:pPr>
+              <w:pStyle w:val="Compact"/>
+            </w:pPr>
+            <w:r>
+              <w:t xml:space="preserve">$1.45M (Year 1)</w:t>
+            </w:r>
+          </w:p>
+        </w:tc>
+        <w:tc>
+          <w:tcPr/>
+          <w:p>
+            <w:pPr>
+              <w:pStyle w:val="Compact"/>
+            </w:pPr>
+            <w:r>
+              <w:t xml:space="preserve">$21.75M+ (Year 3 run rate)</w:t>
+            </w:r>
+          </w:p>
+        </w:tc>
+        <w:tc>
+          <w:tcPr/>
+          <w:p>
+            <w:pPr>
+              <w:pStyle w:val="Compact"/>
+            </w:pPr>
+            <w:r>
+              <w:t xml:space="preserve">Fintech premium: 15-20x for high-margin take-rate</w:t>
+            </w:r>
+          </w:p>
+        </w:tc>
+      </w:tr>
+      <w:tr>
+        <w:tc>
+          <w:tcPr/>
+          <w:p>
+            <w:pPr>
+              <w:pStyle w:val="Compact"/>
+            </w:pPr>
+            <w:r>
+              <w:t xml:space="preserve">Combined Platform Valuation at $50M ARR</w:t>
+            </w:r>
+          </w:p>
+        </w:tc>
+        <w:tc>
+          <w:tcPr/>
+          <w:p>
+            <w:pPr>
+              <w:pStyle w:val="Compact"/>
+            </w:pPr>
+            <w:r>
+              <w:t xml:space="preserve">—</w:t>
+            </w:r>
+          </w:p>
+        </w:tc>
+        <w:tc>
+          <w:tcPr/>
+          <w:p>
+            <w:pPr>
+              <w:pStyle w:val="Compact"/>
+            </w:pPr>
+            <w:r>
+              <w:t xml:space="preserve">$500M-$750M (SaaS multiple)</w:t>
+            </w:r>
+          </w:p>
+        </w:tc>
+        <w:tc>
+          <w:tcPr/>
+          <w:p>
+            <w:pPr>
+              <w:pStyle w:val="Compact"/>
+            </w:pPr>
+            <w:r>
+              <w:t xml:space="preserve">—</w:t>
+            </w:r>
+          </w:p>
+        </w:tc>
+      </w:tr>
+      <w:tr>
+        <w:tc>
+          <w:tcPr/>
+          <w:p>
+            <w:pPr>
+              <w:pStyle w:val="Compact"/>
+            </w:pPr>
+            <w:r>
+              <w:t xml:space="preserve">With Fintech Premium on GTV</w:t>
+            </w:r>
+          </w:p>
+        </w:tc>
+        <w:tc>
+          <w:tcPr/>
+          <w:p>
+            <w:pPr>
+              <w:pStyle w:val="Compact"/>
+            </w:pPr>
+            <w:r>
+              <w:t xml:space="preserve">—</w:t>
+            </w:r>
+          </w:p>
+        </w:tc>
+        <w:tc>
+          <w:tcPr/>
+          <w:p>
+            <w:pPr>
+              <w:pStyle w:val="Compact"/>
+            </w:pPr>
+            <w:r>
+              <w:t xml:space="preserve">$750M-$1.2B</w:t>
+            </w:r>
+          </w:p>
+        </w:tc>
+        <w:tc>
+          <w:tcPr/>
+          <w:p>
+            <w:pPr>
+              <w:pStyle w:val="Compact"/>
+            </w:pPr>
+            <w:r>
+              <w:t xml:space="preserve">Blended SaaS + fintech multiple</w:t>
+            </w:r>
+          </w:p>
+        </w:tc>
+      </w:tr>
+      <w:tr>
+        <w:tc>
+          <w:tcPr/>
+          <w:p>
+            <w:pPr>
+              <w:pStyle w:val="Compact"/>
+            </w:pPr>
+            <w:r>
+              <w:t xml:space="preserve">With Format IP Library</w:t>
+            </w:r>
+          </w:p>
+        </w:tc>
+        <w:tc>
+          <w:tcPr/>
+          <w:p>
+            <w:pPr>
+              <w:pStyle w:val="Compact"/>
+            </w:pPr>
+            <w:r>
+              <w:t xml:space="preserve">—</w:t>
+            </w:r>
+          </w:p>
+        </w:tc>
+        <w:tc>
+          <w:tcPr/>
+          <w:p>
+            <w:pPr>
+              <w:pStyle w:val="Compact"/>
+            </w:pPr>
+            <w:r>
+              <w:t xml:space="preserve">$1B+</w:t>
+            </w:r>
+          </w:p>
+        </w:tc>
+        <w:tc>
+          <w:tcPr/>
+          <w:p>
+            <w:pPr>
+              <w:pStyle w:val="Compact"/>
+            </w:pPr>
+            <w:r>
+              <w:t xml:space="preserve">IP library valued at production company multiples</w:t>
+            </w:r>
+          </w:p>
+        </w:tc>
+      </w:tr>
+    </w:tbl>
+    <w:p>
+      <w:pPr>
+        <w:pStyle w:val="BodyText"/>
+      </w:pPr>
+      <w:r>
+        <w:rPr>
+          <w:b/>
+          <w:bCs/>
+        </w:rPr>
+        <w:t xml:space="preserve">Speaker Note:</w:t>
+      </w:r>
+      <w:r>
+        <w:t xml:space="preserve"> </w:t>
+      </w:r>
+      <w:r>
+        <w:t xml:space="preserve">“The $1B outcome is not a hope. It is the inevitable result of one of five acquirer categories acting on strategic logic that already exists. Our negotiating position improves with every deal closed on the platform, every episode aired, and every quarter of ARR growth. The question our investors are answering is: which acquirer moves first, and what is DealStage’s leverage when they do?”</w:t>
+      </w:r>
+    </w:p>
+    <w:p>
+      <w:r>
+        <w:pict>
+          <v:rect style="width:0;height:1.5pt" o:hralign="center" o:hrstd="t" o:hr="t"/>
+        </w:pict>
+      </w:r>
+    </w:p>
+    <w:bookmarkEnd w:id="116"/>
+    <w:bookmarkStart w:id="117" w:name="X8059d2723fea2c122e657506ecbd123332430aa"/>
+    <w:p>
+      <w:pPr>
+        <w:pStyle w:val="Heading2"/>
+      </w:pPr>
+      <w:r>
+        <w:t xml:space="preserve">[NEW] Suggestion 9.8 Applied: Named Financial Scenarios</w:t>
+      </w:r>
+    </w:p>
+    <w:p>
+      <w:pPr>
+        <w:pStyle w:val="FirstParagraph"/>
+      </w:pPr>
+      <w:r>
+        <w:rPr>
+          <w:b/>
+          <w:bCs/>
+        </w:rPr>
+        <w:t xml:space="preserve">Revised Scenario Naming — Replacing Conservative / Moderate / Aggressive</w:t>
+      </w:r>
+    </w:p>
+    <w:p>
+      <w:pPr>
+        <w:pStyle w:val="BodyText"/>
+      </w:pPr>
+      <w:r>
+        <w:t xml:space="preserve">The labels</w:t>
+      </w:r>
+      <w:r>
+        <w:t xml:space="preserve"> </w:t>
+      </w:r>
+      <w:r>
+        <w:t xml:space="preserve">“Conservative / Moderate / Aggressive”</w:t>
+      </w:r>
+      <w:r>
+        <w:t xml:space="preserve"> </w:t>
+      </w:r>
+      <w:r>
+        <w:t xml:space="preserve">are retired from all financial documents. Investors mentally translate these as</w:t>
+      </w:r>
+      <w:r>
+        <w:t xml:space="preserve"> </w:t>
+      </w:r>
+      <w:r>
+        <w:t xml:space="preserve">“pessimistic / realistic / fantasy.”</w:t>
+      </w:r>
+      <w:r>
+        <w:t xml:space="preserve"> </w:t>
+      </w:r>
+      <w:r>
+        <w:t xml:space="preserve">Named scenarios tied to specific operational milestones communicate that the founder has mapped the model’s sensitivity to real decision variables.</w:t>
+      </w:r>
+    </w:p>
+    <w:p>
+      <w:pPr>
+        <w:pStyle w:val="BodyText"/>
+      </w:pPr>
+      <w:r>
+        <w:rPr>
+          <w:b/>
+          <w:bCs/>
+        </w:rPr>
+        <w:t xml:space="preserve">New Scenario Framework — Apply Across All Financial Tables:</w:t>
+      </w:r>
+    </w:p>
+    <w:tbl>
+      <w:tblPr>
+        <w:tblStyle w:val="Table"/>
+        <w:tblW w:type="pct" w:w="5000"/>
+        <w:tblLayout w:type="fixed"/>
+        <w:tblLook w:firstRow="1" w:lastRow="0" w:firstColumn="0" w:lastColumn="0" w:noHBand="0" w:noVBand="0" w:val="0020"/>
+      </w:tblPr>
+      <w:tblGrid>
+        <w:gridCol w:w="2640"/>
+        <w:gridCol w:w="2640"/>
+        <w:gridCol w:w="2640"/>
+      </w:tblGrid>
+      <w:tr>
+        <w:trPr>
+          <w:tblHeader w:val="on"/>
+        </w:trPr>
+        <w:tc>
+          <w:tcPr/>
+          <w:p>
+            <w:pPr>
+              <w:pStyle w:val="Compact"/>
+            </w:pPr>
+            <w:r>
+              <w:t xml:space="preserve">Old Label</w:t>
+            </w:r>
+          </w:p>
+        </w:tc>
+        <w:tc>
+          <w:tcPr/>
+          <w:p>
+            <w:pPr>
+              <w:pStyle w:val="Compact"/>
+            </w:pPr>
+            <w:r>
+              <w:t xml:space="preserve">New Scenario Name</w:t>
+            </w:r>
+          </w:p>
+        </w:tc>
+        <w:tc>
+          <w:tcPr/>
+          <w:p>
+            <w:pPr>
+              <w:pStyle w:val="Compact"/>
+            </w:pPr>
+            <w:r>
+              <w:t xml:space="preserve">One-Sentence Scenario Story</w:t>
+            </w:r>
+          </w:p>
+        </w:tc>
+      </w:tr>
+      <w:tr>
+        <w:tc>
+          <w:tcPr/>
+          <w:p>
+            <w:pPr>
+              <w:pStyle w:val="Compact"/>
+            </w:pPr>
+            <w:r>
+              <w:t xml:space="preserve">Conservative</w:t>
+            </w:r>
+          </w:p>
+        </w:tc>
+        <w:tc>
+          <w:tcPr/>
+          <w:p>
+            <w:pPr>
+              <w:pStyle w:val="Compact"/>
+            </w:pPr>
+            <w:r>
+              <w:rPr>
+                <w:b/>
+                <w:bCs/>
+              </w:rPr>
+              <w:t xml:space="preserve">Base Case — Streaming Deal + 6 Brand Partners</w:t>
+            </w:r>
+          </w:p>
+        </w:tc>
+        <w:tc>
+          <w:tcPr/>
+          <w:p>
+            <w:pPr>
+              <w:pStyle w:val="Compact"/>
+            </w:pPr>
+            <w:r>
+              <w:t xml:space="preserve">Streaming deal closes at $1.5M/episode (equivalent to a mid-tier cable deal), 6 brand partners at $500K average, no international revenue in Year 1, platform conversions at 0.5% of TV viewers, YouTube at 150K average views</w:t>
+            </w:r>
+          </w:p>
+        </w:tc>
+      </w:tr>
+      <w:tr>
+        <w:tc>
+          <w:tcPr/>
+          <w:p>
+            <w:pPr>
+              <w:pStyle w:val="Compact"/>
+            </w:pPr>
+            <w:r>
+              <w:t xml:space="preserve">Moderate</w:t>
+            </w:r>
+          </w:p>
+        </w:tc>
+        <w:tc>
+          <w:tcPr/>
+          <w:p>
+            <w:pPr>
+              <w:pStyle w:val="Compact"/>
+            </w:pPr>
+            <w:r>
+              <w:rPr>
+                <w:b/>
+                <w:bCs/>
+              </w:rPr>
+              <w:t xml:space="preserve">Growth Case — Premium Streaming + International Year 2</w:t>
+            </w:r>
+          </w:p>
+        </w:tc>
+        <w:tc>
+          <w:tcPr/>
+          <w:p>
+            <w:pPr>
+              <w:pStyle w:val="Compact"/>
+            </w:pPr>
+            <w:r>
+              <w:t xml:space="preserve">Premium streaming deal at $2.5M/episode, 8 brand partners at $750K average, 2 international territories beginning Year 2, platform conversions at 1.0% of TV viewers, YouTube at 400K average views</w:t>
+            </w:r>
+          </w:p>
+        </w:tc>
+      </w:tr>
+      <w:tr>
+        <w:tc>
+          <w:tcPr/>
+          <w:p>
+            <w:pPr>
+              <w:pStyle w:val="Compact"/>
+            </w:pPr>
+            <w:r>
+              <w:t xml:space="preserve">Aggressive</w:t>
+            </w:r>
+          </w:p>
+        </w:tc>
+        <w:tc>
+          <w:tcPr/>
+          <w:p>
+            <w:pPr>
+              <w:pStyle w:val="Compact"/>
+            </w:pPr>
+            <w:r>
+              <w:rPr>
+                <w:b/>
+                <w:bCs/>
+              </w:rPr>
+              <w:t xml:space="preserve">Upside Case — Multi-Show Ecosystem + Platform at Scale</w:t>
+            </w:r>
+          </w:p>
+        </w:tc>
+        <w:tc>
+          <w:tcPr/>
+          <w:p>
+            <w:pPr>
+              <w:pStyle w:val="Compact"/>
+            </w:pPr>
+            <w:r>
+              <w:t xml:space="preserve">Two-season year with flagship plus spinoff, 10 brand partners at $1M average, 5 international territories, platform conversions above 1.5%, YouTube at 1M+ average views, Deal Stage Live generating independent revenue</w:t>
+            </w:r>
+          </w:p>
+        </w:tc>
+      </w:tr>
+    </w:tbl>
+    <w:p>
+      <w:pPr>
+        <w:pStyle w:val="BodyText"/>
+      </w:pPr>
+      <w:r>
+        <w:rPr>
+          <w:b/>
+          <w:bCs/>
+        </w:rPr>
+        <w:t xml:space="preserve">The Most Important Variable in Each Scenario:</w:t>
+      </w:r>
+    </w:p>
+    <w:p>
+      <w:pPr>
+        <w:pStyle w:val="Compact"/>
+        <w:numPr>
+          <w:ilvl w:val="0"/>
+          <w:numId w:val="1055"/>
+        </w:numPr>
+      </w:pPr>
+      <w:r>
+        <w:rPr>
+          <w:b/>
+          <w:bCs/>
+        </w:rPr>
+        <w:t xml:space="preserve">Base Case:</w:t>
+      </w:r>
+      <w:r>
+        <w:t xml:space="preserve"> </w:t>
+      </w:r>
+      <w:r>
+        <w:t xml:space="preserve">Streaming license fee. At $1.5M/episode, the model holds without brand over-performance. If the streaming deal comes in below $1M/episode, extend brand partner target from 6 to 8 to maintain profitability.</w:t>
+      </w:r>
+    </w:p>
+    <w:p>
+      <w:pPr>
+        <w:pStyle w:val="Compact"/>
+        <w:numPr>
+          <w:ilvl w:val="0"/>
+          <w:numId w:val="1055"/>
+        </w:numPr>
+      </w:pPr>
+      <w:r>
+        <w:rPr>
+          <w:b/>
+          <w:bCs/>
+        </w:rPr>
+        <w:t xml:space="preserve">Growth Case:</w:t>
+      </w:r>
+      <w:r>
+        <w:t xml:space="preserve"> </w:t>
+      </w:r>
+      <w:r>
+        <w:t xml:space="preserve">International licensing Year 2 trigger. If 2 international territories are locked before domestic production begins, the financial model significantly outperforms. International licensing revenue is the highest-margin revenue line in the ecosystem.</w:t>
+      </w:r>
+    </w:p>
+    <w:p>
+      <w:pPr>
+        <w:pStyle w:val="Compact"/>
+        <w:numPr>
+          <w:ilvl w:val="0"/>
+          <w:numId w:val="1055"/>
+        </w:numPr>
+      </w:pPr>
+      <w:r>
+        <w:rPr>
+          <w:b/>
+          <w:bCs/>
+        </w:rPr>
+        <w:t xml:space="preserve">Upside Case:</w:t>
+      </w:r>
+      <w:r>
+        <w:t xml:space="preserve"> </w:t>
+      </w:r>
+      <w:r>
+        <w:t xml:space="preserve">Platform conversion rate above 1%. Every 0.1% increase in viewer-to-platform conversion at 4M+ average viewers adds 4,000 new users per episode. Twenty-six episodes at 1.5% conversion generates 156,000 incremental platform users — below the 1.5-3% social conversion rates documented for engaged competition show audiences.</w:t>
+      </w:r>
+    </w:p>
+    <w:p>
+      <w:pPr>
+        <w:pStyle w:val="FirstParagraph"/>
+      </w:pPr>
+      <w:r>
+        <w:rPr>
+          <w:b/>
+          <w:bCs/>
+        </w:rPr>
+        <w:t xml:space="preserve">Note on the Upside Case:</w:t>
+      </w:r>
+      <w:r>
+        <w:t xml:space="preserve"> </w:t>
+      </w:r>
+      <w:r>
+        <w:t xml:space="preserve">The Upside Case assumes no conditions that contradict observable market data. It requires a streaming deal competitive with existing reality format rates (Selling Sunset: $3M+/episode; Love Is Blind: $2.5M+/episode), brand partner performance in line with documented Shark Tank integrations ($750K-$1.5M average), and platform conversion rates measurably below industry-standard competition show audience conversion benchmarks. The Upside Case is not aggressive. It is achievable under favorable but realistic conditions.</w:t>
+      </w:r>
+    </w:p>
+    <w:p>
+      <w:pPr>
+        <w:pStyle w:val="BodyText"/>
+      </w:pPr>
+      <w:r>
+        <w:rPr>
+          <w:b/>
+          <w:bCs/>
+        </w:rPr>
+        <w:t xml:space="preserve">Instruction:</w:t>
+      </w:r>
+      <w:r>
+        <w:t xml:space="preserve"> </w:t>
+      </w:r>
+      <w:r>
+        <w:t xml:space="preserve">Remove the word</w:t>
+      </w:r>
+      <w:r>
+        <w:t xml:space="preserve"> </w:t>
+      </w:r>
+      <w:r>
+        <w:t xml:space="preserve">“aggressive”</w:t>
+      </w:r>
+      <w:r>
+        <w:t xml:space="preserve"> </w:t>
+      </w:r>
+      <w:r>
+        <w:t xml:space="preserve">from all financial documents before any investor distribution. It invites investors to discount the scenario rather than evaluate it on its merits.</w:t>
+      </w:r>
+    </w:p>
+    <w:p>
+      <w:r>
+        <w:pict>
+          <v:rect style="width:0;height:1.5pt" o:hralign="center" o:hrstd="t" o:hr="t"/>
+        </w:pict>
+      </w:r>
+    </w:p>
+    <w:bookmarkEnd w:id="117"/>
+    <w:bookmarkStart w:id="118" w:name="Xf4260b2fe546b8199ef55b6a99d59f27dbef49d"/>
+    <w:p>
+      <w:pPr>
+        <w:pStyle w:val="Heading2"/>
+      </w:pPr>
+      <w:r>
+        <w:t xml:space="preserve">[NEW] Suggestion 9.9 Applied: Capital Efficiency Model</w:t>
+      </w:r>
+    </w:p>
+    <w:p>
+      <w:pPr>
+        <w:pStyle w:val="FirstParagraph"/>
+      </w:pPr>
+      <w:r>
+        <w:rPr>
+          <w:b/>
+          <w:bCs/>
+        </w:rPr>
+        <w:t xml:space="preserve">New Slide: What $1M of Invested Capital Generates at Each Phase</w:t>
+      </w:r>
+    </w:p>
+    <w:p>
+      <w:pPr>
+        <w:pStyle w:val="BodyText"/>
+      </w:pPr>
+      <w:r>
+        <w:rPr>
+          <w:i/>
+          <w:iCs/>
+        </w:rPr>
+        <w:t xml:space="preserve">Series A investors compare deployment efficiency across every opportunity in their pipeline. This table makes the comparison explicit and positions DealStage as the most efficient capital deployment in the creator economy.</w:t>
+      </w:r>
+    </w:p>
+    <w:p>
+      <w:pPr>
+        <w:pStyle w:val="BodyText"/>
+      </w:pPr>
+      <w:r>
+        <w:rPr>
+          <w:b/>
+          <w:bCs/>
+        </w:rPr>
+        <w:t xml:space="preserve">Four-Phase Capital Efficiency Model:</w:t>
+      </w:r>
+    </w:p>
+    <w:tbl>
+      <w:tblPr>
+        <w:tblStyle w:val="Table"/>
+        <w:tblW w:type="pct" w:w="5000"/>
+        <w:tblLayout w:type="fixed"/>
+        <w:tblLook w:firstRow="1" w:lastRow="0" w:firstColumn="0" w:lastColumn="0" w:noHBand="0" w:noVBand="0" w:val="0020"/>
+      </w:tblPr>
+      <w:tblGrid>
+        <w:gridCol w:w="1131"/>
+        <w:gridCol w:w="1131"/>
+        <w:gridCol w:w="1131"/>
+        <w:gridCol w:w="1131"/>
+        <w:gridCol w:w="1131"/>
+        <w:gridCol w:w="1131"/>
+        <w:gridCol w:w="1131"/>
+      </w:tblGrid>
+      <w:tr>
+        <w:trPr>
+          <w:tblHeader w:val="on"/>
+        </w:trPr>
+        <w:tc>
+          <w:tcPr/>
+          <w:p>
+            <w:pPr>
+              <w:pStyle w:val="Compact"/>
+            </w:pPr>
+            <w:r>
+              <w:t xml:space="preserve">Phase</w:t>
+            </w:r>
+          </w:p>
+        </w:tc>
+        <w:tc>
+          <w:tcPr/>
+          <w:p>
+            <w:pPr>
+              <w:pStyle w:val="Compact"/>
+            </w:pPr>
+            <w:r>
+              <w:t xml:space="preserve">Capital Required</w:t>
+            </w:r>
+          </w:p>
+        </w:tc>
+        <w:tc>
+          <w:tcPr/>
+          <w:p>
+            <w:pPr>
+              <w:pStyle w:val="Compact"/>
+            </w:pPr>
+            <w:r>
+              <w:t xml:space="preserve">Direct Output</w:t>
+            </w:r>
+          </w:p>
+        </w:tc>
+        <w:tc>
+          <w:tcPr/>
+          <w:p>
+            <w:pPr>
+              <w:pStyle w:val="Compact"/>
+            </w:pPr>
+            <w:r>
+              <w:t xml:space="preserve">Platform Users Generated</w:t>
+            </w:r>
+          </w:p>
+        </w:tc>
+        <w:tc>
+          <w:tcPr/>
+          <w:p>
+            <w:pPr>
+              <w:pStyle w:val="Compact"/>
+            </w:pPr>
+            <w:r>
+              <w:t xml:space="preserve">Implied Effective CAC</w:t>
+            </w:r>
+          </w:p>
+        </w:tc>
+        <w:tc>
+          <w:tcPr/>
+          <w:p>
+            <w:pPr>
+              <w:pStyle w:val="Compact"/>
+            </w:pPr>
+            <w:r>
+              <w:t xml:space="preserve">Paid Channel CAC (Benchmark)</w:t>
+            </w:r>
+          </w:p>
+        </w:tc>
+        <w:tc>
+          <w:tcPr/>
+          <w:p>
+            <w:pPr>
+              <w:pStyle w:val="Compact"/>
+            </w:pPr>
+            <w:r>
+              <w:t xml:space="preserve">Independent Revenue</w:t>
+            </w:r>
+          </w:p>
+        </w:tc>
+      </w:tr>
+      <w:tr>
+        <w:tc>
+          <w:tcPr/>
+          <w:p>
+            <w:pPr>
+              <w:pStyle w:val="Compact"/>
+            </w:pPr>
+            <w:r>
+              <w:t xml:space="preserve">Phase 1 — Platform Infrastructure</w:t>
+            </w:r>
+          </w:p>
+        </w:tc>
+        <w:tc>
+          <w:tcPr/>
+          <w:p>
+            <w:pPr>
+              <w:pStyle w:val="Compact"/>
+            </w:pPr>
+            <w:r>
+              <w:t xml:space="preserve">$2.3M-$3.7M</w:t>
+            </w:r>
+          </w:p>
+        </w:tc>
+        <w:tc>
+          <w:tcPr/>
+          <w:p>
+            <w:pPr>
+              <w:pStyle w:val="Compact"/>
+            </w:pPr>
+            <w:r>
+              <w:t xml:space="preserve">61 pages, 32 AI agents, 88 platform integrations, 10 subscription tiers — production-ready</w:t>
+            </w:r>
+          </w:p>
+        </w:tc>
+        <w:tc>
+          <w:tcPr/>
+          <w:p>
+            <w:pPr>
+              <w:pStyle w:val="Compact"/>
+            </w:pPr>
+            <w:r>
+              <w:t xml:space="preserve">0 (infrastructure investment; no direct acquisition)</w:t>
+            </w:r>
+          </w:p>
+        </w:tc>
+        <w:tc>
+          <w:tcPr/>
+          <w:p>
+            <w:pPr>
+              <w:pStyle w:val="Compact"/>
+            </w:pPr>
+            <w:r>
+              <w:t xml:space="preserve">Infrastructure foundation</w:t>
+            </w:r>
+          </w:p>
+        </w:tc>
+        <w:tc>
+          <w:tcPr/>
+          <w:p>
+            <w:pPr>
+              <w:pStyle w:val="Compact"/>
+            </w:pPr>
+            <w:r>
+              <w:t xml:space="preserve">$300-600 (B2B SaaS)</w:t>
+            </w:r>
+          </w:p>
+        </w:tc>
+        <w:tc>
+          <w:tcPr/>
+          <w:p>
+            <w:pPr>
+              <w:pStyle w:val="Compact"/>
+            </w:pPr>
+            <w:r>
+              <w:t xml:space="preserve">$0 (enabler of all future revenue)</w:t>
+            </w:r>
+          </w:p>
+        </w:tc>
+      </w:tr>
+      <w:tr>
+        <w:tc>
+          <w:tcPr/>
+          <w:p>
+            <w:pPr>
+              <w:pStyle w:val="Compact"/>
+            </w:pPr>
+            <w:r>
+              <w:t xml:space="preserve">Phase 2 — Podcast Launch</w:t>
+            </w:r>
+          </w:p>
+        </w:tc>
+        <w:tc>
+          <w:tcPr/>
+          <w:p>
+            <w:pPr>
+              <w:pStyle w:val="Compact"/>
+            </w:pPr>
+            <w:r>
+              <w:t xml:space="preserve">$50K / 6 months</w:t>
+            </w:r>
+          </w:p>
+        </w:tc>
+        <w:tc>
+          <w:tcPr/>
+          <w:p>
+            <w:pPr>
+              <w:pStyle w:val="Compact"/>
+            </w:pPr>
+            <w:r>
+              <w:t xml:space="preserve">24 episodes, 2,500+ email subscribers, 25K downloads/episode at scale</w:t>
+            </w:r>
+          </w:p>
+        </w:tc>
+        <w:tc>
+          <w:tcPr/>
+          <w:p>
+            <w:pPr>
+              <w:pStyle w:val="Compact"/>
+            </w:pPr>
+            <w:r>
+              <w:t xml:space="preserve">200+ platform signups</w:t>
+            </w:r>
+          </w:p>
+        </w:tc>
+        <w:tc>
+          <w:tcPr/>
+          <w:p>
+            <w:pPr>
+              <w:pStyle w:val="Compact"/>
+            </w:pPr>
+            <w:r>
+              <w:t xml:space="preserve">~$250 per signup</w:t>
+            </w:r>
+          </w:p>
+        </w:tc>
+        <w:tc>
+          <w:tcPr/>
+          <w:p>
+            <w:pPr>
+              <w:pStyle w:val="Compact"/>
+            </w:pPr>
+            <w:r>
+              <w:t xml:space="preserve">$300-600</w:t>
+            </w:r>
+          </w:p>
+        </w:tc>
+        <w:tc>
+          <w:tcPr/>
+          <w:p>
+            <w:pPr>
+              <w:pStyle w:val="Compact"/>
+            </w:pPr>
+            <w:r>
+              <w:t xml:space="preserve">$2.1M net profit Year 1 (Moderate)</w:t>
+            </w:r>
+          </w:p>
+        </w:tc>
+      </w:tr>
+      <w:tr>
+        <w:tc>
+          <w:tcPr/>
+          <w:p>
+            <w:pPr>
+              <w:pStyle w:val="Compact"/>
+            </w:pPr>
+            <w:r>
+              <w:t xml:space="preserve">Phase 3 — YouTube Series</w:t>
+            </w:r>
+          </w:p>
+        </w:tc>
+        <w:tc>
+          <w:tcPr/>
+          <w:p>
+            <w:pPr>
+              <w:pStyle w:val="Compact"/>
+            </w:pPr>
+            <w:r>
+              <w:t xml:space="preserve">$175K / 12 episodes</w:t>
+            </w:r>
+          </w:p>
+        </w:tc>
+        <w:tc>
+          <w:tcPr/>
+          <w:p>
+            <w:pPr>
+              <w:pStyle w:val="Compact"/>
+            </w:pPr>
+            <w:r>
+              <w:t xml:space="preserve">12 episodes, 300K-500K average views, brand deal revenue</w:t>
+            </w:r>
+          </w:p>
+        </w:tc>
+        <w:tc>
+          <w:tcPr/>
+          <w:p>
+            <w:pPr>
+              <w:pStyle w:val="Compact"/>
+            </w:pPr>
+            <w:r>
+              <w:t xml:space="preserve">1,000+ platform signups</w:t>
+            </w:r>
+          </w:p>
+        </w:tc>
+        <w:tc>
+          <w:tcPr/>
+          <w:p>
+            <w:pPr>
+              <w:pStyle w:val="Compact"/>
+            </w:pPr>
+            <w:r>
+              <w:t xml:space="preserve">~$175 per signup</w:t>
+            </w:r>
+          </w:p>
+        </w:tc>
+        <w:tc>
+          <w:tcPr/>
+          <w:p>
+            <w:pPr>
+              <w:pStyle w:val="Compact"/>
+            </w:pPr>
+            <w:r>
+              <w:t xml:space="preserve">$300-600</w:t>
+            </w:r>
+          </w:p>
+        </w:tc>
+        <w:tc>
+          <w:tcPr/>
+          <w:p>
+            <w:pPr>
+              <w:pStyle w:val="Compact"/>
+            </w:pPr>
+            <w:r>
+              <w:t xml:space="preserve">$14.1M net profit Year 1 (Moderate)</w:t>
+            </w:r>
+          </w:p>
+        </w:tc>
+      </w:tr>
+      <w:tr>
+        <w:tc>
+          <w:tcPr/>
+          <w:p>
+            <w:pPr>
+              <w:pStyle w:val="Compact"/>
+            </w:pPr>
+            <w:r>
+              <w:t xml:space="preserve">Phase 4 — TV Development + Production</w:t>
+            </w:r>
+          </w:p>
+        </w:tc>
+        <w:tc>
+          <w:tcPr/>
+          <w:p>
+            <w:pPr>
+              <w:pStyle w:val="Compact"/>
+            </w:pPr>
+            <w:r>
+              <w:t xml:space="preserve">$10M / season (amortized across 4M+ average viewers)</w:t>
+            </w:r>
+          </w:p>
+        </w:tc>
+        <w:tc>
+          <w:tcPr/>
+          <w:p>
+            <w:pPr>
+              <w:pStyle w:val="Compact"/>
+            </w:pPr>
+            <w:r>
+              <w:t xml:space="preserve">10 episodes, 4M+ viewers/episode, streaming deal, brand integrations</w:t>
+            </w:r>
+          </w:p>
+        </w:tc>
+        <w:tc>
+          <w:tcPr/>
+          <w:p>
+            <w:pPr>
+              <w:pStyle w:val="Compact"/>
+            </w:pPr>
+            <w:r>
+              <w:t xml:space="preserve">100,000+ platform signups</w:t>
+            </w:r>
+          </w:p>
+        </w:tc>
+        <w:tc>
+          <w:tcPr/>
+          <w:p>
+            <w:pPr>
+              <w:pStyle w:val="Compact"/>
+            </w:pPr>
+            <w:r>
+              <w:t xml:space="preserve">~$100 per signup</w:t>
+            </w:r>
+          </w:p>
+        </w:tc>
+        <w:tc>
+          <w:tcPr/>
+          <w:p>
+            <w:pPr>
+              <w:pStyle w:val="Compact"/>
+            </w:pPr>
+            <w:r>
+              <w:t xml:space="preserve">$300-600</w:t>
+            </w:r>
+          </w:p>
+        </w:tc>
+        <w:tc>
+          <w:tcPr/>
+          <w:p>
+            <w:pPr>
+              <w:pStyle w:val="Compact"/>
+            </w:pPr>
+            <w:r>
+              <w:t xml:space="preserve">$23.3M net profit Year 1 (Base Case)</w:t>
+            </w:r>
+          </w:p>
+        </w:tc>
+      </w:tr>
+      <w:tr>
+        <w:tc>
+          <w:tcPr/>
+          <w:p>
+            <w:pPr>
+              <w:pStyle w:val="Compact"/>
+            </w:pPr>
+            <w:r>
+              <w:rPr>
+                <w:b/>
+                <w:bCs/>
+              </w:rPr>
+              <w:t xml:space="preserve">Ecosystem Blended</w:t>
+            </w:r>
+          </w:p>
+        </w:tc>
+        <w:tc>
+          <w:tcPr/>
+          <w:p>
+            <w:pPr>
+              <w:pStyle w:val="Compact"/>
+            </w:pPr>
+            <w:r>
+              <w:rPr>
+                <w:b/>
+                <w:bCs/>
+              </w:rPr>
+              <w:t xml:space="preserve">Variable</w:t>
+            </w:r>
+          </w:p>
+        </w:tc>
+        <w:tc>
+          <w:tcPr/>
+          <w:p>
+            <w:pPr>
+              <w:pStyle w:val="Compact"/>
+            </w:pPr>
+            <w:r>
+              <w:rPr>
+                <w:b/>
+                <w:bCs/>
+              </w:rPr>
+              <w:t xml:space="preserve">Full media empire operating</w:t>
+            </w:r>
+          </w:p>
+        </w:tc>
+        <w:tc>
+          <w:tcPr/>
+          <w:p>
+            <w:pPr>
+              <w:pStyle w:val="Compact"/>
+            </w:pPr>
+            <w:r>
+              <w:rPr>
+                <w:b/>
+                <w:bCs/>
+              </w:rPr>
+              <w:t xml:space="preserve">101,200+ signups across phases</w:t>
+            </w:r>
+          </w:p>
+        </w:tc>
+        <w:tc>
+          <w:tcPr/>
+          <w:p>
+            <w:pPr>
+              <w:pStyle w:val="Compact"/>
+            </w:pPr>
+            <w:r>
+              <w:rPr>
+                <w:b/>
+                <w:bCs/>
+              </w:rPr>
+              <w:t xml:space="preserve">~$110 blended</w:t>
+            </w:r>
+          </w:p>
+        </w:tc>
+        <w:tc>
+          <w:tcPr/>
+          <w:p>
+            <w:pPr>
+              <w:pStyle w:val="Compact"/>
+            </w:pPr>
+            <w:r>
+              <w:rPr>
+                <w:b/>
+                <w:bCs/>
+              </w:rPr>
+              <w:t xml:space="preserve">$300-600</w:t>
+            </w:r>
+          </w:p>
+        </w:tc>
+        <w:tc>
+          <w:tcPr/>
+          <w:p>
+            <w:pPr>
+              <w:pStyle w:val="Compact"/>
+            </w:pPr>
+            <w:r>
+              <w:rPr>
+                <w:b/>
+                <w:bCs/>
+              </w:rPr>
+              <w:t xml:space="preserve">Revenue-positive at every phase</w:t>
+            </w:r>
+          </w:p>
+        </w:tc>
+      </w:tr>
+    </w:tbl>
+    <w:p>
+      <w:pPr>
+        <w:pStyle w:val="BodyText"/>
+      </w:pPr>
+      <w:r>
+        <w:rPr>
+          <w:b/>
+          <w:bCs/>
+        </w:rPr>
+        <w:t xml:space="preserve">The Capital Efficiency Argument (Slide Summary Text):</w:t>
+      </w:r>
+      <w:r>
+        <w:t xml:space="preserve"> </w:t>
+      </w:r>
+      <w:r>
+        <w:t xml:space="preserve">Every content investment in this ecosystem generates platform users at a cost below the comparable paid channel CAC — while simultaneously generating independent media revenue. The content does not replace paid acquisition. It funds itself while acquiring users more efficiently than any paid channel DealStage could deploy.</w:t>
+      </w:r>
+    </w:p>
+    <w:p>
+      <w:pPr>
+        <w:pStyle w:val="BodyText"/>
+      </w:pPr>
+      <w:r>
+        <w:rPr>
+          <w:b/>
+          <w:bCs/>
+        </w:rPr>
+        <w:t xml:space="preserve">Burn Rate Scenario Table — 18-Month Runway (Complete Before Investor Presentations):</w:t>
+      </w:r>
+    </w:p>
+    <w:tbl>
+      <w:tblPr>
+        <w:tblStyle w:val="Table"/>
+        <w:tblW w:type="pct" w:w="5000"/>
+        <w:tblLayout w:type="fixed"/>
+        <w:tblLook w:firstRow="1" w:lastRow="0" w:firstColumn="0" w:lastColumn="0" w:noHBand="0" w:noVBand="0" w:val="0020"/>
+      </w:tblPr>
+      <w:tblGrid>
+        <w:gridCol w:w="1980"/>
+        <w:gridCol w:w="1980"/>
+        <w:gridCol w:w="1980"/>
+        <w:gridCol w:w="1980"/>
+      </w:tblGrid>
+      <w:tr>
+        <w:trPr>
+          <w:tblHeader w:val="on"/>
+        </w:trPr>
+        <w:tc>
+          <w:tcPr/>
+          <w:p>
+            <w:pPr>
+              <w:pStyle w:val="Compact"/>
+            </w:pPr>
+            <w:r>
+              <w:t xml:space="preserve">Expense Category</w:t>
+            </w:r>
+          </w:p>
+        </w:tc>
+        <w:tc>
+          <w:tcPr/>
+          <w:p>
+            <w:pPr>
+              <w:pStyle w:val="Compact"/>
+            </w:pPr>
+            <w:r>
+              <w:t xml:space="preserve">Monthly Burn</w:t>
+            </w:r>
+          </w:p>
+        </w:tc>
+        <w:tc>
+          <w:tcPr/>
+          <w:p>
+            <w:pPr>
+              <w:pStyle w:val="Compact"/>
+            </w:pPr>
+            <w:r>
+              <w:t xml:space="preserve">Annual</w:t>
+            </w:r>
+          </w:p>
+        </w:tc>
+        <w:tc>
+          <w:tcPr/>
+          <w:p>
+            <w:pPr>
+              <w:pStyle w:val="Compact"/>
+            </w:pPr>
+            <w:r>
+              <w:t xml:space="preserve">18 Months</w:t>
+            </w:r>
+          </w:p>
+        </w:tc>
+      </w:tr>
+      <w:tr>
+        <w:tc>
+          <w:tcPr/>
+          <w:p>
+            <w:pPr>
+              <w:pStyle w:val="Compact"/>
+            </w:pPr>
+            <w:r>
+              <w:t xml:space="preserve">Engineering and Platform Maintenance</w:t>
+            </w:r>
+          </w:p>
+        </w:tc>
+        <w:tc>
+          <w:tcPr/>
+          <w:p>
+            <w:pPr>
+              <w:pStyle w:val="Compact"/>
+            </w:pPr>
+            <w:r>
+              <w:t xml:space="preserve">$[X]K</w:t>
+            </w:r>
+          </w:p>
+        </w:tc>
+        <w:tc>
+          <w:tcPr/>
+          <w:p>
+            <w:pPr>
+              <w:pStyle w:val="Compact"/>
+            </w:pPr>
+            <w:r>
+              <w:t xml:space="preserve">$[X]K</w:t>
+            </w:r>
+          </w:p>
+        </w:tc>
+        <w:tc>
+          <w:tcPr/>
+          <w:p>
+            <w:pPr>
+              <w:pStyle w:val="Compact"/>
+            </w:pPr>
+            <w:r>
+              <w:t xml:space="preserve">$[X]K</w:t>
+            </w:r>
+          </w:p>
+        </w:tc>
+      </w:tr>
+      <w:tr>
+        <w:tc>
+          <w:tcPr/>
+          <w:p>
+            <w:pPr>
+              <w:pStyle w:val="Compact"/>
+            </w:pPr>
+            <w:r>
+              <w:t xml:space="preserve">Content Production — Podcast + YouTube</w:t>
+            </w:r>
+          </w:p>
+        </w:tc>
+        <w:tc>
+          <w:tcPr/>
+          <w:p>
+            <w:pPr>
+              <w:pStyle w:val="Compact"/>
+            </w:pPr>
+            <w:r>
+              <w:t xml:space="preserve">$[X]K</w:t>
+            </w:r>
+          </w:p>
+        </w:tc>
+        <w:tc>
+          <w:tcPr/>
+          <w:p>
+            <w:pPr>
+              <w:pStyle w:val="Compact"/>
+            </w:pPr>
+            <w:r>
+              <w:t xml:space="preserve">$[X]K</w:t>
+            </w:r>
+          </w:p>
+        </w:tc>
+        <w:tc>
+          <w:tcPr/>
+          <w:p>
+            <w:pPr>
+              <w:pStyle w:val="Compact"/>
+            </w:pPr>
+            <w:r>
+              <w:t xml:space="preserve">$[X]K</w:t>
+            </w:r>
+          </w:p>
+        </w:tc>
+      </w:tr>
+      <w:tr>
+        <w:tc>
+          <w:tcPr/>
+          <w:p>
+            <w:pPr>
+              <w:pStyle w:val="Compact"/>
+            </w:pPr>
+            <w:r>
+              <w:t xml:space="preserve">Team: Core Hires (TV Development, Editorial Director, Business Development)</w:t>
+            </w:r>
+          </w:p>
+        </w:tc>
+        <w:tc>
+          <w:tcPr/>
+          <w:p>
+            <w:pPr>
+              <w:pStyle w:val="Compact"/>
+            </w:pPr>
+            <w:r>
+              <w:t xml:space="preserve">$[X]K</w:t>
+            </w:r>
+          </w:p>
+        </w:tc>
+        <w:tc>
+          <w:tcPr/>
+          <w:p>
+            <w:pPr>
+              <w:pStyle w:val="Compact"/>
+            </w:pPr>
+            <w:r>
+              <w:t xml:space="preserve">$[X]K</w:t>
+            </w:r>
+          </w:p>
+        </w:tc>
+        <w:tc>
+          <w:tcPr/>
+          <w:p>
+            <w:pPr>
+              <w:pStyle w:val="Compact"/>
+            </w:pPr>
+            <w:r>
+              <w:t xml:space="preserve">$[X]K</w:t>
+            </w:r>
+          </w:p>
+        </w:tc>
+      </w:tr>
+      <w:tr>
+        <w:tc>
+          <w:tcPr/>
+          <w:p>
+            <w:pPr>
+              <w:pStyle w:val="Compact"/>
+            </w:pPr>
+            <w:r>
+              <w:t xml:space="preserve">Sales and Marketing (Minimal — Media is Primary Marketing Channel)</w:t>
+            </w:r>
+          </w:p>
+        </w:tc>
+        <w:tc>
+          <w:tcPr/>
+          <w:p>
+            <w:pPr>
+              <w:pStyle w:val="Compact"/>
+            </w:pPr>
+            <w:r>
+              <w:t xml:space="preserve">$[X]K</w:t>
+            </w:r>
+          </w:p>
+        </w:tc>
+        <w:tc>
+          <w:tcPr/>
+          <w:p>
+            <w:pPr>
+              <w:pStyle w:val="Compact"/>
+            </w:pPr>
+            <w:r>
+              <w:t xml:space="preserve">$[X]K</w:t>
+            </w:r>
+          </w:p>
+        </w:tc>
+        <w:tc>
+          <w:tcPr/>
+          <w:p>
+            <w:pPr>
+              <w:pStyle w:val="Compact"/>
+            </w:pPr>
+            <w:r>
+              <w:t xml:space="preserve">$[X]K</w:t>
+            </w:r>
+          </w:p>
+        </w:tc>
+      </w:tr>
+      <w:tr>
+        <w:tc>
+          <w:tcPr/>
+          <w:p>
+            <w:pPr>
+              <w:pStyle w:val="Compact"/>
+            </w:pPr>
+            <w:r>
+              <w:t xml:space="preserve">Operations and Legal</w:t>
+            </w:r>
+          </w:p>
+        </w:tc>
+        <w:tc>
+          <w:tcPr/>
+          <w:p>
+            <w:pPr>
+              <w:pStyle w:val="Compact"/>
+            </w:pPr>
+            <w:r>
+              <w:t xml:space="preserve">$[X]K</w:t>
+            </w:r>
+          </w:p>
+        </w:tc>
+        <w:tc>
+          <w:tcPr/>
+          <w:p>
+            <w:pPr>
+              <w:pStyle w:val="Compact"/>
+            </w:pPr>
+            <w:r>
+              <w:t xml:space="preserve">$[X]K</w:t>
+            </w:r>
+          </w:p>
+        </w:tc>
+        <w:tc>
+          <w:tcPr/>
+          <w:p>
+            <w:pPr>
+              <w:pStyle w:val="Compact"/>
+            </w:pPr>
+            <w:r>
+              <w:t xml:space="preserve">$[X]K</w:t>
+            </w:r>
+          </w:p>
+        </w:tc>
+      </w:tr>
+      <w:tr>
+        <w:tc>
+          <w:tcPr/>
+          <w:p>
+            <w:pPr>
+              <w:pStyle w:val="Compact"/>
+            </w:pPr>
+            <w:r>
+              <w:t xml:space="preserve">TV Development Reserve</w:t>
+            </w:r>
+          </w:p>
+        </w:tc>
+        <w:tc>
+          <w:tcPr/>
+          <w:p>
+            <w:pPr>
+              <w:pStyle w:val="Compact"/>
+            </w:pPr>
+            <w:r>
+              <w:t xml:space="preserve">$[X]K</w:t>
+            </w:r>
+          </w:p>
+        </w:tc>
+        <w:tc>
+          <w:tcPr/>
+          <w:p>
+            <w:pPr>
+              <w:pStyle w:val="Compact"/>
+            </w:pPr>
+            <w:r>
+              <w:t xml:space="preserve">$[X]K</w:t>
+            </w:r>
+          </w:p>
+        </w:tc>
+        <w:tc>
+          <w:tcPr/>
+          <w:p>
+            <w:pPr>
+              <w:pStyle w:val="Compact"/>
+            </w:pPr>
+            <w:r>
+              <w:t xml:space="preserve">$[X]K</w:t>
+            </w:r>
+          </w:p>
+        </w:tc>
+      </w:tr>
+      <w:tr>
+        <w:tc>
+          <w:tcPr/>
+          <w:p>
+            <w:pPr>
+              <w:pStyle w:val="Compact"/>
+            </w:pPr>
+            <w:r>
+              <w:t xml:space="preserve">Contingency Reserve (15%)</w:t>
+            </w:r>
+          </w:p>
+        </w:tc>
+        <w:tc>
+          <w:tcPr/>
+          <w:p>
+            <w:pPr>
+              <w:pStyle w:val="Compact"/>
+            </w:pPr>
+            <w:r>
+              <w:t xml:space="preserve">$[X]K</w:t>
+            </w:r>
+          </w:p>
+        </w:tc>
+        <w:tc>
+          <w:tcPr/>
+          <w:p>
+            <w:pPr>
+              <w:pStyle w:val="Compact"/>
+            </w:pPr>
+            <w:r>
+              <w:t xml:space="preserve">$[X]K</w:t>
+            </w:r>
+          </w:p>
+        </w:tc>
+        <w:tc>
+          <w:tcPr/>
+          <w:p>
+            <w:pPr>
+              <w:pStyle w:val="Compact"/>
+            </w:pPr>
+            <w:r>
+              <w:t xml:space="preserve">$[X]K</w:t>
+            </w:r>
+          </w:p>
+        </w:tc>
+      </w:tr>
+      <w:tr>
+        <w:tc>
+          <w:tcPr/>
+          <w:p>
+            <w:pPr>
+              <w:pStyle w:val="Compact"/>
+            </w:pPr>
+            <w:r>
+              <w:rPr>
+                <w:b/>
+                <w:bCs/>
+              </w:rPr>
+              <w:t xml:space="preserve">Total Monthly Burn</w:t>
+            </w:r>
+          </w:p>
+        </w:tc>
+        <w:tc>
+          <w:tcPr/>
+          <w:p>
+            <w:pPr>
+              <w:pStyle w:val="Compact"/>
+            </w:pPr>
+            <w:r>
+              <w:rPr>
+                <w:b/>
+                <w:bCs/>
+              </w:rPr>
+              <w:t xml:space="preserve">$[X]K</w:t>
+            </w:r>
+          </w:p>
+        </w:tc>
+        <w:tc>
+          <w:tcPr/>
+          <w:p>
+            <w:pPr>
+              <w:pStyle w:val="Compact"/>
+            </w:pPr>
+            <w:r>
+              <w:rPr>
+                <w:b/>
+                <w:bCs/>
+              </w:rPr>
+              <w:t xml:space="preserve">$[X]K</w:t>
+            </w:r>
+          </w:p>
+        </w:tc>
+        <w:tc>
+          <w:tcPr/>
+          <w:p>
+            <w:pPr>
+              <w:pStyle w:val="Compact"/>
+            </w:pPr>
+            <w:r>
+              <w:rPr>
+                <w:b/>
+                <w:bCs/>
+              </w:rPr>
+              <w:t xml:space="preserve">$[X]M</w:t>
+            </w:r>
+          </w:p>
+        </w:tc>
+      </w:tr>
+      <w:tr>
+        <w:tc>
+          <w:tcPr/>
+          <w:p>
+            <w:pPr>
+              <w:pStyle w:val="Compact"/>
+            </w:pPr>
+            <w:r>
+              <w:rPr>
+                <w:b/>
+                <w:bCs/>
+              </w:rPr>
+              <w:t xml:space="preserve">Minimum Raise to Cover Burn + Growth</w:t>
+            </w:r>
+          </w:p>
+        </w:tc>
+        <w:tc>
+          <w:tcPr/>
+          <w:p>
+            <w:pPr>
+              <w:pStyle w:val="Compact"/>
+            </w:pPr>
+            <w:r>
+              <w:t xml:space="preserve">—</w:t>
+            </w:r>
+          </w:p>
+        </w:tc>
+        <w:tc>
+          <w:tcPr/>
+          <w:p>
+            <w:pPr>
+              <w:pStyle w:val="Compact"/>
+            </w:pPr>
+            <w:r>
+              <w:t xml:space="preserve">—</w:t>
+            </w:r>
+          </w:p>
+        </w:tc>
+        <w:tc>
+          <w:tcPr/>
+          <w:p>
+            <w:pPr>
+              <w:pStyle w:val="Compact"/>
+            </w:pPr>
+            <w:r>
+              <w:rPr>
+                <w:b/>
+                <w:bCs/>
+              </w:rPr>
+              <w:t xml:space="preserve">$[X]M</w:t>
+            </w:r>
+          </w:p>
+        </w:tc>
+      </w:tr>
+    </w:tbl>
+    <w:p>
+      <w:pPr>
+        <w:pStyle w:val="BodyText"/>
+      </w:pPr>
+      <w:r>
+        <w:rPr>
+          <w:i/>
+          <w:iCs/>
+        </w:rPr>
+        <w:t xml:space="preserve">Complete this table using the internal roadmap budget before any investor conversation. Add platform user acquisition reserve (months 1-6 before media revenue commences) to arrive at total raise amount.</w:t>
+      </w:r>
+    </w:p>
+    <w:p>
+      <w:r>
+        <w:pict>
+          <v:rect style="width:0;height:1.5pt" o:hralign="center" o:hrstd="t" o:hr="t"/>
+        </w:pict>
+      </w:r>
+    </w:p>
+    <w:bookmarkEnd w:id="118"/>
+    <w:bookmarkStart w:id="119" w:name="X08a13b1980a2319e8702d2901d32d74f38e2cec"/>
+    <w:p>
+      <w:pPr>
+        <w:pStyle w:val="Heading2"/>
+      </w:pPr>
+      <w:r>
+        <w:t xml:space="preserve">[NEW] Suggestion 9.10 Applied: Case Study Verification and Due Diligence Protocol</w:t>
+      </w:r>
+    </w:p>
+    <w:p>
+      <w:pPr>
+        <w:pStyle w:val="FirstParagraph"/>
+      </w:pPr>
+      <w:r>
+        <w:rPr>
+          <w:b/>
+          <w:bCs/>
+        </w:rPr>
+        <w:t xml:space="preserve">Slide 12 — User Case Study Standards: From Marketing Claims to Diligence-Grade Testimonials</w:t>
+      </w:r>
+    </w:p>
+    <w:p>
+      <w:pPr>
+        <w:pStyle w:val="BodyText"/>
+      </w:pPr>
+      <w:r>
+        <w:t xml:space="preserve">The three user stories (Jasmine R., Apex Activewear, Momentum Talent Group) are among the most powerful slides in the entire pitch. The 22,700% ROI figure will stop every investor cold. What follows that moment must be:</w:t>
+      </w:r>
+      <w:r>
+        <w:t xml:space="preserve"> </w:t>
+      </w:r>
+      <w:r>
+        <w:t xml:space="preserve">“Yes — here is the verified methodology, and yes, you can speak with her.”</w:t>
+      </w:r>
+    </w:p>
+    <w:p>
+      <w:pPr>
+        <w:pStyle w:val="BodyText"/>
+      </w:pPr>
+      <w:r>
+        <w:rPr>
+          <w:b/>
+          <w:bCs/>
+        </w:rPr>
+        <w:t xml:space="preserve">Verification Checklist — Required Before Any Investor Presentation:</w:t>
+      </w:r>
+    </w:p>
+    <w:tbl>
+      <w:tblPr>
+        <w:tblStyle w:val="Table"/>
+        <w:tblW w:type="pct" w:w="5000"/>
+        <w:tblLayout w:type="fixed"/>
+        <w:tblLook w:firstRow="1" w:lastRow="0" w:firstColumn="0" w:lastColumn="0" w:noHBand="0" w:noVBand="0" w:val="0020"/>
+      </w:tblPr>
+      <w:tblGrid>
+        <w:gridCol w:w="2640"/>
+        <w:gridCol w:w="2640"/>
+        <w:gridCol w:w="2640"/>
+      </w:tblGrid>
+      <w:tr>
+        <w:trPr>
+          <w:tblHeader w:val="on"/>
+        </w:trPr>
+        <w:tc>
+          <w:tcPr/>
+          <w:p>
+            <w:pPr>
+              <w:pStyle w:val="Compact"/>
+            </w:pPr>
+            <w:r>
+              <w:t xml:space="preserve">Case Study</w:t>
+            </w:r>
+          </w:p>
+        </w:tc>
+        <w:tc>
+          <w:tcPr/>
+          <w:p>
+            <w:pPr>
+              <w:pStyle w:val="Compact"/>
+            </w:pPr>
+            <w:r>
+              <w:t xml:space="preserve">Required Verification Action</w:t>
+            </w:r>
+          </w:p>
+        </w:tc>
+        <w:tc>
+          <w:tcPr/>
+          <w:p>
+            <w:pPr>
+              <w:pStyle w:val="Compact"/>
+            </w:pPr>
+            <w:r>
+              <w:t xml:space="preserve">Completion Status</w:t>
+            </w:r>
+          </w:p>
+        </w:tc>
+      </w:tr>
+      <w:tr>
+        <w:tc>
+          <w:tcPr/>
+          <w:p>
+            <w:pPr>
+              <w:pStyle w:val="Compact"/>
+            </w:pPr>
+            <w:r>
+              <w:t xml:space="preserve">Jasmine R. — 22,700% ROI</w:t>
+            </w:r>
+          </w:p>
+        </w:tc>
+        <w:tc>
+          <w:tcPr/>
+          <w:p>
+            <w:pPr>
+              <w:pStyle w:val="Compact"/>
+            </w:pPr>
+            <w:r>
+              <w:t xml:space="preserve">(1) Verify all deal figures against platform transaction log; (2) Document ROI methodology: subscription cost paid vs. verified deal value of platform-facilitated deals; (3) Obtain written permission to use name, handle, and quote in pitch materials; (4) Confirm willingness to take investor due diligence call; (5) Add</w:t>
+            </w:r>
+            <w:r>
+              <w:t xml:space="preserve"> </w:t>
+            </w:r>
+            <w:r>
+              <w:t xml:space="preserve">“Reference available upon investor request”</w:t>
+            </w:r>
+            <w:r>
+              <w:t xml:space="preserve"> </w:t>
+            </w:r>
+            <w:r>
+              <w:t xml:space="preserve">notation</w:t>
+            </w:r>
+          </w:p>
+        </w:tc>
+        <w:tc>
+          <w:tcPr/>
+          <w:p>
+            <w:pPr>
+              <w:pStyle w:val="Compact"/>
+            </w:pPr>
+            <w:r>
+              <w:t xml:space="preserve">[ ] Not Yet Complete</w:t>
+            </w:r>
+          </w:p>
+        </w:tc>
+      </w:tr>
+      <w:tr>
+        <w:tc>
+          <w:tcPr/>
+          <w:p>
+            <w:pPr>
+              <w:pStyle w:val="Compact"/>
+            </w:pPr>
+            <w:r>
+              <w:t xml:space="preserve">Apex Activewear</w:t>
+            </w:r>
+          </w:p>
+        </w:tc>
+        <w:tc>
+          <w:tcPr/>
+          <w:p>
+            <w:pPr>
+              <w:pStyle w:val="Compact"/>
+            </w:pPr>
+            <w:r>
+              <w:t xml:space="preserve">(1) Verify deal volume and timeline against platform records; (2) Clarify if figures represent single brand or aggregate average across a brand category; (3) Obtain written authorization for use in pitch materials; (4) Add</w:t>
+            </w:r>
+            <w:r>
+              <w:t xml:space="preserve"> </w:t>
+            </w:r>
+            <w:r>
+              <w:t xml:space="preserve">“Reference available upon investor request”</w:t>
+            </w:r>
+            <w:r>
+              <w:t xml:space="preserve"> </w:t>
+            </w:r>
+            <w:r>
+              <w:t xml:space="preserve">notation</w:t>
+            </w:r>
+          </w:p>
+        </w:tc>
+        <w:tc>
+          <w:tcPr/>
+          <w:p>
+            <w:pPr>
+              <w:pStyle w:val="Compact"/>
+            </w:pPr>
+            <w:r>
+              <w:t xml:space="preserve">[ ] Not Yet Complete</w:t>
+            </w:r>
+          </w:p>
+        </w:tc>
+      </w:tr>
+      <w:tr>
+        <w:tc>
+          <w:tcPr/>
+          <w:p>
+            <w:pPr>
+              <w:pStyle w:val="Compact"/>
+            </w:pPr>
+            <w:r>
+              <w:t xml:space="preserve">Momentum Talent Group</w:t>
+            </w:r>
+          </w:p>
+        </w:tc>
+        <w:tc>
+          <w:tcPr/>
+          <w:p>
+            <w:pPr>
+              <w:pStyle w:val="Compact"/>
+            </w:pPr>
+            <w:r>
+              <w:t xml:space="preserve">(1) Verify agency volume metrics against platform transaction data; (2) Confirm attribution methodology — platform-facilitated vs. platform-discovered; (3) Obtain written permission; (4) Confirm reference availability for due diligence</w:t>
+            </w:r>
+          </w:p>
+        </w:tc>
+        <w:tc>
+          <w:tcPr/>
+          <w:p>
+            <w:pPr>
+              <w:pStyle w:val="Compact"/>
+            </w:pPr>
+            <w:r>
+              <w:t xml:space="preserve">[ ] Not Yet Complete</w:t>
+            </w:r>
+          </w:p>
+        </w:tc>
+      </w:tr>
+    </w:tbl>
+    <w:p>
+      <w:pPr>
+        <w:pStyle w:val="BodyText"/>
+      </w:pPr>
+      <w:r>
+        <w:rPr>
+          <w:b/>
+          <w:bCs/>
+        </w:rPr>
+        <w:t xml:space="preserve">ROI Methodology Documentation — Jasmine R. Calculation:</w:t>
+      </w:r>
+    </w:p>
+    <w:p>
+      <w:pPr>
+        <w:pStyle w:val="BodyText"/>
+      </w:pPr>
+      <w:r>
+        <w:t xml:space="preserve">The 22,700% ROI figure requires a clearly documented calculation that withstands investor due diligence:</w:t>
+      </w:r>
+    </w:p>
+    <w:tbl>
+      <w:tblPr>
+        <w:tblStyle w:val="Table"/>
+        <w:tblW w:type="pct" w:w="5000"/>
+        <w:tblLayout w:type="fixed"/>
+        <w:tblLook w:firstRow="1" w:lastRow="0" w:firstColumn="0" w:lastColumn="0" w:noHBand="0" w:noVBand="0" w:val="0020"/>
+      </w:tblPr>
+      <w:tblGrid>
+        <w:gridCol w:w="2640"/>
+        <w:gridCol w:w="2640"/>
+        <w:gridCol w:w="2640"/>
+      </w:tblGrid>
+      <w:tr>
+        <w:trPr>
+          <w:tblHeader w:val="on"/>
+        </w:trPr>
+        <w:tc>
+          <w:tcPr/>
+          <w:p>
+            <w:pPr>
+              <w:pStyle w:val="Compact"/>
+            </w:pPr>
+            <w:r>
+              <w:t xml:space="preserve">Component</w:t>
+            </w:r>
+          </w:p>
+        </w:tc>
+        <w:tc>
+          <w:tcPr/>
+          <w:p>
+            <w:pPr>
+              <w:pStyle w:val="Compact"/>
+            </w:pPr>
+            <w:r>
+              <w:t xml:space="preserve">Definition</w:t>
+            </w:r>
+          </w:p>
+        </w:tc>
+        <w:tc>
+          <w:tcPr/>
+          <w:p>
+            <w:pPr>
+              <w:pStyle w:val="Compact"/>
+            </w:pPr>
+            <w:r>
+              <w:t xml:space="preserve">Source</w:t>
+            </w:r>
+          </w:p>
+        </w:tc>
+      </w:tr>
+      <w:tr>
+        <w:tc>
+          <w:tcPr/>
+          <w:p>
+            <w:pPr>
+              <w:pStyle w:val="Compact"/>
+            </w:pPr>
+            <w:r>
+              <w:t xml:space="preserve">Input (Cost)</w:t>
+            </w:r>
+          </w:p>
+        </w:tc>
+        <w:tc>
+          <w:tcPr/>
+          <w:p>
+            <w:pPr>
+              <w:pStyle w:val="Compact"/>
+            </w:pPr>
+            <w:r>
+              <w:t xml:space="preserve">Total platform subscription fees paid by Jasmine over the measurement period</w:t>
+            </w:r>
+          </w:p>
+        </w:tc>
+        <w:tc>
+          <w:tcPr/>
+          <w:p>
+            <w:pPr>
+              <w:pStyle w:val="Compact"/>
+            </w:pPr>
+            <w:r>
+              <w:t xml:space="preserve">Platform billing records</w:t>
+            </w:r>
+          </w:p>
+        </w:tc>
+      </w:tr>
+      <w:tr>
+        <w:tc>
+          <w:tcPr/>
+          <w:p>
+            <w:pPr>
+              <w:pStyle w:val="Compact"/>
+            </w:pPr>
+            <w:r>
+              <w:t xml:space="preserve">Output (Return)</w:t>
+            </w:r>
+          </w:p>
+        </w:tc>
+        <w:tc>
+          <w:tcPr/>
+          <w:p>
+            <w:pPr>
+              <w:pStyle w:val="Compact"/>
+            </w:pPr>
+            <w:r>
+              <w:t xml:space="preserve">Verified deal value of brand partnerships closed through DealStage’s platform</w:t>
+            </w:r>
+          </w:p>
+        </w:tc>
+        <w:tc>
+          <w:tcPr/>
+          <w:p>
+            <w:pPr>
+              <w:pStyle w:val="Compact"/>
+            </w:pPr>
+            <w:r>
+              <w:t xml:space="preserve">Platform transaction log</w:t>
+            </w:r>
+          </w:p>
+        </w:tc>
+      </w:tr>
+      <w:tr>
+        <w:tc>
+          <w:tcPr/>
+          <w:p>
+            <w:pPr>
+              <w:pStyle w:val="Compact"/>
+            </w:pPr>
+            <w:r>
+              <w:t xml:space="preserve">Attribution Standard</w:t>
+            </w:r>
+          </w:p>
+        </w:tc>
+        <w:tc>
+          <w:tcPr/>
+          <w:p>
+            <w:pPr>
+              <w:pStyle w:val="Compact"/>
+            </w:pPr>
+            <w:r>
+              <w:t xml:space="preserve">Deals where the brand match was initiated through the AI matching engine</w:t>
+            </w:r>
+          </w:p>
+        </w:tc>
+        <w:tc>
+          <w:tcPr/>
+          <w:p>
+            <w:pPr>
+              <w:pStyle w:val="Compact"/>
+            </w:pPr>
+            <w:r>
+              <w:t xml:space="preserve">Platform event data</w:t>
+            </w:r>
+          </w:p>
+        </w:tc>
+      </w:tr>
+      <w:tr>
+        <w:tc>
+          <w:tcPr/>
+          <w:p>
+            <w:pPr>
+              <w:pStyle w:val="Compact"/>
+            </w:pPr>
+            <w:r>
+              <w:t xml:space="preserve">Measurement Period</w:t>
+            </w:r>
+          </w:p>
+        </w:tc>
+        <w:tc>
+          <w:tcPr/>
+          <w:p>
+            <w:pPr>
+              <w:pStyle w:val="Compact"/>
+            </w:pPr>
+            <w:r>
+              <w:t xml:space="preserve">Clearly defined: [6-month / 12-month / cumulative since signup — specify]</w:t>
+            </w:r>
+          </w:p>
+        </w:tc>
+        <w:tc>
+          <w:tcPr/>
+          <w:p>
+            <w:pPr>
+              <w:pStyle w:val="Compact"/>
+            </w:pPr>
+            <w:r>
+              <w:t xml:space="preserve">Platform user record</w:t>
+            </w:r>
+          </w:p>
+        </w:tc>
+      </w:tr>
+      <w:tr>
+        <w:tc>
+          <w:tcPr/>
+          <w:p>
+            <w:pPr>
+              <w:pStyle w:val="Compact"/>
+            </w:pPr>
+            <w:r>
+              <w:t xml:space="preserve">Verification Document</w:t>
+            </w:r>
+          </w:p>
+        </w:tc>
+        <w:tc>
+          <w:tcPr/>
+          <w:p>
+            <w:pPr>
+              <w:pStyle w:val="Compact"/>
+            </w:pPr>
+            <w:r>
+              <w:t xml:space="preserve">Internal verification memo available in data room</w:t>
+            </w:r>
+          </w:p>
+        </w:tc>
+        <w:tc>
+          <w:tcPr/>
+          <w:p>
+            <w:pPr>
+              <w:pStyle w:val="Compact"/>
+            </w:pPr>
+            <w:r>
+              <w:t xml:space="preserve">Create before first investor meeting</w:t>
+            </w:r>
+          </w:p>
+        </w:tc>
+      </w:tr>
+    </w:tbl>
+    <w:p>
+      <w:pPr>
+        <w:pStyle w:val="BodyText"/>
+      </w:pPr>
+      <w:r>
+        <w:rPr>
+          <w:b/>
+          <w:bCs/>
+        </w:rPr>
+        <w:t xml:space="preserve">If Any Case Study is Based on Averages Rather Than a Single User:</w:t>
+      </w:r>
+      <w:r>
+        <w:t xml:space="preserve"> </w:t>
+      </w:r>
+      <w:r>
+        <w:t xml:space="preserve">Add notation:</w:t>
+      </w:r>
+      <w:r>
+        <w:t xml:space="preserve"> </w:t>
+      </w:r>
+      <w:r>
+        <w:t xml:space="preserve">“Average across [N] platform users in [category]. Underlying aggregate data available in data room.”</w:t>
+      </w:r>
+      <w:r>
+        <w:t xml:space="preserve"> </w:t>
+      </w:r>
+      <w:r>
+        <w:t xml:space="preserve">Methodology transparency builds more credibility than the headline ROI figure alone.</w:t>
+      </w:r>
+    </w:p>
+    <w:p>
+      <w:pPr>
+        <w:pStyle w:val="BodyText"/>
+      </w:pPr>
+      <w:r>
+        <w:rPr>
+          <w:b/>
+          <w:bCs/>
+        </w:rPr>
+        <w:t xml:space="preserve">Reference Protocol:</w:t>
+      </w:r>
+      <w:r>
+        <w:t xml:space="preserve"> </w:t>
+      </w:r>
+      <w:r>
+        <w:t xml:space="preserve">Each case study slide should include:</w:t>
+      </w:r>
+      <w:r>
+        <w:t xml:space="preserve"> </w:t>
+      </w:r>
+      <w:r>
+        <w:t xml:space="preserve">“Customer reference available upon request during due diligence.”</w:t>
+      </w:r>
+      <w:r>
+        <w:t xml:space="preserve"> </w:t>
+      </w:r>
+      <w:r>
+        <w:t xml:space="preserve">The investor’s ability to speak directly with Jasmine R. during diligence converts the case study from a marketing claim into a diligence-grade testimonial — the single most powerful proof-of-product-market-fit signal available to an early-stage company.</w:t>
+      </w:r>
+    </w:p>
+    <w:p>
+      <w:pPr>
+        <w:pStyle w:val="BodyText"/>
+      </w:pPr>
+      <w:r>
+        <w:rPr>
+          <w:b/>
+          <w:bCs/>
+        </w:rPr>
+        <w:t xml:space="preserve">Critical Warning:</w:t>
+      </w:r>
+      <w:r>
+        <w:t xml:space="preserve"> </w:t>
+      </w:r>
+      <w:r>
+        <w:t xml:space="preserve">If any case study number is a projection or hypothetical composite rather than a specific customer’s verified outcome, it must not be presented as a named individual’s result. Verify attribution before any investor sees this slide. The credibility destruction of a challenged case study is worse than not having the slide at all.</w:t>
+      </w:r>
+    </w:p>
+    <w:p>
+      <w:r>
+        <w:pict>
+          <v:rect style="width:0;height:1.5pt" o:hralign="center" o:hrstd="t" o:hr="t"/>
+        </w:pict>
+      </w:r>
+    </w:p>
+    <w:p>
+      <w:pPr>
+        <w:pStyle w:val="FirstParagraph"/>
+      </w:pPr>
+      <w:r>
+        <w:rPr>
+          <w:i/>
+          <w:iCs/>
+        </w:rPr>
+        <w:t xml:space="preserve">[NEW] sections applied: March 20, 2026</w:t>
+      </w:r>
+      <w:r>
+        <w:t xml:space="preserve"> </w:t>
+      </w:r>
+      <w:r>
+        <w:rPr>
+          <w:i/>
+          <w:iCs/>
+        </w:rPr>
+        <w:t xml:space="preserve">Source: STRATEGIC_SUGGESTIONS_DOCS_9_12.md — All 10 suggestions for Document 9 incorporated</w:t>
+      </w:r>
+      <w:r>
+        <w:t xml:space="preserve"> </w:t>
+      </w:r>
+      <w:r>
+        <w:rPr>
+          <w:i/>
+          <w:iCs/>
+        </w:rPr>
+        <w:t xml:space="preserve">Existing content: Unchanged and preserved in full</w:t>
+      </w:r>
+      <w:r>
+        <w:t xml:space="preserve"> </w:t>
+      </w:r>
+      <w:r>
+        <w:rPr>
+          <w:i/>
+          <w:iCs/>
+        </w:rPr>
+        <w:t xml:space="preserve">Next action: Complete all 18 placeholder fields (Suggestion 9.1) and verify all three case studies (Suggestion 9.10) before first investor distribution</w:t>
+      </w:r>
+    </w:p>
+    <w:bookmarkEnd w:id="119"/>
+    <w:bookmarkEnd w:id="120"/>
     <w:sectPr>
       <w:footnotePr>
         <w:numRestart w:val="eachSect"/>
@@ -32817,6 +40229,12 @@
     <w:abstractNumId w:val="991"/>
   </w:num>
   <w:num w:numId="1053">
+    <w:abstractNumId w:val="991"/>
+  </w:num>
+  <w:num w:numId="1054">
+    <w:abstractNumId w:val="991"/>
+  </w:num>
+  <w:num w:numId="1055">
     <w:abstractNumId w:val="991"/>
   </w:num>
 </w:numbering>
